--- a/대본/1부/12화_The_Pitch_Deck.docx
+++ b/대본/1부/12화_The_Pitch_Deck.docx
@@ -2,7 +2,7 @@
 <file path=word/document.xml><?xml version="1.0" encoding="utf-8"?>
 <w:document xmlns:w="http://schemas.openxmlformats.org/wordprocessingml/2006/main" xmlns:m="http://schemas.openxmlformats.org/officeDocument/2006/math" xmlns:r="http://schemas.openxmlformats.org/officeDocument/2006/relationships" xmlns:o="urn:schemas-microsoft-com:office:office" xmlns:v="urn:schemas-microsoft-com:vml" xmlns:w10="urn:schemas-microsoft-com:office:word" xmlns:a="http://schemas.openxmlformats.org/drawingml/2006/main" xmlns:pic="http://schemas.openxmlformats.org/drawingml/2006/picture" xmlns:wp="http://schemas.openxmlformats.org/drawingml/2006/wordprocessingDrawing">
   <w:body>
-    <w:bookmarkStart w:id="31" w:name="ship-it-1부-12화"/>
+    <w:bookmarkStart w:id="32" w:name="ship-it-1부-12화"/>
     <w:p>
       <w:pPr>
         <w:pStyle w:val="Heading1"/>
@@ -65,7 +65,7 @@
         <w:t xml:space="preserve"> </w:t>
       </w:r>
       <w:r>
-        <w:t xml:space="preserve">- 규칙: 지문 없음. 전 화 100% 「화자명: 대사」. 1턴 15단어 이내.</w:t>
+        <w:t xml:space="preserve">- 규칙: 지문 없음. 전 화 100% 「화자명: 대사」. 1턴 15단어 이내 + 긴 턴 10~15회(25~35단어).</w:t>
       </w:r>
       <w:r>
         <w:t xml:space="preserve"> </w:t>
@@ -344,13 +344,13 @@
         </w:numPr>
       </w:pPr>
       <w:r>
-        <w:t xml:space="preserve">LILY: First question. Why is the company called Veyra? Nobody told me.</w:t>
-      </w:r>
-      <w:r>
-        <w:t xml:space="preserve"> </w:t>
-      </w:r>
-      <w:r>
-        <w:t xml:space="preserve">릴리: 첫 질문. 회사 이름이 왜 Veyra야? 아무도 말 안 해 줬어.</w:t>
+        <w:t xml:space="preserve">LILY: First question, before I design anything. Why is the company called Veyra? Nobody told me, and I can’t draw a good logo for a name if I don’t know the story behind it.</w:t>
+      </w:r>
+      <w:r>
+        <w:t xml:space="preserve"> </w:t>
+      </w:r>
+      <w:r>
+        <w:t xml:space="preserve">릴리: 첫 질문, 디자인 시작하기 전에. 회사 이름이 왜 Veyra야? 아무도 말 안 해 줬어. 이름에 담긴 이야기를 모르면 좋은 로고를 그릴 수가 없거든.</w:t>
       </w:r>
     </w:p>
     <w:p>
@@ -770,13 +770,13 @@
         </w:numPr>
       </w:pPr>
       <w:r>
-        <w:t xml:space="preserve">NOAH: How we make money. Who pays, how much, how often.</w:t>
-      </w:r>
-      <w:r>
-        <w:t xml:space="preserve"> </w:t>
-      </w:r>
-      <w:r>
-        <w:t xml:space="preserve">노아: 돈을 어떻게 버는지. 누가, 얼마를, 얼마나 자주 내는지.</w:t>
+        <w:t xml:space="preserve">NOAH: How we make money. Who pays, how much, and how often. For us, clinics would buy the filler, and if they like it, they keep ordering it again and again.</w:t>
+      </w:r>
+      <w:r>
+        <w:t xml:space="preserve"> </w:t>
+      </w:r>
+      <w:r>
+        <w:t xml:space="preserve">노아: 돈을 어떻게 버는지. 누가, 얼마를, 얼마나 자주 내는지. 우리 경우엔 클리닉이 필러를 사고, 마음에 들면 계속해서 다시 주문하는 거지.</w:t>
       </w:r>
     </w:p>
     <w:p>
@@ -838,13 +838,13 @@
         </w:numPr>
       </w:pPr>
       <w:r>
-        <w:t xml:space="preserve">PRIYA: Our traction is twelve interviews and one autoclave test. Still running.</w:t>
-      </w:r>
-      <w:r>
-        <w:t xml:space="preserve"> </w:t>
-      </w:r>
-      <w:r>
-        <w:t xml:space="preserve">프리야: 우리 성과는 인터뷰 열두 건이랑 고압 멸균 시험 하나. 아직 진행 중이고.</w:t>
+        <w:t xml:space="preserve">PRIYA: To be honest, our traction is small. Twelve interviews and one autoclave test, which is still running. That’s not much, so we need to present it clearly and not pretend it’s more.</w:t>
+      </w:r>
+      <w:r>
+        <w:t xml:space="preserve"> </w:t>
+      </w:r>
+      <w:r>
+        <w:t xml:space="preserve">프리야: 솔직히 말하면 우리 성과는 작아. 인터뷰 열두 건이랑 아직 진행 중인 고압 멸균 시험 하나. 많지 않으니까, 부풀리지 말고 명확하게 보여 줘야 해.</w:t>
       </w:r>
     </w:p>
     <w:p>
@@ -923,13 +923,13 @@
         </w:numPr>
       </w:pPr>
       <w:r>
-        <w:t xml:space="preserve">NOAH: The ask. One point five million dollars. And what it gets us.</w:t>
-      </w:r>
-      <w:r>
-        <w:t xml:space="preserve"> </w:t>
-      </w:r>
-      <w:r>
-        <w:t xml:space="preserve">노아: 요청 금액. 150만 달러. 그리고 그걸로 뭘 이룰지.</w:t>
+        <w:t xml:space="preserve">NOAH: The ask. One point five million dollars, and what it gets us. Investors don’t just want a number, they want to know exactly what their money will help us prove.</w:t>
+      </w:r>
+      <w:r>
+        <w:t xml:space="preserve"> </w:t>
+      </w:r>
+      <w:r>
+        <w:t xml:space="preserve">노아: 요청 금액. 150만 달러, 그리고 그걸로 뭘 이룰지. 투자자들은 숫자만 원하는 게 아니라, 자기 돈으로 우리가 정확히 뭘 증명할지 알고 싶어 해.</w:t>
       </w:r>
     </w:p>
     <w:p>
@@ -1277,13 +1277,13 @@
         </w:numPr>
       </w:pPr>
       <w:r>
-        <w:t xml:space="preserve">PRIYA: If everything is important, nothing is.</w:t>
-      </w:r>
-      <w:r>
-        <w:t xml:space="preserve"> </w:t>
-      </w:r>
-      <w:r>
-        <w:t xml:space="preserve">프리야: 전부 중요하면 아무것도 중요하지 않아.</w:t>
+        <w:t xml:space="preserve">PRIYA: If everything is important, nothing is. An investor will look at this slide for a few seconds, so it has to say one clear thing. Right now it says six things at once.</w:t>
+      </w:r>
+      <w:r>
+        <w:t xml:space="preserve"> </w:t>
+      </w:r>
+      <w:r>
+        <w:t xml:space="preserve">프리야: 전부 중요하면 아무것도 중요하지 않아. 투자자는 이 슬라이드를 몇 초밖에 안 볼 거야. 그러니까 분명한 메시지 하나를 말해야 해. 지금은 여섯 가지를 한꺼번에 말하고 있어.</w:t>
       </w:r>
     </w:p>
     <w:p>
@@ -1403,13 +1403,13 @@
         </w:numPr>
       </w:pPr>
       <w:r>
-        <w:t xml:space="preserve">PRIYA: Without her name. We promised anonymity.</w:t>
-      </w:r>
-      <w:r>
-        <w:t xml:space="preserve"> </w:t>
-      </w:r>
-      <w:r>
-        <w:t xml:space="preserve">프리야: 이름은 빼고. 익명으로 하기로 약속했잖아.</w:t>
+        <w:t xml:space="preserve">PRIYA: Without her name, though. We promised every person we interviewed that we’d keep them anonymous, and if we break that promise on slide two, nobody in this industry will talk to us again.</w:t>
+      </w:r>
+      <w:r>
+        <w:t xml:space="preserve"> </w:t>
+      </w:r>
+      <w:r>
+        <w:t xml:space="preserve">프리야: 이름은 빼고. 인터뷰한 모든 사람한테 익명으로 하겠다고 약속했잖아. 2번 슬라이드에서 그 약속을 깨면, 이 업계에서 아무도 우리랑 다시는 얘기 안 할 거야.</w:t>
       </w:r>
     </w:p>
     <w:p>
@@ -1664,13 +1664,13 @@
         </w:numPr>
       </w:pPr>
       <w:r>
-        <w:t xml:space="preserve">NOAH: I’ll get the exact number from public reports. Not from Halvern files.</w:t>
-      </w:r>
-      <w:r>
-        <w:t xml:space="preserve"> </w:t>
-      </w:r>
-      <w:r>
-        <w:t xml:space="preserve">노아: 정확한 숫자는 공개 보고서에서 찾을게. 할번 파일 말고.</w:t>
+        <w:t xml:space="preserve">NOAH: I’ll get the exact number from public reports, not from Halvern files. Using anything from my old job would be a huge mistake, and it would hurt us more than a vague number.</w:t>
+      </w:r>
+      <w:r>
+        <w:t xml:space="preserve"> </w:t>
+      </w:r>
+      <w:r>
+        <w:t xml:space="preserve">노아: 정확한 숫자는 공개 보고서에서 찾을게. 할번 파일 말고. 예전 직장 자료를 조금이라도 쓰면 큰 실수고, 애매한 숫자보다 우리한테 훨씬 더 큰 타격이 될 거야.</w:t>
       </w:r>
     </w:p>
     <w:p>
@@ -1802,13 +1802,13 @@
         </w:numPr>
       </w:pPr>
       <w:r>
-        <w:t xml:space="preserve">NOAH: Then our edge is speed, focus, and better formulas.</w:t>
-      </w:r>
-      <w:r>
-        <w:t xml:space="preserve"> </w:t>
-      </w:r>
-      <w:r>
-        <w:t xml:space="preserve">노아: 그럼 우리 강점은 속도, 집중, 더 나은 배합이지.</w:t>
+        <w:t xml:space="preserve">NOAH: Then our edge is speed, focus, and better formulas. The big players have many products to worry about. We have only one, so every hour we work goes into making it reversible and safe.</w:t>
+      </w:r>
+      <w:r>
+        <w:t xml:space="preserve"> </w:t>
+      </w:r>
+      <w:r>
+        <w:t xml:space="preserve">노아: 그럼 우리 강점은 속도, 집중, 더 나은 배합이지. 대형 업체들은 신경 쓸 제품이 많아. 우린 하나뿐이니까, 일하는 시간 전부를 그걸 되돌릴 수 있고 안전하게 만드는 데 쏟을 수 있어.</w:t>
       </w:r>
     </w:p>
     <w:p>
@@ -1948,13 +1948,13 @@
         </w:numPr>
       </w:pPr>
       <w:r>
-        <w:t xml:space="preserve">NOAH: Investors remember stories. A real face makes it real.</w:t>
-      </w:r>
-      <w:r>
-        <w:t xml:space="preserve"> </w:t>
-      </w:r>
-      <w:r>
-        <w:t xml:space="preserve">노아: 투자자들은 이야기를 기억해. 진짜 얼굴이 있으면 진짜가 되지.</w:t>
+        <w:t xml:space="preserve">NOAH: Investors remember stories, Lil. They see hundreds of decks with charts and numbers, and they forget most of them. But a real face, a real night in the ER, makes the problem real.</w:t>
+      </w:r>
+      <w:r>
+        <w:t xml:space="preserve"> </w:t>
+      </w:r>
+      <w:r>
+        <w:t xml:space="preserve">노아: 투자자들은 이야기를 기억해, 릴. 차트랑 숫자로 가득한 덱을 수백 개씩 보고, 대부분은 잊어버려. 하지만 진짜 얼굴, 응급실에서의 진짜 하룻밤이 있으면 문제가 진짜가 되지.</w:t>
       </w:r>
     </w:p>
     <w:p>
@@ -2067,13 +2067,13 @@
         </w:numPr>
       </w:pPr>
       <w:r>
-        <w:t xml:space="preserve">LILY: I still look in the mirror every morning. I still see the mark.</w:t>
-      </w:r>
-      <w:r>
-        <w:t xml:space="preserve"> </w:t>
-      </w:r>
-      <w:r>
-        <w:t xml:space="preserve">릴리: 난 아직도 매일 아침 거울을 봐. 아직도 그 자국이 보여.</w:t>
+        <w:t xml:space="preserve">LILY: I still look in the mirror every morning, Noah. I still see the mark, even when nobody else can. So putting that night on a slide isn’t a story to me. It’s my face.</w:t>
+      </w:r>
+      <w:r>
+        <w:t xml:space="preserve"> </w:t>
+      </w:r>
+      <w:r>
+        <w:t xml:space="preserve">릴리: 난 아직도 매일 아침 거울을 봐, 오빠. 아무도 못 알아볼 때도 나한텐 그 자국이 보여. 그러니까 그날 밤을 슬라이드에 넣는 건 나한텐 이야기가 아니야. 내 얼굴이야.</w:t>
       </w:r>
     </w:p>
     <w:p>
@@ -2101,13 +2101,13 @@
         </w:numPr>
       </w:pPr>
       <w:r>
-        <w:t xml:space="preserve">LILY: Because you never asked. You asked about the logo. Not about me.</w:t>
-      </w:r>
-      <w:r>
-        <w:t xml:space="preserve"> </w:t>
-      </w:r>
-      <w:r>
-        <w:t xml:space="preserve">릴리: 오빠가 안 물어봤으니까. 로고는 물어봤잖아. 나는 안 물어보고.</w:t>
+        <w:t xml:space="preserve">LILY: Because you never asked. You asked about the logo, the animation, the tagline. Not about me. For two weeks I’ve been helping you, and you haven’t once asked how I’m doing.</w:t>
+      </w:r>
+      <w:r>
+        <w:t xml:space="preserve"> </w:t>
+      </w:r>
+      <w:r>
+        <w:t xml:space="preserve">릴리: 오빠가 안 물어봤으니까. 로고, 애니메이션, 태그라인은 물어봤잖아. 나는 안 물어보고. 2주 동안 오빠를 도왔는데, 내가 어떻게 지내는지는 한 번도 안 물어봤어.</w:t>
       </w:r>
     </w:p>
     <w:p>
@@ -2399,13 +2399,13 @@
         </w:numPr>
       </w:pPr>
       <w:r>
-        <w:t xml:space="preserve">ELENA: The same. We sit on the hospital board together.</w:t>
-      </w:r>
-      <w:r>
-        <w:t xml:space="preserve"> </w:t>
-      </w:r>
-      <w:r>
-        <w:t xml:space="preserve">엘레나: 맞아요. 병원 이사회에 같이 있어요.</w:t>
+        <w:t xml:space="preserve">ELENA: The same. We sit on the hospital board together, so I told her about you and the idea. She doesn’t meet many first-time founders, so this is a real chance.</w:t>
+      </w:r>
+      <w:r>
+        <w:t xml:space="preserve"> </w:t>
+      </w:r>
+      <w:r>
+        <w:t xml:space="preserve">엘레나: 맞아요. 병원 이사회에 같이 있어서, 노아랑 그 아이디어에 대해 얘기해 뒀어요. 첫 창업자는 잘 안 만나는 분이라, 이건 진짜 기회예요.</w:t>
       </w:r>
     </w:p>
     <w:p>
@@ -2467,13 +2467,13 @@
         </w:numPr>
       </w:pPr>
       <w:r>
-        <w:t xml:space="preserve">ELENA: One warning. She asks very hard questions. Very fast.</w:t>
-      </w:r>
-      <w:r>
-        <w:t xml:space="preserve"> </w:t>
-      </w:r>
-      <w:r>
-        <w:t xml:space="preserve">엘레나: 하나 경고할게요. 아주 어려운 질문을 아주 빨리 해요.</w:t>
+        <w:t xml:space="preserve">ELENA: One warning. She asks very hard questions, very fast, and she doesn’t wait politely for long answers. If you don’t know something, say so clearly. Don’t guess in front of her.</w:t>
+      </w:r>
+      <w:r>
+        <w:t xml:space="preserve"> </w:t>
+      </w:r>
+      <w:r>
+        <w:t xml:space="preserve">엘레나: 하나 경고할게요. 아주 어려운 질문을 아주 빨리 하고, 긴 대답을 점잖게 기다려 주지 않아요. 모르는 게 있으면 모른다고 분명히 말해요. 그분 앞에서 추측하지 말고요.</w:t>
       </w:r>
     </w:p>
     <w:p>
@@ -2570,7 +2570,7 @@
     </w:p>
     <w:bookmarkEnd w:id="25"/>
     <w:bookmarkEnd w:id="26"/>
-    <w:bookmarkStart w:id="30" w:name="학습-부록"/>
+    <w:bookmarkStart w:id="31" w:name="학습-부록"/>
     <w:p>
       <w:pPr>
         <w:pStyle w:val="Heading2"/>
@@ -3811,8 +3811,316 @@
       </w:tr>
     </w:tbl>
     <w:bookmarkEnd w:id="29"/>
+    <w:bookmarkStart w:id="30" w:name="긴-발화-분석"/>
+    <w:p>
+      <w:pPr>
+        <w:pStyle w:val="Heading3"/>
+      </w:pPr>
+      <w:r>
+        <w:t xml:space="preserve">④ 긴 발화 분석</w:t>
+      </w:r>
+    </w:p>
+    <w:p>
+      <w:pPr>
+        <w:pStyle w:val="BlockText"/>
+      </w:pPr>
+      <w:r>
+        <w:rPr>
+          <w:bCs/>
+          <w:b/>
+        </w:rPr>
+        <w:t xml:space="preserve">55턴 PRIYA:</w:t>
+      </w:r>
+      <w:r>
+        <w:t xml:space="preserve"> </w:t>
+      </w:r>
+      <w:r>
+        <w:t xml:space="preserve">“</w:t>
+      </w:r>
+      <w:r>
+        <w:t xml:space="preserve">If everything is important, nothing is. An investor will look at this slide for a few seconds, so it has to say one clear thing. Right now it says six things at once.</w:t>
+      </w:r>
+      <w:r>
+        <w:t xml:space="preserve">”</w:t>
+      </w:r>
+    </w:p>
+    <w:tbl>
+      <w:tblPr>
+        <w:tblStyle w:val="Table"/>
+        <w:tblW w:type="pct" w:w="5000"/>
+        <w:tblLook w:firstRow="1" w:lastRow="0" w:firstColumn="0" w:lastColumn="0" w:noHBand="0" w:noVBand="0" w:val="0020"/>
+        <w:jc w:val="start"/>
+      </w:tblPr>
+      <w:tblGrid>
+        <w:gridCol w:w="2640"/>
+        <w:gridCol w:w="2640"/>
+        <w:gridCol w:w="2640"/>
+      </w:tblGrid>
+      <w:tr>
+        <w:trPr>
+          <w:tblHeader w:val="true"/>
+        </w:trPr>
+        <w:tc>
+          <w:tcPr/>
+          <w:p>
+            <w:pPr>
+              <w:pStyle w:val="Compact"/>
+              <w:jc w:val="left"/>
+            </w:pPr>
+            <w:r>
+              <w:t xml:space="preserve">구조</w:t>
+            </w:r>
+          </w:p>
+        </w:tc>
+        <w:tc>
+          <w:tcPr/>
+          <w:p>
+            <w:pPr>
+              <w:pStyle w:val="Compact"/>
+              <w:jc w:val="left"/>
+            </w:pPr>
+            <w:r>
+              <w:t xml:space="preserve">영어</w:t>
+            </w:r>
+          </w:p>
+        </w:tc>
+        <w:tc>
+          <w:tcPr/>
+          <w:p>
+            <w:pPr>
+              <w:pStyle w:val="Compact"/>
+              <w:jc w:val="left"/>
+            </w:pPr>
+            <w:r>
+              <w:t xml:space="preserve">기능</w:t>
+            </w:r>
+          </w:p>
+        </w:tc>
+      </w:tr>
+      <w:tr>
+        <w:tc>
+          <w:tcPr/>
+          <w:p>
+            <w:pPr>
+              <w:pStyle w:val="Compact"/>
+              <w:jc w:val="left"/>
+            </w:pPr>
+            <w:r>
+              <w:t xml:space="preserve">① 원칙(격언)</w:t>
+            </w:r>
+          </w:p>
+        </w:tc>
+        <w:tc>
+          <w:tcPr/>
+          <w:p>
+            <w:pPr>
+              <w:pStyle w:val="Compact"/>
+              <w:jc w:val="left"/>
+            </w:pPr>
+            <w:r>
+              <w:t xml:space="preserve">If everything is important, nothing is.</w:t>
+            </w:r>
+          </w:p>
+        </w:tc>
+        <w:tc>
+          <w:tcPr/>
+          <w:p>
+            <w:pPr>
+              <w:pStyle w:val="Compact"/>
+              <w:jc w:val="left"/>
+            </w:pPr>
+            <w:r>
+              <w:t xml:space="preserve">피드백의 핵심을 한 줄 원칙으로 먼저 제시</w:t>
+            </w:r>
+          </w:p>
+        </w:tc>
+      </w:tr>
+      <w:tr>
+        <w:tc>
+          <w:tcPr/>
+          <w:p>
+            <w:pPr>
+              <w:pStyle w:val="Compact"/>
+              <w:jc w:val="left"/>
+            </w:pPr>
+            <w:r>
+              <w:t xml:space="preserve">② 근거(청중의 현실)</w:t>
+            </w:r>
+          </w:p>
+        </w:tc>
+        <w:tc>
+          <w:tcPr/>
+          <w:p>
+            <w:pPr>
+              <w:pStyle w:val="Compact"/>
+              <w:jc w:val="left"/>
+            </w:pPr>
+            <w:r>
+              <w:t xml:space="preserve">An investor will look at this slide for a few seconds,</w:t>
+            </w:r>
+          </w:p>
+        </w:tc>
+        <w:tc>
+          <w:tcPr/>
+          <w:p>
+            <w:pPr>
+              <w:pStyle w:val="Compact"/>
+              <w:jc w:val="left"/>
+            </w:pPr>
+            <w:r>
+              <w:t xml:space="preserve">왜 그 원칙이 중요한지 듣는 사람 입장에서 설명</w:t>
+            </w:r>
+          </w:p>
+        </w:tc>
+      </w:tr>
+      <w:tr>
+        <w:tc>
+          <w:tcPr/>
+          <w:p>
+            <w:pPr>
+              <w:pStyle w:val="Compact"/>
+              <w:jc w:val="left"/>
+            </w:pPr>
+            <w:r>
+              <w:t xml:space="preserve">③ 기준 제시</w:t>
+            </w:r>
+          </w:p>
+        </w:tc>
+        <w:tc>
+          <w:tcPr/>
+          <w:p>
+            <w:pPr>
+              <w:pStyle w:val="Compact"/>
+              <w:jc w:val="left"/>
+            </w:pPr>
+            <w:r>
+              <w:t xml:space="preserve">so it has to say one clear thing.</w:t>
+            </w:r>
+          </w:p>
+        </w:tc>
+        <w:tc>
+          <w:tcPr/>
+          <w:p>
+            <w:pPr>
+              <w:pStyle w:val="Compact"/>
+              <w:jc w:val="left"/>
+            </w:pPr>
+            <w:r>
+              <w:t xml:space="preserve">좋은 슬라이드의 기준을 구체적으로 제시</w:t>
+            </w:r>
+          </w:p>
+        </w:tc>
+      </w:tr>
+      <w:tr>
+        <w:tc>
+          <w:tcPr/>
+          <w:p>
+            <w:pPr>
+              <w:pStyle w:val="Compact"/>
+              <w:jc w:val="left"/>
+            </w:pPr>
+            <w:r>
+              <w:t xml:space="preserve">④ 현재 진단</w:t>
+            </w:r>
+          </w:p>
+        </w:tc>
+        <w:tc>
+          <w:tcPr/>
+          <w:p>
+            <w:pPr>
+              <w:pStyle w:val="Compact"/>
+              <w:jc w:val="left"/>
+            </w:pPr>
+            <w:r>
+              <w:t xml:space="preserve">Right now it says six things at once.</w:t>
+            </w:r>
+          </w:p>
+        </w:tc>
+        <w:tc>
+          <w:tcPr/>
+          <w:p>
+            <w:pPr>
+              <w:pStyle w:val="Compact"/>
+              <w:jc w:val="left"/>
+            </w:pPr>
+            <w:r>
+              <w:t xml:space="preserve">기준과 현재 상태의 차이를 숫자로 보여 줌</w:t>
+            </w:r>
+          </w:p>
+        </w:tc>
+      </w:tr>
+    </w:tbl>
+    <w:p>
+      <w:pPr>
+        <w:pStyle w:val="BodyText"/>
+      </w:pPr>
+      <w:r>
+        <w:rPr>
+          <w:bCs/>
+          <w:b/>
+        </w:rPr>
+        <w:t xml:space="preserve">활용 패턴:</w:t>
+      </w:r>
+      <w:r>
+        <w:t xml:space="preserve"> </w:t>
+      </w:r>
+      <w:r>
+        <w:t xml:space="preserve">원칙 → 청중의 현실 → 기준 →</w:t>
+      </w:r>
+      <w:r>
+        <w:t xml:space="preserve"> </w:t>
+      </w:r>
+      <w:r>
+        <w:t xml:space="preserve">“</w:t>
+      </w:r>
+      <w:r>
+        <w:t xml:space="preserve">Right now…</w:t>
+      </w:r>
+      <w:r>
+        <w:t xml:space="preserve">”</w:t>
+      </w:r>
+      <w:r>
+        <w:t xml:space="preserve"> </w:t>
+      </w:r>
+      <w:r>
+        <w:t xml:space="preserve">진단</w:t>
+      </w:r>
+      <w:r>
+        <w:t xml:space="preserve"> </w:t>
+      </w:r>
+      <w:r>
+        <w:rPr>
+          <w:bCs/>
+          <w:b/>
+        </w:rPr>
+        <w:t xml:space="preserve">연결 표현:</w:t>
+      </w:r>
+      <w:r>
+        <w:t xml:space="preserve"> </w:t>
+      </w:r>
+      <w:r>
+        <w:t xml:space="preserve">so(그래서) · has to(~해야 한다) · Right now(지금은) · at once(한꺼번에)</w:t>
+      </w:r>
+      <w:r>
+        <w:t xml:space="preserve"> </w:t>
+      </w:r>
+      <w:r>
+        <w:rPr>
+          <w:bCs/>
+          <w:b/>
+        </w:rPr>
+        <w:t xml:space="preserve">연습:</w:t>
+      </w:r>
+      <w:r>
+        <w:t xml:space="preserve"> </w:t>
+      </w:r>
+      <w:r>
+        <w:t xml:space="preserve">동료의 보고서 초안에 같은 구조로 30단어 안팎의 피드백을 해 보기.</w:t>
+      </w:r>
+    </w:p>
     <w:bookmarkEnd w:id="30"/>
     <w:bookmarkEnd w:id="31"/>
+    <w:bookmarkEnd w:id="32"/>
     <w:sectPr/>
   </w:body>
 </w:document>

--- a/대본/1부/12화_The_Pitch_Deck.docx
+++ b/대본/1부/12화_The_Pitch_Deck.docx
@@ -2,7 +2,7 @@
 <file path=word/document.xml><?xml version="1.0" encoding="utf-8"?>
 <w:document xmlns:w="http://schemas.openxmlformats.org/wordprocessingml/2006/main" xmlns:m="http://schemas.openxmlformats.org/officeDocument/2006/math" xmlns:r="http://schemas.openxmlformats.org/officeDocument/2006/relationships" xmlns:o="urn:schemas-microsoft-com:office:office" xmlns:v="urn:schemas-microsoft-com:vml" xmlns:w10="urn:schemas-microsoft-com:office:word" xmlns:a="http://schemas.openxmlformats.org/drawingml/2006/main" xmlns:pic="http://schemas.openxmlformats.org/drawingml/2006/picture" xmlns:wp="http://schemas.openxmlformats.org/drawingml/2006/wordprocessingDrawing">
   <w:body>
-    <w:bookmarkStart w:id="32" w:name="ship-it-1부-12화"/>
+    <w:bookmarkStart w:id="38" w:name="ship-it-1부-12화"/>
     <w:p>
       <w:pPr>
         <w:pStyle w:val="Heading1"/>
@@ -168,350 +168,170 @@
     </w:p>
     <w:p>
       <w:pPr>
-        <w:numPr>
-          <w:ilvl w:val="0"/>
-          <w:numId w:val="1001"/>
-        </w:numPr>
+        <w:pStyle w:val="FirstParagraph"/>
       </w:pPr>
       <w:r>
         <w:t xml:space="preserve">LILY: Okay. I brought my laptop, my tablet, and three energy drinks.</w:t>
       </w:r>
+    </w:p>
+    <w:p>
+      <w:pPr>
+        <w:pStyle w:val="BodyText"/>
+      </w:pPr>
+      <w:r>
+        <w:t xml:space="preserve">NOAH: And I brought tacos. As promised. Your design fee.</w:t>
+      </w:r>
+    </w:p>
+    <w:p>
+      <w:pPr>
+        <w:pStyle w:val="BodyText"/>
+      </w:pPr>
+      <w:r>
+        <w:t xml:space="preserve">LILY: Tacos are a deposit. Not a fee.</w:t>
+      </w:r>
+    </w:p>
+    <w:p>
+      <w:pPr>
+        <w:pStyle w:val="BodyText"/>
+      </w:pPr>
+      <w:r>
+        <w:t xml:space="preserve">PRIYA: She’s already negotiating. I like her more every day.</w:t>
+      </w:r>
+    </w:p>
+    <w:p>
+      <w:pPr>
+        <w:pStyle w:val="BodyText"/>
+      </w:pPr>
+      <w:r>
+        <w:t xml:space="preserve">LILY: Thanks, Priya. So, what are we making?</w:t>
+      </w:r>
+    </w:p>
+    <w:p>
+      <w:pPr>
+        <w:pStyle w:val="BodyText"/>
+      </w:pPr>
+      <w:r>
+        <w:t xml:space="preserve">NOAH: A pitch deck. Ten slides. For investors.</w:t>
+      </w:r>
+    </w:p>
+    <w:p>
+      <w:pPr>
+        <w:pStyle w:val="BodyText"/>
+      </w:pPr>
+      <w:r>
+        <w:t xml:space="preserve">LILY: When do you need it?</w:t>
+      </w:r>
+    </w:p>
+    <w:p>
+      <w:pPr>
+        <w:pStyle w:val="BodyText"/>
+      </w:pPr>
+      <w:r>
+        <w:t xml:space="preserve">NOAH: Elena’s trying to get us a meeting next week.</w:t>
+      </w:r>
+    </w:p>
+    <w:p>
+      <w:pPr>
+        <w:pStyle w:val="BodyText"/>
+      </w:pPr>
+      <w:r>
+        <w:t xml:space="preserve">LILY: Next week. So, tonight.</w:t>
+      </w:r>
+    </w:p>
+    <w:p>
+      <w:pPr>
+        <w:pStyle w:val="BodyText"/>
+      </w:pPr>
+      <w:r>
+        <w:t xml:space="preserve">PRIYA: Welcome to startups.</w:t>
+      </w:r>
+    </w:p>
+    <w:p>
+      <w:pPr>
+        <w:pStyle w:val="BodyText"/>
+      </w:pPr>
+      <w:r>
+        <w:t xml:space="preserve">LILY: First question, before I design anything. Why is the company called Veyra? Nobody told me, and I can’t draw a good logo for a name if I don’t know the story behind it.</w:t>
+      </w:r>
+    </w:p>
+    <w:p>
+      <w:pPr>
+        <w:pStyle w:val="BodyText"/>
+      </w:pPr>
+      <w:r>
+        <w:t xml:space="preserve">PRIYA: Elena suggested</w:t>
+      </w:r>
       <w:r>
         <w:t xml:space="preserve"> </w:t>
       </w:r>
       <w:r>
-        <w:t xml:space="preserve">릴리: 좋아. 노트북이랑 태블릿이랑 에너지 드링크 세 캔 가져왔어.</w:t>
-      </w:r>
-    </w:p>
-    <w:p>
-      <w:pPr>
-        <w:numPr>
-          <w:ilvl w:val="0"/>
-          <w:numId w:val="1001"/>
-        </w:numPr>
-      </w:pPr>
-      <w:r>
-        <w:t xml:space="preserve">NOAH: And I brought tacos. As promised. Your design fee.</w:t>
+        <w:t xml:space="preserve">“</w:t>
+      </w:r>
+      <w:r>
+        <w:t xml:space="preserve">Vera.</w:t>
+      </w:r>
+      <w:r>
+        <w:t xml:space="preserve">”</w:t>
       </w:r>
       <w:r>
         <w:t xml:space="preserve"> </w:t>
       </w:r>
       <w:r>
-        <w:t xml:space="preserve">노아: 그리고 난 타코 가져왔어. 약속대로. 네 디자인 비용.</w:t>
-      </w:r>
-    </w:p>
-    <w:p>
-      <w:pPr>
-        <w:numPr>
-          <w:ilvl w:val="0"/>
-          <w:numId w:val="1001"/>
-        </w:numPr>
-      </w:pPr>
-      <w:r>
-        <w:t xml:space="preserve">LILY: Tacos are a deposit. Not a fee.</w:t>
+        <w:t xml:space="preserve">It means</w:t>
       </w:r>
       <w:r>
         <w:t xml:space="preserve"> </w:t>
       </w:r>
       <w:r>
-        <w:t xml:space="preserve">릴리: 타코는 계약금이지. 비용이 아니야.</w:t>
-      </w:r>
-    </w:p>
-    <w:p>
-      <w:pPr>
-        <w:numPr>
-          <w:ilvl w:val="0"/>
-          <w:numId w:val="1001"/>
-        </w:numPr>
-      </w:pPr>
-      <w:r>
-        <w:t xml:space="preserve">PRIYA: She’s already negotiating. I like her more every day.</w:t>
+        <w:t xml:space="preserve">“</w:t>
+      </w:r>
+      <w:r>
+        <w:t xml:space="preserve">true</w:t>
+      </w:r>
+      <w:r>
+        <w:t xml:space="preserve">”</w:t>
       </w:r>
       <w:r>
         <w:t xml:space="preserve"> </w:t>
       </w:r>
       <w:r>
-        <w:t xml:space="preserve">프리야: 벌써 협상하네. 볼 때마다 더 좋아진다.</w:t>
-      </w:r>
-    </w:p>
-    <w:p>
-      <w:pPr>
-        <w:numPr>
-          <w:ilvl w:val="0"/>
-          <w:numId w:val="1001"/>
-        </w:numPr>
-      </w:pPr>
-      <w:r>
-        <w:t xml:space="preserve">LILY: Thanks, Priya. So, what are we making?</w:t>
+        <w:t xml:space="preserve">in Latin.</w:t>
+      </w:r>
+    </w:p>
+    <w:p>
+      <w:pPr>
+        <w:pStyle w:val="BodyText"/>
+      </w:pPr>
+      <w:r>
+        <w:t xml:space="preserve">NOAH: But vera dot com was taken. So we added a Y.</w:t>
+      </w:r>
+    </w:p>
+    <w:p>
+      <w:pPr>
+        <w:pStyle w:val="BodyText"/>
+      </w:pPr>
+      <w:r>
+        <w:t xml:space="preserve">LILY: So the company name is</w:t>
       </w:r>
       <w:r>
         <w:t xml:space="preserve"> </w:t>
       </w:r>
       <w:r>
-        <w:t xml:space="preserve">릴리: 고마워요, 프리야. 그래서, 뭘 만드는 거야?</w:t>
-      </w:r>
-    </w:p>
-    <w:p>
-      <w:pPr>
-        <w:numPr>
-          <w:ilvl w:val="0"/>
-          <w:numId w:val="1001"/>
-        </w:numPr>
-      </w:pPr>
-      <w:r>
-        <w:t xml:space="preserve">NOAH: A pitch deck. Ten slides. For investors.</w:t>
-      </w:r>
-      <w:r>
-        <w:t xml:space="preserve"> </w:t>
-      </w:r>
-      <w:r>
-        <w:t xml:space="preserve">노아: 피치덱. 슬라이드 열 장. 투자자용.</w:t>
-      </w:r>
-    </w:p>
-    <w:p>
-      <w:pPr>
-        <w:numPr>
-          <w:ilvl w:val="0"/>
-          <w:numId w:val="1001"/>
-        </w:numPr>
-      </w:pPr>
-      <w:r>
-        <w:t xml:space="preserve">LILY: When do you need it?</w:t>
-      </w:r>
-      <w:r>
-        <w:t xml:space="preserve"> </w:t>
-      </w:r>
-      <w:r>
-        <w:t xml:space="preserve">릴리: 언제까지 필요해?</w:t>
-      </w:r>
-    </w:p>
-    <w:p>
-      <w:pPr>
-        <w:numPr>
-          <w:ilvl w:val="0"/>
-          <w:numId w:val="1001"/>
-        </w:numPr>
-      </w:pPr>
-      <w:r>
-        <w:t xml:space="preserve">NOAH: Elena’s trying to get us a meeting next week.</w:t>
-      </w:r>
-      <w:r>
-        <w:t xml:space="preserve"> </w:t>
-      </w:r>
-      <w:r>
-        <w:t xml:space="preserve">노아: 엘레나가 다음 주 미팅을 잡아 보려고 하는 중이야.</w:t>
-      </w:r>
-    </w:p>
-    <w:p>
-      <w:pPr>
-        <w:numPr>
-          <w:ilvl w:val="0"/>
-          <w:numId w:val="1001"/>
-        </w:numPr>
-      </w:pPr>
-      <w:r>
-        <w:t xml:space="preserve">LILY: Next week. So, tonight.</w:t>
-      </w:r>
-      <w:r>
-        <w:t xml:space="preserve"> </w:t>
-      </w:r>
-      <w:r>
-        <w:t xml:space="preserve">릴리: 다음 주. 그러니까 오늘 밤이네.</w:t>
-      </w:r>
-    </w:p>
-    <w:p>
-      <w:pPr>
-        <w:numPr>
-          <w:ilvl w:val="0"/>
-          <w:numId w:val="1001"/>
-        </w:numPr>
-      </w:pPr>
-      <w:r>
-        <w:t xml:space="preserve">PRIYA: Welcome to startups.</w:t>
-      </w:r>
-      <w:r>
-        <w:t xml:space="preserve"> </w:t>
-      </w:r>
-      <w:r>
-        <w:t xml:space="preserve">프리야: 스타트업에 온 걸 환영해요.</w:t>
-      </w:r>
-    </w:p>
-    <w:p>
-      <w:pPr>
-        <w:numPr>
-          <w:ilvl w:val="0"/>
-          <w:numId w:val="1001"/>
-        </w:numPr>
-      </w:pPr>
-      <w:r>
-        <w:t xml:space="preserve">LILY: First question, before I design anything. Why is the company called Veyra? Nobody told me, and I can’t draw a good logo for a name if I don’t know the story behind it.</w:t>
-      </w:r>
-      <w:r>
-        <w:t xml:space="preserve"> </w:t>
-      </w:r>
-      <w:r>
-        <w:t xml:space="preserve">릴리: 첫 질문, 디자인 시작하기 전에. 회사 이름이 왜 Veyra야? 아무도 말 안 해 줬어. 이름에 담긴 이야기를 모르면 좋은 로고를 그릴 수가 없거든.</w:t>
-      </w:r>
-    </w:p>
-    <w:p>
-      <w:pPr>
-        <w:numPr>
-          <w:ilvl w:val="0"/>
-          <w:numId w:val="1001"/>
-        </w:numPr>
-      </w:pPr>
-      <w:r>
-        <w:t xml:space="preserve">PRIYA: Elena suggested</w:t>
-      </w:r>
-      <w:r>
-        <w:t xml:space="preserve"> </w:t>
-      </w:r>
-      <w:r>
         <w:t xml:space="preserve">“</w:t>
       </w:r>
       <w:r>
-        <w:t xml:space="preserve">Vera.</w:t>
+        <w:t xml:space="preserve">truth plus a domain problem.</w:t>
       </w:r>
       <w:r>
         <w:t xml:space="preserve">”</w:t>
       </w:r>
-      <w:r>
-        <w:t xml:space="preserve"> </w:t>
-      </w:r>
-      <w:r>
-        <w:t xml:space="preserve">It means</w:t>
-      </w:r>
-      <w:r>
-        <w:t xml:space="preserve"> </w:t>
-      </w:r>
-      <w:r>
-        <w:t xml:space="preserve">“</w:t>
-      </w:r>
-      <w:r>
-        <w:t xml:space="preserve">true</w:t>
-      </w:r>
-      <w:r>
-        <w:t xml:space="preserve">”</w:t>
-      </w:r>
-      <w:r>
-        <w:t xml:space="preserve"> </w:t>
-      </w:r>
-      <w:r>
-        <w:t xml:space="preserve">in Latin.</w:t>
-      </w:r>
-      <w:r>
-        <w:t xml:space="preserve"> </w:t>
-      </w:r>
-      <w:r>
-        <w:t xml:space="preserve">프리야: 엘레나가</w:t>
-      </w:r>
-      <w:r>
-        <w:t xml:space="preserve"> </w:t>
-      </w:r>
-      <w:r>
-        <w:t xml:space="preserve">“</w:t>
-      </w:r>
-      <w:r>
-        <w:t xml:space="preserve">베라</w:t>
-      </w:r>
-      <w:r>
-        <w:t xml:space="preserve">”</w:t>
-      </w:r>
-      <w:r>
-        <w:t xml:space="preserve">를 제안했어요. 라틴어로</w:t>
-      </w:r>
-      <w:r>
-        <w:t xml:space="preserve"> </w:t>
-      </w:r>
-      <w:r>
-        <w:t xml:space="preserve">“</w:t>
-      </w:r>
-      <w:r>
-        <w:t xml:space="preserve">진실한</w:t>
-      </w:r>
-      <w:r>
-        <w:t xml:space="preserve">”</w:t>
-      </w:r>
-      <w:r>
-        <w:t xml:space="preserve">이라는 뜻이에요.</w:t>
-      </w:r>
-    </w:p>
-    <w:p>
-      <w:pPr>
-        <w:numPr>
-          <w:ilvl w:val="0"/>
-          <w:numId w:val="1001"/>
-        </w:numPr>
-      </w:pPr>
-      <w:r>
-        <w:t xml:space="preserve">NOAH: But vera dot com was taken. So we added a Y.</w:t>
-      </w:r>
-      <w:r>
-        <w:t xml:space="preserve"> </w:t>
-      </w:r>
-      <w:r>
-        <w:t xml:space="preserve">노아: 근데 vera 닷컴은 이미 있더라고. 그래서 Y를 넣었어.</w:t>
-      </w:r>
-    </w:p>
-    <w:p>
-      <w:pPr>
-        <w:numPr>
-          <w:ilvl w:val="0"/>
-          <w:numId w:val="1001"/>
-        </w:numPr>
-      </w:pPr>
-      <w:r>
-        <w:t xml:space="preserve">LILY: So the company name is</w:t>
-      </w:r>
-      <w:r>
-        <w:t xml:space="preserve"> </w:t>
-      </w:r>
-      <w:r>
-        <w:t xml:space="preserve">“</w:t>
-      </w:r>
-      <w:r>
-        <w:t xml:space="preserve">truth plus a domain problem.</w:t>
-      </w:r>
-      <w:r>
-        <w:t xml:space="preserve">”</w:t>
-      </w:r>
-      <w:r>
-        <w:t xml:space="preserve"> </w:t>
-      </w:r>
-      <w:r>
-        <w:t xml:space="preserve">릴리: 그러니까 회사 이름이</w:t>
-      </w:r>
-      <w:r>
-        <w:t xml:space="preserve"> </w:t>
-      </w:r>
-      <w:r>
-        <w:t xml:space="preserve">“</w:t>
-      </w:r>
-      <w:r>
-        <w:t xml:space="preserve">진실 더하기 도메인 문제</w:t>
-      </w:r>
-      <w:r>
-        <w:t xml:space="preserve">”</w:t>
-      </w:r>
-      <w:r>
-        <w:t xml:space="preserve">네.</w:t>
-      </w:r>
-    </w:p>
-    <w:p>
-      <w:pPr>
-        <w:numPr>
-          <w:ilvl w:val="0"/>
-          <w:numId w:val="1001"/>
-        </w:numPr>
+    </w:p>
+    <w:p>
+      <w:pPr>
+        <w:pStyle w:val="BodyText"/>
       </w:pPr>
       <w:r>
         <w:t xml:space="preserve">NOAH: When you say it like that, it sounds less inspiring.</w:t>
-      </w:r>
-      <w:r>
-        <w:t xml:space="preserve"> </w:t>
-      </w:r>
-      <w:r>
-        <w:t xml:space="preserve">노아: 그렇게 말하니까 덜 감동적으로 들리네.</w:t>
       </w:r>
     </w:p>
     <w:bookmarkEnd w:id="21"/>
@@ -526,669 +346,318 @@
     </w:p>
     <w:p>
       <w:pPr>
-        <w:numPr>
-          <w:ilvl w:val="0"/>
-          <w:numId w:val="1002"/>
-        </w:numPr>
+        <w:pStyle w:val="FirstParagraph"/>
       </w:pPr>
       <w:r>
         <w:t xml:space="preserve">PRIYA: Okay, structure first. What goes on ten slides?</w:t>
       </w:r>
+    </w:p>
+    <w:p>
+      <w:pPr>
+        <w:pStyle w:val="BodyText"/>
+      </w:pPr>
+      <w:r>
+        <w:t xml:space="preserve">NOAH: Slide one, the title. Our name, our logo, one sentence.</w:t>
+      </w:r>
+    </w:p>
+    <w:p>
+      <w:pPr>
+        <w:pStyle w:val="BodyText"/>
+      </w:pPr>
+      <w:r>
+        <w:t xml:space="preserve">LILY: Logo. Can I use the napkin drawing? From the hospital?</w:t>
+      </w:r>
+    </w:p>
+    <w:p>
+      <w:pPr>
+        <w:pStyle w:val="BodyText"/>
+      </w:pPr>
+      <w:r>
+        <w:t xml:space="preserve">NOAH: You still have it?</w:t>
+      </w:r>
+    </w:p>
+    <w:p>
+      <w:pPr>
+        <w:pStyle w:val="BodyText"/>
+      </w:pPr>
+      <w:r>
+        <w:t xml:space="preserve">LILY: I scanned it. I’ve been cleaning it up for two weeks.</w:t>
+      </w:r>
+    </w:p>
+    <w:p>
+      <w:pPr>
+        <w:pStyle w:val="BodyText"/>
+      </w:pPr>
+      <w:r>
+        <w:t xml:space="preserve">PRIYA: Show us.</w:t>
+      </w:r>
+    </w:p>
+    <w:p>
+      <w:pPr>
+        <w:pStyle w:val="BodyText"/>
+      </w:pPr>
+      <w:r>
+        <w:t xml:space="preserve">LILY: Here. A net. But one knot is open. Like it’s letting go.</w:t>
+      </w:r>
+    </w:p>
+    <w:p>
+      <w:pPr>
+        <w:pStyle w:val="BodyText"/>
+      </w:pPr>
+      <w:r>
+        <w:t xml:space="preserve">NOAH: Lily. That’s beautiful.</w:t>
+      </w:r>
+    </w:p>
+    <w:p>
+      <w:pPr>
+        <w:pStyle w:val="BodyText"/>
+      </w:pPr>
+      <w:r>
+        <w:t xml:space="preserve">PRIYA: It’s exactly the chemistry. A link designed to release.</w:t>
+      </w:r>
+    </w:p>
+    <w:p>
+      <w:pPr>
+        <w:pStyle w:val="BodyText"/>
+      </w:pPr>
+      <w:r>
+        <w:t xml:space="preserve">LILY: I know. I read your chapter four. Well, the pictures.</w:t>
+      </w:r>
+    </w:p>
+    <w:p>
+      <w:pPr>
+        <w:pStyle w:val="BodyText"/>
+      </w:pPr>
+      <w:r>
+        <w:t xml:space="preserve">NOAH: Okay. Logo, done. Slide two, the problem.</w:t>
+      </w:r>
+    </w:p>
+    <w:p>
+      <w:pPr>
+        <w:pStyle w:val="BodyText"/>
+      </w:pPr>
+      <w:r>
+        <w:t xml:space="preserve">PRIYA: Slide three, the solution. Slide four, how it works.</w:t>
+      </w:r>
+    </w:p>
+    <w:p>
+      <w:pPr>
+        <w:pStyle w:val="BodyText"/>
+      </w:pPr>
+      <w:r>
+        <w:t xml:space="preserve">NOAH: Five, the market. Six, the competition. Seven, the business model.</w:t>
+      </w:r>
+    </w:p>
+    <w:p>
+      <w:pPr>
+        <w:pStyle w:val="BodyText"/>
+      </w:pPr>
+      <w:r>
+        <w:t xml:space="preserve">LILY: What’s a business model?</w:t>
+      </w:r>
+    </w:p>
+    <w:p>
+      <w:pPr>
+        <w:pStyle w:val="BodyText"/>
+      </w:pPr>
+      <w:r>
+        <w:t xml:space="preserve">NOAH: How we make money. Who pays, how much, and how often. For us, clinics would buy the filler, and if they like it, they keep ordering it again and again.</w:t>
+      </w:r>
+    </w:p>
+    <w:p>
+      <w:pPr>
+        <w:pStyle w:val="BodyText"/>
+      </w:pPr>
+      <w:r>
+        <w:t xml:space="preserve">PRIYA: Eight, what we’ve done so far. Our traction.</w:t>
+      </w:r>
+    </w:p>
+    <w:p>
+      <w:pPr>
+        <w:pStyle w:val="BodyText"/>
+      </w:pPr>
+      <w:r>
+        <w:t xml:space="preserve">LILY: Traction. Like tires on a road?</w:t>
+      </w:r>
+    </w:p>
+    <w:p>
+      <w:pPr>
+        <w:pStyle w:val="BodyText"/>
+      </w:pPr>
+      <w:r>
+        <w:t xml:space="preserve">NOAH: Kind of. Proof that we’re moving. Not spinning in place.</w:t>
+      </w:r>
+    </w:p>
+    <w:p>
+      <w:pPr>
+        <w:pStyle w:val="BodyText"/>
+      </w:pPr>
+      <w:r>
+        <w:t xml:space="preserve">PRIYA: To be honest, our traction is small. Twelve interviews and one autoclave test, which is still running. That’s not much, so we need to present it clearly and not pretend it’s more.</w:t>
+      </w:r>
+    </w:p>
+    <w:p>
+      <w:pPr>
+        <w:pStyle w:val="BodyText"/>
+      </w:pPr>
+      <w:r>
+        <w:t xml:space="preserve">NOAH: It’s early. Investors know that.</w:t>
+      </w:r>
+    </w:p>
+    <w:p>
+      <w:pPr>
+        <w:pStyle w:val="BodyText"/>
+      </w:pPr>
+      <w:r>
+        <w:t xml:space="preserve">LILY: Nine?</w:t>
+      </w:r>
+    </w:p>
+    <w:p>
+      <w:pPr>
+        <w:pStyle w:val="BodyText"/>
+      </w:pPr>
+      <w:r>
+        <w:t xml:space="preserve">NOAH: The team. The four of us.</w:t>
+      </w:r>
+    </w:p>
+    <w:p>
+      <w:pPr>
+        <w:pStyle w:val="BodyText"/>
+      </w:pPr>
+      <w:r>
+        <w:t xml:space="preserve">LILY: And ten?</w:t>
+      </w:r>
+    </w:p>
+    <w:p>
+      <w:pPr>
+        <w:pStyle w:val="BodyText"/>
+      </w:pPr>
+      <w:r>
+        <w:t xml:space="preserve">NOAH: The ask. One point five million dollars, and what it gets us. Investors don’t just want a number, they want to know exactly what their money will help us prove.</w:t>
+      </w:r>
+    </w:p>
+    <w:p>
+      <w:pPr>
+        <w:pStyle w:val="BodyText"/>
+      </w:pPr>
+      <w:r>
+        <w:t xml:space="preserve">LILY: Okay. That’s a clear structure. Even I understand it.</w:t>
+      </w:r>
+    </w:p>
+    <w:p>
+      <w:pPr>
+        <w:pStyle w:val="BodyText"/>
+      </w:pPr>
+      <w:r>
+        <w:t xml:space="preserve">PRIYA: That’s the test. If Lily understands it, an investor will.</w:t>
+      </w:r>
+    </w:p>
+    <w:p>
+      <w:pPr>
+        <w:pStyle w:val="BodyText"/>
+      </w:pPr>
+      <w:r>
+        <w:t xml:space="preserve">LILY: I’m choosing to take that as a compliment.</w:t>
+      </w:r>
+    </w:p>
+    <w:p>
+      <w:pPr>
+        <w:pStyle w:val="BodyText"/>
+      </w:pPr>
+      <w:r>
+        <w:t xml:space="preserve">NOAH: Now the one sentence for slide one. The tagline.</w:t>
+      </w:r>
+    </w:p>
+    <w:p>
+      <w:pPr>
+        <w:pStyle w:val="BodyText"/>
+      </w:pPr>
+      <w:r>
+        <w:t xml:space="preserve">PRIYA:</w:t>
+      </w:r>
       <w:r>
         <w:t xml:space="preserve"> </w:t>
       </w:r>
       <w:r>
-        <w:t xml:space="preserve">프리야: 좋아, 구조부터. 열 장에 뭐가 들어가?</w:t>
-      </w:r>
-    </w:p>
-    <w:p>
-      <w:pPr>
-        <w:numPr>
-          <w:ilvl w:val="0"/>
-          <w:numId w:val="1002"/>
-        </w:numPr>
-      </w:pPr>
-      <w:r>
-        <w:t xml:space="preserve">NOAH: Slide one, the title. Our name, our logo, one sentence.</w:t>
+        <w:t xml:space="preserve">“</w:t>
+      </w:r>
+      <w:r>
+        <w:t xml:space="preserve">Enzyme-sensitive crosslinked hyaluronic acid for rapid reversal.</w:t>
+      </w:r>
+      <w:r>
+        <w:t xml:space="preserve">”</w:t>
+      </w:r>
+    </w:p>
+    <w:p>
+      <w:pPr>
+        <w:pStyle w:val="BodyText"/>
+      </w:pPr>
+      <w:r>
+        <w:t xml:space="preserve">LILY: Nobody will remember that. Ever.</w:t>
+      </w:r>
+    </w:p>
+    <w:p>
+      <w:pPr>
+        <w:pStyle w:val="BodyText"/>
+      </w:pPr>
+      <w:r>
+        <w:t xml:space="preserve">NOAH:</w:t>
       </w:r>
       <w:r>
         <w:t xml:space="preserve"> </w:t>
       </w:r>
       <w:r>
-        <w:t xml:space="preserve">노아: 1번 슬라이드, 표지. 이름, 로고, 한 문장.</w:t>
-      </w:r>
-    </w:p>
-    <w:p>
-      <w:pPr>
-        <w:numPr>
-          <w:ilvl w:val="0"/>
-          <w:numId w:val="1002"/>
-        </w:numPr>
-      </w:pPr>
-      <w:r>
-        <w:t xml:space="preserve">LILY: Logo. Can I use the napkin drawing? From the hospital?</w:t>
+        <w:t xml:space="preserve">“</w:t>
+      </w:r>
+      <w:r>
+        <w:t xml:space="preserve">Long-lasting filler with a built-in emergency exit.</w:t>
+      </w:r>
+      <w:r>
+        <w:t xml:space="preserve">”</w:t>
+      </w:r>
+    </w:p>
+    <w:p>
+      <w:pPr>
+        <w:pStyle w:val="BodyText"/>
+      </w:pPr>
+      <w:r>
+        <w:t xml:space="preserve">LILY: Better. Still too long.</w:t>
+      </w:r>
+    </w:p>
+    <w:p>
+      <w:pPr>
+        <w:pStyle w:val="BodyText"/>
+      </w:pPr>
+      <w:r>
+        <w:t xml:space="preserve">PRIYA: Then what would you say, Lily?</w:t>
+      </w:r>
+    </w:p>
+    <w:p>
+      <w:pPr>
+        <w:pStyle w:val="BodyText"/>
+      </w:pPr>
+      <w:r>
+        <w:t xml:space="preserve">LILY:</w:t>
       </w:r>
       <w:r>
         <w:t xml:space="preserve"> </w:t>
       </w:r>
       <w:r>
-        <w:t xml:space="preserve">릴리: 로고. 병원에서 그린 냅킨 그림 써도 돼?</w:t>
-      </w:r>
-    </w:p>
-    <w:p>
-      <w:pPr>
-        <w:numPr>
-          <w:ilvl w:val="0"/>
-          <w:numId w:val="1002"/>
-        </w:numPr>
-      </w:pPr>
-      <w:r>
-        <w:t xml:space="preserve">NOAH: You still have it?</w:t>
-      </w:r>
-      <w:r>
-        <w:t xml:space="preserve"> </w:t>
-      </w:r>
-      <w:r>
-        <w:t xml:space="preserve">노아: 그거 아직 갖고 있어?</w:t>
-      </w:r>
-    </w:p>
-    <w:p>
-      <w:pPr>
-        <w:numPr>
-          <w:ilvl w:val="0"/>
-          <w:numId w:val="1002"/>
-        </w:numPr>
-      </w:pPr>
-      <w:r>
-        <w:t xml:space="preserve">LILY: I scanned it. I’ve been cleaning it up for two weeks.</w:t>
-      </w:r>
-      <w:r>
-        <w:t xml:space="preserve"> </w:t>
-      </w:r>
-      <w:r>
-        <w:t xml:space="preserve">릴리: 스캔해 뒀지. 2주째 다듬고 있었어.</w:t>
-      </w:r>
-    </w:p>
-    <w:p>
-      <w:pPr>
-        <w:numPr>
-          <w:ilvl w:val="0"/>
-          <w:numId w:val="1002"/>
-        </w:numPr>
-      </w:pPr>
-      <w:r>
-        <w:t xml:space="preserve">PRIYA: Show us.</w:t>
-      </w:r>
-      <w:r>
-        <w:t xml:space="preserve"> </w:t>
-      </w:r>
-      <w:r>
-        <w:t xml:space="preserve">프리야: 보여 줘요.</w:t>
-      </w:r>
-    </w:p>
-    <w:p>
-      <w:pPr>
-        <w:numPr>
-          <w:ilvl w:val="0"/>
-          <w:numId w:val="1002"/>
-        </w:numPr>
-      </w:pPr>
-      <w:r>
-        <w:t xml:space="preserve">LILY: Here. A net. But one knot is open. Like it’s letting go.</w:t>
-      </w:r>
-      <w:r>
-        <w:t xml:space="preserve"> </w:t>
-      </w:r>
-      <w:r>
-        <w:t xml:space="preserve">릴리: 여기. 그물. 근데 매듭 하나가 열려 있어. 놓아주는 것처럼.</w:t>
-      </w:r>
-    </w:p>
-    <w:p>
-      <w:pPr>
-        <w:numPr>
-          <w:ilvl w:val="0"/>
-          <w:numId w:val="1002"/>
-        </w:numPr>
-      </w:pPr>
-      <w:r>
-        <w:t xml:space="preserve">NOAH: Lily. That’s beautiful.</w:t>
-      </w:r>
-      <w:r>
-        <w:t xml:space="preserve"> </w:t>
-      </w:r>
-      <w:r>
-        <w:t xml:space="preserve">노아: 릴리. 이거 정말 아름답다.</w:t>
-      </w:r>
-    </w:p>
-    <w:p>
-      <w:pPr>
-        <w:numPr>
-          <w:ilvl w:val="0"/>
-          <w:numId w:val="1002"/>
-        </w:numPr>
-      </w:pPr>
-      <w:r>
-        <w:t xml:space="preserve">PRIYA: It’s exactly the chemistry. A link designed to release.</w:t>
-      </w:r>
-      <w:r>
-        <w:t xml:space="preserve"> </w:t>
-      </w:r>
-      <w:r>
-        <w:t xml:space="preserve">프리야: 딱 그 화학이야. 풀리도록 설계된 연결고리.</w:t>
-      </w:r>
-    </w:p>
-    <w:p>
-      <w:pPr>
-        <w:numPr>
-          <w:ilvl w:val="0"/>
-          <w:numId w:val="1002"/>
-        </w:numPr>
-      </w:pPr>
-      <w:r>
-        <w:t xml:space="preserve">LILY: I know. I read your chapter four. Well, the pictures.</w:t>
-      </w:r>
-      <w:r>
-        <w:t xml:space="preserve"> </w:t>
-      </w:r>
-      <w:r>
-        <w:t xml:space="preserve">릴리: 알아요. 4장 읽었어요. 아니, 그림만요.</w:t>
-      </w:r>
-    </w:p>
-    <w:p>
-      <w:pPr>
-        <w:numPr>
-          <w:ilvl w:val="0"/>
-          <w:numId w:val="1002"/>
-        </w:numPr>
-      </w:pPr>
-      <w:r>
-        <w:t xml:space="preserve">NOAH: Okay. Logo, done. Slide two, the problem.</w:t>
-      </w:r>
-      <w:r>
-        <w:t xml:space="preserve"> </w:t>
-      </w:r>
-      <w:r>
-        <w:t xml:space="preserve">노아: 좋아. 로고, 완료. 2번 슬라이드, 문제.</w:t>
-      </w:r>
-    </w:p>
-    <w:p>
-      <w:pPr>
-        <w:numPr>
-          <w:ilvl w:val="0"/>
-          <w:numId w:val="1002"/>
-        </w:numPr>
-      </w:pPr>
-      <w:r>
-        <w:t xml:space="preserve">PRIYA: Slide three, the solution. Slide four, how it works.</w:t>
-      </w:r>
-      <w:r>
-        <w:t xml:space="preserve"> </w:t>
-      </w:r>
-      <w:r>
-        <w:t xml:space="preserve">프리야: 3번 슬라이드, 해결책. 4번, 작동 원리.</w:t>
-      </w:r>
-    </w:p>
-    <w:p>
-      <w:pPr>
-        <w:numPr>
-          <w:ilvl w:val="0"/>
-          <w:numId w:val="1002"/>
-        </w:numPr>
-      </w:pPr>
-      <w:r>
-        <w:t xml:space="preserve">NOAH: Five, the market. Six, the competition. Seven, the business model.</w:t>
-      </w:r>
-      <w:r>
-        <w:t xml:space="preserve"> </w:t>
-      </w:r>
-      <w:r>
-        <w:t xml:space="preserve">노아: 5번, 시장. 6번, 경쟁. 7번, 비즈니스 모델.</w:t>
-      </w:r>
-    </w:p>
-    <w:p>
-      <w:pPr>
-        <w:numPr>
-          <w:ilvl w:val="0"/>
-          <w:numId w:val="1002"/>
-        </w:numPr>
-      </w:pPr>
-      <w:r>
-        <w:t xml:space="preserve">LILY: What’s a business model?</w:t>
-      </w:r>
-      <w:r>
-        <w:t xml:space="preserve"> </w:t>
-      </w:r>
-      <w:r>
-        <w:t xml:space="preserve">릴리: 비즈니스 모델이 뭐야?</w:t>
-      </w:r>
-    </w:p>
-    <w:p>
-      <w:pPr>
-        <w:numPr>
-          <w:ilvl w:val="0"/>
-          <w:numId w:val="1002"/>
-        </w:numPr>
-      </w:pPr>
-      <w:r>
-        <w:t xml:space="preserve">NOAH: How we make money. Who pays, how much, and how often. For us, clinics would buy the filler, and if they like it, they keep ordering it again and again.</w:t>
-      </w:r>
-      <w:r>
-        <w:t xml:space="preserve"> </w:t>
-      </w:r>
-      <w:r>
-        <w:t xml:space="preserve">노아: 돈을 어떻게 버는지. 누가, 얼마를, 얼마나 자주 내는지. 우리 경우엔 클리닉이 필러를 사고, 마음에 들면 계속해서 다시 주문하는 거지.</w:t>
-      </w:r>
-    </w:p>
-    <w:p>
-      <w:pPr>
-        <w:numPr>
-          <w:ilvl w:val="0"/>
-          <w:numId w:val="1002"/>
-        </w:numPr>
-      </w:pPr>
-      <w:r>
-        <w:t xml:space="preserve">PRIYA: Eight, what we’ve done so far. Our traction.</w:t>
-      </w:r>
-      <w:r>
-        <w:t xml:space="preserve"> </w:t>
-      </w:r>
-      <w:r>
-        <w:t xml:space="preserve">프리야: 8번, 지금까지 한 일. 우리의 성과.</w:t>
-      </w:r>
-    </w:p>
-    <w:p>
-      <w:pPr>
-        <w:numPr>
-          <w:ilvl w:val="0"/>
-          <w:numId w:val="1002"/>
-        </w:numPr>
-      </w:pPr>
-      <w:r>
-        <w:t xml:space="preserve">LILY: Traction. Like tires on a road?</w:t>
-      </w:r>
-      <w:r>
-        <w:t xml:space="preserve"> </w:t>
-      </w:r>
-      <w:r>
-        <w:t xml:space="preserve">릴리: 트랙션. 도로 위 타이어처럼?</w:t>
-      </w:r>
-    </w:p>
-    <w:p>
-      <w:pPr>
-        <w:numPr>
-          <w:ilvl w:val="0"/>
-          <w:numId w:val="1002"/>
-        </w:numPr>
-      </w:pPr>
-      <w:r>
-        <w:t xml:space="preserve">NOAH: Kind of. Proof that we’re moving. Not spinning in place.</w:t>
-      </w:r>
-      <w:r>
-        <w:t xml:space="preserve"> </w:t>
-      </w:r>
-      <w:r>
-        <w:t xml:space="preserve">노아: 비슷해. 우리가 앞으로 나아가고 있다는 증거. 제자리에서 헛돌지 않고.</w:t>
-      </w:r>
-    </w:p>
-    <w:p>
-      <w:pPr>
-        <w:numPr>
-          <w:ilvl w:val="0"/>
-          <w:numId w:val="1002"/>
-        </w:numPr>
-      </w:pPr>
-      <w:r>
-        <w:t xml:space="preserve">PRIYA: To be honest, our traction is small. Twelve interviews and one autoclave test, which is still running. That’s not much, so we need to present it clearly and not pretend it’s more.</w:t>
-      </w:r>
-      <w:r>
-        <w:t xml:space="preserve"> </w:t>
-      </w:r>
-      <w:r>
-        <w:t xml:space="preserve">프리야: 솔직히 말하면 우리 성과는 작아. 인터뷰 열두 건이랑 아직 진행 중인 고압 멸균 시험 하나. 많지 않으니까, 부풀리지 말고 명확하게 보여 줘야 해.</w:t>
-      </w:r>
-    </w:p>
-    <w:p>
-      <w:pPr>
-        <w:numPr>
-          <w:ilvl w:val="0"/>
-          <w:numId w:val="1002"/>
-        </w:numPr>
-      </w:pPr>
-      <w:r>
-        <w:t xml:space="preserve">NOAH: It’s early. Investors know that.</w:t>
-      </w:r>
-      <w:r>
-        <w:t xml:space="preserve"> </w:t>
-      </w:r>
-      <w:r>
-        <w:t xml:space="preserve">노아: 초기니까. 투자자들도 알아.</w:t>
-      </w:r>
-    </w:p>
-    <w:p>
-      <w:pPr>
-        <w:numPr>
-          <w:ilvl w:val="0"/>
-          <w:numId w:val="1002"/>
-        </w:numPr>
-      </w:pPr>
-      <w:r>
-        <w:t xml:space="preserve">LILY: Nine?</w:t>
-      </w:r>
-      <w:r>
-        <w:t xml:space="preserve"> </w:t>
-      </w:r>
-      <w:r>
-        <w:t xml:space="preserve">릴리: 9번은?</w:t>
-      </w:r>
-    </w:p>
-    <w:p>
-      <w:pPr>
-        <w:numPr>
-          <w:ilvl w:val="0"/>
-          <w:numId w:val="1002"/>
-        </w:numPr>
-      </w:pPr>
-      <w:r>
-        <w:t xml:space="preserve">NOAH: The team. The four of us.</w:t>
-      </w:r>
-      <w:r>
-        <w:t xml:space="preserve"> </w:t>
-      </w:r>
-      <w:r>
-        <w:t xml:space="preserve">노아: 팀. 우리 네 명.</w:t>
-      </w:r>
-    </w:p>
-    <w:p>
-      <w:pPr>
-        <w:numPr>
-          <w:ilvl w:val="0"/>
-          <w:numId w:val="1002"/>
-        </w:numPr>
-      </w:pPr>
-      <w:r>
-        <w:t xml:space="preserve">LILY: And ten?</w:t>
-      </w:r>
-      <w:r>
-        <w:t xml:space="preserve"> </w:t>
-      </w:r>
-      <w:r>
-        <w:t xml:space="preserve">릴리: 그리고 10번은?</w:t>
-      </w:r>
-    </w:p>
-    <w:p>
-      <w:pPr>
-        <w:numPr>
-          <w:ilvl w:val="0"/>
-          <w:numId w:val="1002"/>
-        </w:numPr>
-      </w:pPr>
-      <w:r>
-        <w:t xml:space="preserve">NOAH: The ask. One point five million dollars, and what it gets us. Investors don’t just want a number, they want to know exactly what their money will help us prove.</w:t>
-      </w:r>
-      <w:r>
-        <w:t xml:space="preserve"> </w:t>
-      </w:r>
-      <w:r>
-        <w:t xml:space="preserve">노아: 요청 금액. 150만 달러, 그리고 그걸로 뭘 이룰지. 투자자들은 숫자만 원하는 게 아니라, 자기 돈으로 우리가 정확히 뭘 증명할지 알고 싶어 해.</w:t>
-      </w:r>
-    </w:p>
-    <w:p>
-      <w:pPr>
-        <w:numPr>
-          <w:ilvl w:val="0"/>
-          <w:numId w:val="1002"/>
-        </w:numPr>
-      </w:pPr>
-      <w:r>
-        <w:t xml:space="preserve">LILY: Okay. That’s a clear structure. Even I understand it.</w:t>
-      </w:r>
-      <w:r>
-        <w:t xml:space="preserve"> </w:t>
-      </w:r>
-      <w:r>
-        <w:t xml:space="preserve">릴리: 좋아. 구조가 명확하네. 나도 이해할 정도로.</w:t>
-      </w:r>
-    </w:p>
-    <w:p>
-      <w:pPr>
-        <w:numPr>
-          <w:ilvl w:val="0"/>
-          <w:numId w:val="1002"/>
-        </w:numPr>
-      </w:pPr>
-      <w:r>
-        <w:t xml:space="preserve">PRIYA: That’s the test. If Lily understands it, an investor will.</w:t>
-      </w:r>
-      <w:r>
-        <w:t xml:space="preserve"> </w:t>
-      </w:r>
-      <w:r>
-        <w:t xml:space="preserve">프리야: 그게 기준이에요. 릴리가 이해하면 투자자도 이해해요.</w:t>
-      </w:r>
-    </w:p>
-    <w:p>
-      <w:pPr>
-        <w:numPr>
-          <w:ilvl w:val="0"/>
-          <w:numId w:val="1002"/>
-        </w:numPr>
-      </w:pPr>
-      <w:r>
-        <w:t xml:space="preserve">LILY: I’m choosing to take that as a compliment.</w:t>
-      </w:r>
-      <w:r>
-        <w:t xml:space="preserve"> </w:t>
-      </w:r>
-      <w:r>
-        <w:t xml:space="preserve">릴리: 칭찬으로 받아들일게요.</w:t>
-      </w:r>
-    </w:p>
-    <w:p>
-      <w:pPr>
-        <w:numPr>
-          <w:ilvl w:val="0"/>
-          <w:numId w:val="1002"/>
-        </w:numPr>
-      </w:pPr>
-      <w:r>
-        <w:t xml:space="preserve">NOAH: Now the one sentence for slide one. The tagline.</w:t>
-      </w:r>
-      <w:r>
-        <w:t xml:space="preserve"> </w:t>
-      </w:r>
-      <w:r>
-        <w:t xml:space="preserve">노아: 이제 1번 슬라이드에 들어갈 한 문장. 태그라인.</w:t>
-      </w:r>
-    </w:p>
-    <w:p>
-      <w:pPr>
-        <w:numPr>
-          <w:ilvl w:val="0"/>
-          <w:numId w:val="1002"/>
-        </w:numPr>
-      </w:pPr>
-      <w:r>
-        <w:t xml:space="preserve">PRIYA:</w:t>
-      </w:r>
-      <w:r>
-        <w:t xml:space="preserve"> </w:t>
-      </w:r>
-      <w:r>
         <w:t xml:space="preserve">“</w:t>
       </w:r>
       <w:r>
-        <w:t xml:space="preserve">Enzyme-sensitive crosslinked hyaluronic acid for rapid reversal.</w:t>
+        <w:t xml:space="preserve">The filler you can take back.</w:t>
       </w:r>
       <w:r>
         <w:t xml:space="preserve">”</w:t>
       </w:r>
-      <w:r>
-        <w:t xml:space="preserve"> </w:t>
-      </w:r>
-      <w:r>
-        <w:t xml:space="preserve">프리야:</w:t>
-      </w:r>
-      <w:r>
-        <w:t xml:space="preserve"> </w:t>
-      </w:r>
-      <w:r>
-        <w:t xml:space="preserve">“</w:t>
-      </w:r>
-      <w:r>
-        <w:t xml:space="preserve">신속한 되돌림을 위한 효소 감응성 가교 히알루론산.</w:t>
-      </w:r>
-      <w:r>
-        <w:t xml:space="preserve">”</w:t>
-      </w:r>
-    </w:p>
-    <w:p>
-      <w:pPr>
-        <w:numPr>
-          <w:ilvl w:val="0"/>
-          <w:numId w:val="1002"/>
-        </w:numPr>
-      </w:pPr>
-      <w:r>
-        <w:t xml:space="preserve">LILY: Nobody will remember that. Ever.</w:t>
-      </w:r>
-      <w:r>
-        <w:t xml:space="preserve"> </w:t>
-      </w:r>
-      <w:r>
-        <w:t xml:space="preserve">릴리: 아무도 기억 못 해. 절대로.</w:t>
-      </w:r>
-    </w:p>
-    <w:p>
-      <w:pPr>
-        <w:numPr>
-          <w:ilvl w:val="0"/>
-          <w:numId w:val="1002"/>
-        </w:numPr>
-      </w:pPr>
-      <w:r>
-        <w:t xml:space="preserve">NOAH:</w:t>
-      </w:r>
-      <w:r>
-        <w:t xml:space="preserve"> </w:t>
-      </w:r>
-      <w:r>
-        <w:t xml:space="preserve">“</w:t>
-      </w:r>
-      <w:r>
-        <w:t xml:space="preserve">Long-lasting filler with a built-in emergency exit.</w:t>
-      </w:r>
-      <w:r>
-        <w:t xml:space="preserve">”</w:t>
-      </w:r>
-      <w:r>
-        <w:t xml:space="preserve"> </w:t>
-      </w:r>
-      <w:r>
-        <w:t xml:space="preserve">노아:</w:t>
-      </w:r>
-      <w:r>
-        <w:t xml:space="preserve"> </w:t>
-      </w:r>
-      <w:r>
-        <w:t xml:space="preserve">“</w:t>
-      </w:r>
-      <w:r>
-        <w:t xml:space="preserve">비상구가 내장된 오래가는 필러.</w:t>
-      </w:r>
-      <w:r>
-        <w:t xml:space="preserve">”</w:t>
-      </w:r>
-    </w:p>
-    <w:p>
-      <w:pPr>
-        <w:numPr>
-          <w:ilvl w:val="0"/>
-          <w:numId w:val="1002"/>
-        </w:numPr>
-      </w:pPr>
-      <w:r>
-        <w:t xml:space="preserve">LILY: Better. Still too long.</w:t>
-      </w:r>
-      <w:r>
-        <w:t xml:space="preserve"> </w:t>
-      </w:r>
-      <w:r>
-        <w:t xml:space="preserve">릴리: 낫네. 그래도 너무 길어.</w:t>
-      </w:r>
-    </w:p>
-    <w:p>
-      <w:pPr>
-        <w:numPr>
-          <w:ilvl w:val="0"/>
-          <w:numId w:val="1002"/>
-        </w:numPr>
-      </w:pPr>
-      <w:r>
-        <w:t xml:space="preserve">PRIYA: Then what would you say, Lily?</w:t>
-      </w:r>
-      <w:r>
-        <w:t xml:space="preserve"> </w:t>
-      </w:r>
-      <w:r>
-        <w:t xml:space="preserve">프리야: 그럼 릴리는 뭐라고 하겠어요?</w:t>
-      </w:r>
-    </w:p>
-    <w:p>
-      <w:pPr>
-        <w:numPr>
-          <w:ilvl w:val="0"/>
-          <w:numId w:val="1002"/>
-        </w:numPr>
-      </w:pPr>
-      <w:r>
-        <w:t xml:space="preserve">LILY:</w:t>
-      </w:r>
-      <w:r>
-        <w:t xml:space="preserve"> </w:t>
-      </w:r>
-      <w:r>
-        <w:t xml:space="preserve">“</w:t>
-      </w:r>
-      <w:r>
-        <w:t xml:space="preserve">The filler you can take back.</w:t>
-      </w:r>
-      <w:r>
-        <w:t xml:space="preserve">”</w:t>
-      </w:r>
-      <w:r>
-        <w:t xml:space="preserve"> </w:t>
-      </w:r>
-      <w:r>
-        <w:t xml:space="preserve">릴리:</w:t>
-      </w:r>
-      <w:r>
-        <w:t xml:space="preserve"> </w:t>
-      </w:r>
-      <w:r>
-        <w:t xml:space="preserve">“</w:t>
-      </w:r>
-      <w:r>
-        <w:t xml:space="preserve">되돌릴 수 있는 필러.</w:t>
-      </w:r>
-      <w:r>
-        <w:t xml:space="preserve">”</w:t>
-      </w:r>
-    </w:p>
-    <w:p>
-      <w:pPr>
-        <w:numPr>
-          <w:ilvl w:val="0"/>
-          <w:numId w:val="1002"/>
-        </w:numPr>
+    </w:p>
+    <w:p>
+      <w:pPr>
+        <w:pStyle w:val="BodyText"/>
       </w:pPr>
       <w:r>
         <w:t xml:space="preserve">NOAH: That’s it. That’s the line.</w:t>
-      </w:r>
-      <w:r>
-        <w:t xml:space="preserve"> </w:t>
-      </w:r>
-      <w:r>
-        <w:t xml:space="preserve">노아: 그거다. 그게 그 문장이야.</w:t>
       </w:r>
     </w:p>
     <w:bookmarkEnd w:id="22"/>
@@ -1203,629 +672,302 @@
     </w:p>
     <w:p>
       <w:pPr>
-        <w:numPr>
-          <w:ilvl w:val="0"/>
-          <w:numId w:val="1003"/>
-        </w:numPr>
+        <w:pStyle w:val="FirstParagraph"/>
       </w:pPr>
       <w:r>
         <w:t xml:space="preserve">PRIYA: It’s midnight. Let’s look at the problem slide.</w:t>
       </w:r>
+    </w:p>
+    <w:p>
+      <w:pPr>
+        <w:pStyle w:val="BodyText"/>
+      </w:pPr>
+      <w:r>
+        <w:t xml:space="preserve">NOAH: Here’s my draft. Six bullet points. Statistics. A chart. And a quote.</w:t>
+      </w:r>
+    </w:p>
+    <w:p>
+      <w:pPr>
+        <w:pStyle w:val="BodyText"/>
+      </w:pPr>
+      <w:r>
+        <w:t xml:space="preserve">PRIYA: Honestly? This slide is doing too much.</w:t>
+      </w:r>
+    </w:p>
+    <w:p>
+      <w:pPr>
+        <w:pStyle w:val="BodyText"/>
+      </w:pPr>
+      <w:r>
+        <w:t xml:space="preserve">NOAH: Too much? It’s all important.</w:t>
+      </w:r>
+    </w:p>
+    <w:p>
+      <w:pPr>
+        <w:pStyle w:val="BodyText"/>
+      </w:pPr>
+      <w:r>
+        <w:t xml:space="preserve">PRIYA: If everything is important, nothing is. An investor will look at this slide for a few seconds, so it has to say one clear thing. Right now it says six things at once.</w:t>
+      </w:r>
+    </w:p>
+    <w:p>
+      <w:pPr>
+        <w:pStyle w:val="BodyText"/>
+      </w:pPr>
+      <w:r>
+        <w:t xml:space="preserve">LILY: She’s right. My eyes don’t know where to go.</w:t>
+      </w:r>
+    </w:p>
+    <w:p>
+      <w:pPr>
+        <w:pStyle w:val="BodyText"/>
+      </w:pPr>
+      <w:r>
+        <w:t xml:space="preserve">NOAH: Okay. What should stay?</w:t>
+      </w:r>
+    </w:p>
+    <w:p>
+      <w:pPr>
+        <w:pStyle w:val="BodyText"/>
+      </w:pPr>
+      <w:r>
+        <w:t xml:space="preserve">PRIYA: One number. Nine out of twelve.</w:t>
+      </w:r>
+    </w:p>
+    <w:p>
+      <w:pPr>
+        <w:pStyle w:val="BodyText"/>
+      </w:pPr>
+      <w:r>
+        <w:t xml:space="preserve">LILY: And one quote. A human voice.</w:t>
+      </w:r>
+    </w:p>
+    <w:p>
+      <w:pPr>
+        <w:pStyle w:val="BodyText"/>
+      </w:pPr>
+      <w:r>
+        <w:t xml:space="preserve">NOAH: Jasmine’s quote.</w:t>
+      </w:r>
       <w:r>
         <w:t xml:space="preserve"> </w:t>
       </w:r>
       <w:r>
-        <w:t xml:space="preserve">프리야: 자정이야. 문제 슬라이드 보자.</w:t>
-      </w:r>
-    </w:p>
-    <w:p>
-      <w:pPr>
-        <w:numPr>
-          <w:ilvl w:val="0"/>
-          <w:numId w:val="1003"/>
-        </w:numPr>
-      </w:pPr>
-      <w:r>
-        <w:t xml:space="preserve">NOAH: Here’s my draft. Six bullet points. Statistics. A chart. And a quote.</w:t>
+        <w:t xml:space="preserve">“</w:t>
+      </w:r>
+      <w:r>
+        <w:t xml:space="preserve">For ten seconds, I froze.</w:t>
+      </w:r>
+      <w:r>
+        <w:t xml:space="preserve">”</w:t>
+      </w:r>
+    </w:p>
+    <w:p>
+      <w:pPr>
+        <w:pStyle w:val="BodyText"/>
+      </w:pPr>
+      <w:r>
+        <w:t xml:space="preserve">PRIYA: Without her name, though. We promised every person we interviewed that we’d keep them anonymous, and if we break that promise on slide two, nobody in this industry will talk to us again.</w:t>
+      </w:r>
+    </w:p>
+    <w:p>
+      <w:pPr>
+        <w:pStyle w:val="BodyText"/>
+      </w:pPr>
+      <w:r>
+        <w:t xml:space="preserve">NOAH: Of course.</w:t>
       </w:r>
       <w:r>
         <w:t xml:space="preserve"> </w:t>
       </w:r>
       <w:r>
-        <w:t xml:space="preserve">노아: 내 초안이야. 글머리 여섯 개. 통계. 차트. 그리고 인용문.</w:t>
-      </w:r>
-    </w:p>
-    <w:p>
-      <w:pPr>
-        <w:numPr>
-          <w:ilvl w:val="0"/>
-          <w:numId w:val="1003"/>
-        </w:numPr>
-      </w:pPr>
-      <w:r>
-        <w:t xml:space="preserve">PRIYA: Honestly? This slide is doing too much.</w:t>
+        <w:t xml:space="preserve">“</w:t>
+      </w:r>
+      <w:r>
+        <w:t xml:space="preserve">A nurse injector, Austin.</w:t>
+      </w:r>
+      <w:r>
+        <w:t xml:space="preserve">”</w:t>
+      </w:r>
+    </w:p>
+    <w:p>
+      <w:pPr>
+        <w:pStyle w:val="BodyText"/>
+      </w:pPr>
+      <w:r>
+        <w:t xml:space="preserve">LILY: One number, one quote, lots of white space. Much better.</w:t>
+      </w:r>
+    </w:p>
+    <w:p>
+      <w:pPr>
+        <w:pStyle w:val="BodyText"/>
+      </w:pPr>
+      <w:r>
+        <w:t xml:space="preserve">NOAH: Next. The solution slide.</w:t>
+      </w:r>
+    </w:p>
+    <w:p>
+      <w:pPr>
+        <w:pStyle w:val="BodyText"/>
+      </w:pPr>
+      <w:r>
+        <w:t xml:space="preserve">PRIYA: Here I’d like a simple diagram. The net. A knot opening.</w:t>
+      </w:r>
+    </w:p>
+    <w:p>
+      <w:pPr>
+        <w:pStyle w:val="BodyText"/>
+      </w:pPr>
+      <w:r>
+        <w:t xml:space="preserve">LILY: Like the logo, but animated? First tight, then releasing?</w:t>
+      </w:r>
+    </w:p>
+    <w:p>
+      <w:pPr>
+        <w:pStyle w:val="BodyText"/>
+      </w:pPr>
+      <w:r>
+        <w:t xml:space="preserve">PRIYA: Yes. Can you do that?</w:t>
+      </w:r>
+    </w:p>
+    <w:p>
+      <w:pPr>
+        <w:pStyle w:val="BodyText"/>
+      </w:pPr>
+      <w:r>
+        <w:t xml:space="preserve">LILY: By two a.m. If nobody talks to me for an hour.</w:t>
+      </w:r>
+    </w:p>
+    <w:p>
+      <w:pPr>
+        <w:pStyle w:val="BodyText"/>
+      </w:pPr>
+      <w:r>
+        <w:t xml:space="preserve">NOAH: Deal. Priya, while she works, the market slide.</w:t>
+      </w:r>
+    </w:p>
+    <w:p>
+      <w:pPr>
+        <w:pStyle w:val="BodyText"/>
+      </w:pPr>
+      <w:r>
+        <w:t xml:space="preserve">PRIYA: How big is the filler market?</w:t>
+      </w:r>
+    </w:p>
+    <w:p>
+      <w:pPr>
+        <w:pStyle w:val="BodyText"/>
+      </w:pPr>
+      <w:r>
+        <w:t xml:space="preserve">NOAH: In the US, several billion dollars a year. And growing.</w:t>
+      </w:r>
+    </w:p>
+    <w:p>
+      <w:pPr>
+        <w:pStyle w:val="BodyText"/>
+      </w:pPr>
+      <w:r>
+        <w:t xml:space="preserve">PRIYA: Define</w:t>
       </w:r>
       <w:r>
         <w:t xml:space="preserve"> </w:t>
       </w:r>
       <w:r>
-        <w:t xml:space="preserve">프리야: 솔직히? 이 슬라이드는 너무 많은 걸 하려고 해.</w:t>
-      </w:r>
-    </w:p>
-    <w:p>
-      <w:pPr>
-        <w:numPr>
-          <w:ilvl w:val="0"/>
-          <w:numId w:val="1003"/>
-        </w:numPr>
-      </w:pPr>
-      <w:r>
-        <w:t xml:space="preserve">NOAH: Too much? It’s all important.</w:t>
+        <w:t xml:space="preserve">“</w:t>
+      </w:r>
+      <w:r>
+        <w:t xml:space="preserve">several.</w:t>
+      </w:r>
+      <w:r>
+        <w:t xml:space="preserve">”</w:t>
       </w:r>
       <w:r>
         <w:t xml:space="preserve"> </w:t>
       </w:r>
       <w:r>
-        <w:t xml:space="preserve">노아: 너무 많다고? 다 중요한 건데.</w:t>
-      </w:r>
-    </w:p>
-    <w:p>
-      <w:pPr>
-        <w:numPr>
-          <w:ilvl w:val="0"/>
-          <w:numId w:val="1003"/>
-        </w:numPr>
-      </w:pPr>
-      <w:r>
-        <w:t xml:space="preserve">PRIYA: If everything is important, nothing is. An investor will look at this slide for a few seconds, so it has to say one clear thing. Right now it says six things at once.</w:t>
+        <w:t xml:space="preserve">Investors will ask.</w:t>
+      </w:r>
+    </w:p>
+    <w:p>
+      <w:pPr>
+        <w:pStyle w:val="BodyText"/>
+      </w:pPr>
+      <w:r>
+        <w:t xml:space="preserve">NOAH: I’ll get the exact number from public reports, not from Halvern files. Using anything from my old job would be a huge mistake, and it would hurt us more than a vague number.</w:t>
+      </w:r>
+    </w:p>
+    <w:p>
+      <w:pPr>
+        <w:pStyle w:val="BodyText"/>
+      </w:pPr>
+      <w:r>
+        <w:t xml:space="preserve">PRIYA: Good. Clean hands.</w:t>
+      </w:r>
+    </w:p>
+    <w:p>
+      <w:pPr>
+        <w:pStyle w:val="BodyText"/>
+      </w:pPr>
+      <w:r>
+        <w:t xml:space="preserve">NOAH: Always. Diane would sense it from across town.</w:t>
+      </w:r>
+    </w:p>
+    <w:p>
+      <w:pPr>
+        <w:pStyle w:val="BodyText"/>
+      </w:pPr>
+      <w:r>
+        <w:t xml:space="preserve">PRIYA: And competition? Halvern, obviously.</w:t>
+      </w:r>
+    </w:p>
+    <w:p>
+      <w:pPr>
+        <w:pStyle w:val="BodyText"/>
+      </w:pPr>
+      <w:r>
+        <w:t xml:space="preserve">NOAH: Halvern and three other big players. All long-lasting. None reversible by design.</w:t>
+      </w:r>
+    </w:p>
+    <w:p>
+      <w:pPr>
+        <w:pStyle w:val="BodyText"/>
+      </w:pPr>
+      <w:r>
+        <w:t xml:space="preserve">PRIYA:</w:t>
       </w:r>
       <w:r>
         <w:t xml:space="preserve"> </w:t>
       </w:r>
       <w:r>
-        <w:t xml:space="preserve">프리야: 전부 중요하면 아무것도 중요하지 않아. 투자자는 이 슬라이드를 몇 초밖에 안 볼 거야. 그러니까 분명한 메시지 하나를 말해야 해. 지금은 여섯 가지를 한꺼번에 말하고 있어.</w:t>
-      </w:r>
-    </w:p>
-    <w:p>
-      <w:pPr>
-        <w:numPr>
-          <w:ilvl w:val="0"/>
-          <w:numId w:val="1003"/>
-        </w:numPr>
-      </w:pPr>
-      <w:r>
-        <w:t xml:space="preserve">LILY: She’s right. My eyes don’t know where to go.</w:t>
+        <w:t xml:space="preserve">“</w:t>
+      </w:r>
+      <w:r>
+        <w:t xml:space="preserve">Yet.</w:t>
+      </w:r>
+      <w:r>
+        <w:t xml:space="preserve">”</w:t>
       </w:r>
       <w:r>
         <w:t xml:space="preserve"> </w:t>
       </w:r>
       <w:r>
-        <w:t xml:space="preserve">릴리: 프리야 말이 맞아. 내 눈이 어디를 봐야 할지 모르겠어.</w:t>
-      </w:r>
-    </w:p>
-    <w:p>
-      <w:pPr>
-        <w:numPr>
-          <w:ilvl w:val="0"/>
-          <w:numId w:val="1003"/>
-        </w:numPr>
-      </w:pPr>
-      <w:r>
-        <w:t xml:space="preserve">NOAH: Okay. What should stay?</w:t>
-      </w:r>
-      <w:r>
-        <w:t xml:space="preserve"> </w:t>
-      </w:r>
-      <w:r>
-        <w:t xml:space="preserve">노아: 알았어. 뭘 남겨야 해?</w:t>
-      </w:r>
-    </w:p>
-    <w:p>
-      <w:pPr>
-        <w:numPr>
-          <w:ilvl w:val="0"/>
-          <w:numId w:val="1003"/>
-        </w:numPr>
-      </w:pPr>
-      <w:r>
-        <w:t xml:space="preserve">PRIYA: One number. Nine out of twelve.</w:t>
-      </w:r>
-      <w:r>
-        <w:t xml:space="preserve"> </w:t>
-      </w:r>
-      <w:r>
-        <w:t xml:space="preserve">프리야: 숫자 하나. 열둘 중 아홉.</w:t>
-      </w:r>
-    </w:p>
-    <w:p>
-      <w:pPr>
-        <w:numPr>
-          <w:ilvl w:val="0"/>
-          <w:numId w:val="1003"/>
-        </w:numPr>
-      </w:pPr>
-      <w:r>
-        <w:t xml:space="preserve">LILY: And one quote. A human voice.</w:t>
-      </w:r>
-      <w:r>
-        <w:t xml:space="preserve"> </w:t>
-      </w:r>
-      <w:r>
-        <w:t xml:space="preserve">릴리: 그리고 인용문 하나. 사람의 목소리.</w:t>
-      </w:r>
-    </w:p>
-    <w:p>
-      <w:pPr>
-        <w:numPr>
-          <w:ilvl w:val="0"/>
-          <w:numId w:val="1003"/>
-        </w:numPr>
-      </w:pPr>
-      <w:r>
-        <w:t xml:space="preserve">NOAH: Jasmine’s quote.</w:t>
-      </w:r>
-      <w:r>
-        <w:t xml:space="preserve"> </w:t>
-      </w:r>
-      <w:r>
-        <w:t xml:space="preserve">“</w:t>
-      </w:r>
-      <w:r>
-        <w:t xml:space="preserve">For ten seconds, I froze.</w:t>
-      </w:r>
-      <w:r>
-        <w:t xml:space="preserve">”</w:t>
-      </w:r>
-      <w:r>
-        <w:t xml:space="preserve"> </w:t>
-      </w:r>
-      <w:r>
-        <w:t xml:space="preserve">노아: 재스민의 말.</w:t>
-      </w:r>
-      <w:r>
-        <w:t xml:space="preserve"> </w:t>
-      </w:r>
-      <w:r>
-        <w:t xml:space="preserve">“</w:t>
-      </w:r>
-      <w:r>
-        <w:t xml:space="preserve">10초 동안 전 얼어 버렸어요.</w:t>
-      </w:r>
-      <w:r>
-        <w:t xml:space="preserve">”</w:t>
-      </w:r>
-    </w:p>
-    <w:p>
-      <w:pPr>
-        <w:numPr>
-          <w:ilvl w:val="0"/>
-          <w:numId w:val="1003"/>
-        </w:numPr>
-      </w:pPr>
-      <w:r>
-        <w:t xml:space="preserve">PRIYA: Without her name, though. We promised every person we interviewed that we’d keep them anonymous, and if we break that promise on slide two, nobody in this industry will talk to us again.</w:t>
-      </w:r>
-      <w:r>
-        <w:t xml:space="preserve"> </w:t>
-      </w:r>
-      <w:r>
-        <w:t xml:space="preserve">프리야: 이름은 빼고. 인터뷰한 모든 사람한테 익명으로 하겠다고 약속했잖아. 2번 슬라이드에서 그 약속을 깨면, 이 업계에서 아무도 우리랑 다시는 얘기 안 할 거야.</w:t>
-      </w:r>
-    </w:p>
-    <w:p>
-      <w:pPr>
-        <w:numPr>
-          <w:ilvl w:val="0"/>
-          <w:numId w:val="1003"/>
-        </w:numPr>
-      </w:pPr>
-      <w:r>
-        <w:t xml:space="preserve">NOAH: Of course.</w:t>
-      </w:r>
-      <w:r>
-        <w:t xml:space="preserve"> </w:t>
-      </w:r>
-      <w:r>
-        <w:t xml:space="preserve">“</w:t>
-      </w:r>
-      <w:r>
-        <w:t xml:space="preserve">A nurse injector, Austin.</w:t>
-      </w:r>
-      <w:r>
-        <w:t xml:space="preserve">”</w:t>
-      </w:r>
-      <w:r>
-        <w:t xml:space="preserve"> </w:t>
-      </w:r>
-      <w:r>
-        <w:t xml:space="preserve">노아: 당연하지.</w:t>
-      </w:r>
-      <w:r>
-        <w:t xml:space="preserve"> </w:t>
-      </w:r>
-      <w:r>
-        <w:t xml:space="preserve">“</w:t>
-      </w:r>
-      <w:r>
-        <w:t xml:space="preserve">간호사 시술자, 오스틴.</w:t>
-      </w:r>
-      <w:r>
-        <w:t xml:space="preserve">”</w:t>
-      </w:r>
-    </w:p>
-    <w:p>
-      <w:pPr>
-        <w:numPr>
-          <w:ilvl w:val="0"/>
-          <w:numId w:val="1003"/>
-        </w:numPr>
-      </w:pPr>
-      <w:r>
-        <w:t xml:space="preserve">LILY: One number, one quote, lots of white space. Much better.</w:t>
-      </w:r>
-      <w:r>
-        <w:t xml:space="preserve"> </w:t>
-      </w:r>
-      <w:r>
-        <w:t xml:space="preserve">릴리: 숫자 하나, 인용문 하나, 여백은 넉넉하게. 훨씬 낫다.</w:t>
-      </w:r>
-    </w:p>
-    <w:p>
-      <w:pPr>
-        <w:numPr>
-          <w:ilvl w:val="0"/>
-          <w:numId w:val="1003"/>
-        </w:numPr>
-      </w:pPr>
-      <w:r>
-        <w:t xml:space="preserve">NOAH: Next. The solution slide.</w:t>
-      </w:r>
-      <w:r>
-        <w:t xml:space="preserve"> </w:t>
-      </w:r>
-      <w:r>
-        <w:t xml:space="preserve">노아: 다음. 해결책 슬라이드.</w:t>
-      </w:r>
-    </w:p>
-    <w:p>
-      <w:pPr>
-        <w:numPr>
-          <w:ilvl w:val="0"/>
-          <w:numId w:val="1003"/>
-        </w:numPr>
-      </w:pPr>
-      <w:r>
-        <w:t xml:space="preserve">PRIYA: Here I’d like a simple diagram. The net. A knot opening.</w:t>
-      </w:r>
-      <w:r>
-        <w:t xml:space="preserve"> </w:t>
-      </w:r>
-      <w:r>
-        <w:t xml:space="preserve">프리야: 여기엔 간단한 도식을 넣고 싶어. 그물. 매듭이 열리는 거.</w:t>
-      </w:r>
-    </w:p>
-    <w:p>
-      <w:pPr>
-        <w:numPr>
-          <w:ilvl w:val="0"/>
-          <w:numId w:val="1003"/>
-        </w:numPr>
-      </w:pPr>
-      <w:r>
-        <w:t xml:space="preserve">LILY: Like the logo, but animated? First tight, then releasing?</w:t>
-      </w:r>
-      <w:r>
-        <w:t xml:space="preserve"> </w:t>
-      </w:r>
-      <w:r>
-        <w:t xml:space="preserve">릴리: 로고처럼, 근데 움직이게? 처음엔 촘촘하다가 풀리는 거?</w:t>
-      </w:r>
-    </w:p>
-    <w:p>
-      <w:pPr>
-        <w:numPr>
-          <w:ilvl w:val="0"/>
-          <w:numId w:val="1003"/>
-        </w:numPr>
-      </w:pPr>
-      <w:r>
-        <w:t xml:space="preserve">PRIYA: Yes. Can you do that?</w:t>
-      </w:r>
-      <w:r>
-        <w:t xml:space="preserve"> </w:t>
-      </w:r>
-      <w:r>
-        <w:t xml:space="preserve">프리야: 네. 할 수 있어요?</w:t>
-      </w:r>
-    </w:p>
-    <w:p>
-      <w:pPr>
-        <w:numPr>
-          <w:ilvl w:val="0"/>
-          <w:numId w:val="1003"/>
-        </w:numPr>
-      </w:pPr>
-      <w:r>
-        <w:t xml:space="preserve">LILY: By two a.m. If nobody talks to me for an hour.</w:t>
-      </w:r>
-      <w:r>
-        <w:t xml:space="preserve"> </w:t>
-      </w:r>
-      <w:r>
-        <w:t xml:space="preserve">릴리: 새벽 2시까지. 한 시간 동안 아무도 말 안 걸면.</w:t>
-      </w:r>
-    </w:p>
-    <w:p>
-      <w:pPr>
-        <w:numPr>
-          <w:ilvl w:val="0"/>
-          <w:numId w:val="1003"/>
-        </w:numPr>
-      </w:pPr>
-      <w:r>
-        <w:t xml:space="preserve">NOAH: Deal. Priya, while she works, the market slide.</w:t>
-      </w:r>
-      <w:r>
-        <w:t xml:space="preserve"> </w:t>
-      </w:r>
-      <w:r>
-        <w:t xml:space="preserve">노아: 좋아. 프리야, 릴리가 작업하는 동안 시장 슬라이드 하자.</w:t>
-      </w:r>
-    </w:p>
-    <w:p>
-      <w:pPr>
-        <w:numPr>
-          <w:ilvl w:val="0"/>
-          <w:numId w:val="1003"/>
-        </w:numPr>
-      </w:pPr>
-      <w:r>
-        <w:t xml:space="preserve">PRIYA: How big is the filler market?</w:t>
-      </w:r>
-      <w:r>
-        <w:t xml:space="preserve"> </w:t>
-      </w:r>
-      <w:r>
-        <w:t xml:space="preserve">프리야: 필러 시장이 얼마나 커?</w:t>
-      </w:r>
-    </w:p>
-    <w:p>
-      <w:pPr>
-        <w:numPr>
-          <w:ilvl w:val="0"/>
-          <w:numId w:val="1003"/>
-        </w:numPr>
-      </w:pPr>
-      <w:r>
-        <w:t xml:space="preserve">NOAH: In the US, several billion dollars a year. And growing.</w:t>
-      </w:r>
-      <w:r>
-        <w:t xml:space="preserve"> </w:t>
-      </w:r>
-      <w:r>
-        <w:t xml:space="preserve">노아: 미국에서 연간 수십억 달러. 그리고 성장 중이야.</w:t>
-      </w:r>
-    </w:p>
-    <w:p>
-      <w:pPr>
-        <w:numPr>
-          <w:ilvl w:val="0"/>
-          <w:numId w:val="1003"/>
-        </w:numPr>
-      </w:pPr>
-      <w:r>
-        <w:t xml:space="preserve">PRIYA: Define</w:t>
-      </w:r>
-      <w:r>
-        <w:t xml:space="preserve"> </w:t>
-      </w:r>
-      <w:r>
-        <w:t xml:space="preserve">“</w:t>
-      </w:r>
-      <w:r>
-        <w:t xml:space="preserve">several.</w:t>
-      </w:r>
-      <w:r>
-        <w:t xml:space="preserve">”</w:t>
-      </w:r>
-      <w:r>
-        <w:t xml:space="preserve"> </w:t>
-      </w:r>
-      <w:r>
-        <w:t xml:space="preserve">Investors will ask.</w:t>
-      </w:r>
-      <w:r>
-        <w:t xml:space="preserve"> </w:t>
-      </w:r>
-      <w:r>
-        <w:t xml:space="preserve">프리야:</w:t>
-      </w:r>
-      <w:r>
-        <w:t xml:space="preserve"> </w:t>
-      </w:r>
-      <w:r>
-        <w:t xml:space="preserve">“</w:t>
-      </w:r>
-      <w:r>
-        <w:t xml:space="preserve">수십억</w:t>
-      </w:r>
-      <w:r>
-        <w:t xml:space="preserve">”</w:t>
-      </w:r>
-      <w:r>
-        <w:t xml:space="preserve">이 정확히 얼마야? 투자자들이 물어볼 거야.</w:t>
-      </w:r>
-    </w:p>
-    <w:p>
-      <w:pPr>
-        <w:numPr>
-          <w:ilvl w:val="0"/>
-          <w:numId w:val="1003"/>
-        </w:numPr>
-      </w:pPr>
-      <w:r>
-        <w:t xml:space="preserve">NOAH: I’ll get the exact number from public reports, not from Halvern files. Using anything from my old job would be a huge mistake, and it would hurt us more than a vague number.</w:t>
-      </w:r>
-      <w:r>
-        <w:t xml:space="preserve"> </w:t>
-      </w:r>
-      <w:r>
-        <w:t xml:space="preserve">노아: 정확한 숫자는 공개 보고서에서 찾을게. 할번 파일 말고. 예전 직장 자료를 조금이라도 쓰면 큰 실수고, 애매한 숫자보다 우리한테 훨씬 더 큰 타격이 될 거야.</w:t>
-      </w:r>
-    </w:p>
-    <w:p>
-      <w:pPr>
-        <w:numPr>
-          <w:ilvl w:val="0"/>
-          <w:numId w:val="1003"/>
-        </w:numPr>
-      </w:pPr>
-      <w:r>
-        <w:t xml:space="preserve">PRIYA: Good. Clean hands.</w:t>
-      </w:r>
-      <w:r>
-        <w:t xml:space="preserve"> </w:t>
-      </w:r>
-      <w:r>
-        <w:t xml:space="preserve">프리야: 좋아. 깨끗한 손.</w:t>
-      </w:r>
-    </w:p>
-    <w:p>
-      <w:pPr>
-        <w:numPr>
-          <w:ilvl w:val="0"/>
-          <w:numId w:val="1003"/>
-        </w:numPr>
-      </w:pPr>
-      <w:r>
-        <w:t xml:space="preserve">NOAH: Always. Diane would sense it from across town.</w:t>
-      </w:r>
-      <w:r>
-        <w:t xml:space="preserve"> </w:t>
-      </w:r>
-      <w:r>
-        <w:t xml:space="preserve">노아: 언제나. 다이앤은 시내 반대편에서도 눈치챌 거야.</w:t>
-      </w:r>
-    </w:p>
-    <w:p>
-      <w:pPr>
-        <w:numPr>
-          <w:ilvl w:val="0"/>
-          <w:numId w:val="1003"/>
-        </w:numPr>
-      </w:pPr>
-      <w:r>
-        <w:t xml:space="preserve">PRIYA: And competition? Halvern, obviously.</w:t>
-      </w:r>
-      <w:r>
-        <w:t xml:space="preserve"> </w:t>
-      </w:r>
-      <w:r>
-        <w:t xml:space="preserve">프리야: 그리고 경쟁? 당연히 할번.</w:t>
-      </w:r>
-    </w:p>
-    <w:p>
-      <w:pPr>
-        <w:numPr>
-          <w:ilvl w:val="0"/>
-          <w:numId w:val="1003"/>
-        </w:numPr>
-      </w:pPr>
-      <w:r>
-        <w:t xml:space="preserve">NOAH: Halvern and three other big players. All long-lasting. None reversible by design.</w:t>
-      </w:r>
-      <w:r>
-        <w:t xml:space="preserve"> </w:t>
-      </w:r>
-      <w:r>
-        <w:t xml:space="preserve">노아: 할번이랑 대형 업체 세 곳 더. 전부 오래가는 제품. 설계부터 되돌릴 수 있는 건 없어.</w:t>
-      </w:r>
-    </w:p>
-    <w:p>
-      <w:pPr>
-        <w:numPr>
-          <w:ilvl w:val="0"/>
-          <w:numId w:val="1003"/>
-        </w:numPr>
-      </w:pPr>
-      <w:r>
-        <w:t xml:space="preserve">PRIYA:</w:t>
-      </w:r>
-      <w:r>
-        <w:t xml:space="preserve"> </w:t>
-      </w:r>
-      <w:r>
-        <w:t xml:space="preserve">“</w:t>
-      </w:r>
-      <w:r>
-        <w:t xml:space="preserve">Yet.</w:t>
-      </w:r>
-      <w:r>
-        <w:t xml:space="preserve">”</w:t>
-      </w:r>
-      <w:r>
-        <w:t xml:space="preserve"> </w:t>
-      </w:r>
-      <w:r>
         <w:t xml:space="preserve">Remember, the idea is public. They could copy it.</w:t>
       </w:r>
-      <w:r>
-        <w:t xml:space="preserve"> </w:t>
-      </w:r>
-      <w:r>
-        <w:t xml:space="preserve">프리야:</w:t>
-      </w:r>
-      <w:r>
-        <w:t xml:space="preserve"> </w:t>
-      </w:r>
-      <w:r>
-        <w:t xml:space="preserve">“</w:t>
-      </w:r>
-      <w:r>
-        <w:t xml:space="preserve">아직은.</w:t>
-      </w:r>
-      <w:r>
-        <w:t xml:space="preserve">”</w:t>
-      </w:r>
-      <w:r>
-        <w:t xml:space="preserve"> </w:t>
-      </w:r>
-      <w:r>
-        <w:t xml:space="preserve">기억해, 아이디어는 공개돼 있어. 그들이 따라 할 수 있어.</w:t>
-      </w:r>
-    </w:p>
-    <w:p>
-      <w:pPr>
-        <w:numPr>
-          <w:ilvl w:val="0"/>
-          <w:numId w:val="1003"/>
-        </w:numPr>
+    </w:p>
+    <w:p>
+      <w:pPr>
+        <w:pStyle w:val="BodyText"/>
       </w:pPr>
       <w:r>
         <w:t xml:space="preserve">NOAH: Then our edge is speed, focus, and better formulas. The big players have many products to worry about. We have only one, so every hour we work goes into making it reversible and safe.</w:t>
       </w:r>
-      <w:r>
-        <w:t xml:space="preserve"> </w:t>
-      </w:r>
-      <w:r>
-        <w:t xml:space="preserve">노아: 그럼 우리 강점은 속도, 집중, 더 나은 배합이지. 대형 업체들은 신경 쓸 제품이 많아. 우린 하나뿐이니까, 일하는 시간 전부를 그걸 되돌릴 수 있고 안전하게 만드는 데 쏟을 수 있어.</w:t>
-      </w:r>
-    </w:p>
-    <w:p>
-      <w:pPr>
-        <w:numPr>
-          <w:ilvl w:val="0"/>
-          <w:numId w:val="1003"/>
-        </w:numPr>
+    </w:p>
+    <w:p>
+      <w:pPr>
+        <w:pStyle w:val="BodyText"/>
       </w:pPr>
       <w:r>
         <w:t xml:space="preserve">PRIYA: And a team that actually cares. Put that on slide nine.</w:t>
-      </w:r>
-      <w:r>
-        <w:t xml:space="preserve"> </w:t>
-      </w:r>
-      <w:r>
-        <w:t xml:space="preserve">프리야: 그리고 진심으로 신경 쓰는 팀. 그걸 9번 슬라이드에 넣어.</w:t>
       </w:r>
     </w:p>
     <w:bookmarkEnd w:id="23"/>
@@ -1840,460 +982,220 @@
     </w:p>
     <w:p>
       <w:pPr>
-        <w:numPr>
-          <w:ilvl w:val="0"/>
-          <w:numId w:val="1004"/>
-        </w:numPr>
+        <w:pStyle w:val="FirstParagraph"/>
       </w:pPr>
       <w:r>
         <w:t xml:space="preserve">NOAH: Priya went home. It’s two a.m. How’s the animation?</w:t>
       </w:r>
+    </w:p>
+    <w:p>
+      <w:pPr>
+        <w:pStyle w:val="BodyText"/>
+      </w:pPr>
+      <w:r>
+        <w:t xml:space="preserve">LILY: Done. Look. Tight net. Then the enzyme. Then the knot opens.</w:t>
+      </w:r>
+    </w:p>
+    <w:p>
+      <w:pPr>
+        <w:pStyle w:val="BodyText"/>
+      </w:pPr>
+      <w:r>
+        <w:t xml:space="preserve">NOAH: That’s perfect. Okay, one more idea for the problem slide.</w:t>
+      </w:r>
+    </w:p>
+    <w:p>
+      <w:pPr>
+        <w:pStyle w:val="BodyText"/>
+      </w:pPr>
+      <w:r>
+        <w:t xml:space="preserve">LILY: You already fixed the problem slide.</w:t>
+      </w:r>
+    </w:p>
+    <w:p>
+      <w:pPr>
+        <w:pStyle w:val="BodyText"/>
+      </w:pPr>
+      <w:r>
+        <w:t xml:space="preserve">NOAH: What if we add a photo? Of you, in the ER. That night.</w:t>
+      </w:r>
+    </w:p>
+    <w:p>
+      <w:pPr>
+        <w:pStyle w:val="BodyText"/>
+      </w:pPr>
+      <w:r>
+        <w:t xml:space="preserve">LILY: A photo of me?</w:t>
+      </w:r>
+    </w:p>
+    <w:p>
+      <w:pPr>
+        <w:pStyle w:val="BodyText"/>
+      </w:pPr>
+      <w:r>
+        <w:t xml:space="preserve">NOAH: Investors remember stories, Lil. They see hundreds of decks with charts and numbers, and they forget most of them. But a real face, a real night in the ER, makes the problem real.</w:t>
+      </w:r>
+    </w:p>
+    <w:p>
+      <w:pPr>
+        <w:pStyle w:val="BodyText"/>
+      </w:pPr>
+      <w:r>
+        <w:t xml:space="preserve">LILY: My gray nose. On a slide. For strangers.</w:t>
+      </w:r>
+    </w:p>
+    <w:p>
+      <w:pPr>
+        <w:pStyle w:val="BodyText"/>
+      </w:pPr>
+      <w:r>
+        <w:t xml:space="preserve">NOAH: It’s powerful, Lil.</w:t>
+      </w:r>
+    </w:p>
+    <w:p>
+      <w:pPr>
+        <w:pStyle w:val="BodyText"/>
+      </w:pPr>
+      <w:r>
+        <w:t xml:space="preserve">LILY: I’m not your marketing story, Noah.</w:t>
+      </w:r>
+    </w:p>
+    <w:p>
+      <w:pPr>
+        <w:pStyle w:val="BodyText"/>
+      </w:pPr>
+      <w:r>
+        <w:t xml:space="preserve">NOAH: That’s not what I meant.</w:t>
+      </w:r>
+    </w:p>
+    <w:p>
+      <w:pPr>
+        <w:pStyle w:val="BodyText"/>
+      </w:pPr>
+      <w:r>
+        <w:t xml:space="preserve">LILY: It’s exactly what you meant. You did the marketing voice.</w:t>
+      </w:r>
+    </w:p>
+    <w:p>
+      <w:pPr>
+        <w:pStyle w:val="BodyText"/>
+      </w:pPr>
+      <w:r>
+        <w:t xml:space="preserve">NOAH: Okay. Maybe I did. I’m sorry.</w:t>
+      </w:r>
+    </w:p>
+    <w:p>
+      <w:pPr>
+        <w:pStyle w:val="BodyText"/>
+      </w:pPr>
+      <w:r>
+        <w:t xml:space="preserve">LILY: I still look in the mirror every morning, Noah. I still see the mark, even when nobody else can. So putting that night on a slide isn’t a story to me. It’s my face.</w:t>
+      </w:r>
+    </w:p>
+    <w:p>
+      <w:pPr>
+        <w:pStyle w:val="BodyText"/>
+      </w:pPr>
+      <w:r>
+        <w:t xml:space="preserve">NOAH: I didn’t know it still bothered you that much.</w:t>
+      </w:r>
+    </w:p>
+    <w:p>
+      <w:pPr>
+        <w:pStyle w:val="BodyText"/>
+      </w:pPr>
+      <w:r>
+        <w:t xml:space="preserve">LILY: Because you never asked. You asked about the logo, the animation, the tagline. Not about me. For two weeks I’ve been helping you, and you haven’t once asked how I’m doing.</w:t>
+      </w:r>
+    </w:p>
+    <w:p>
+      <w:pPr>
+        <w:pStyle w:val="BodyText"/>
+      </w:pPr>
+      <w:r>
+        <w:t xml:space="preserve">NOAH: You’re right. How are you, Lil? Really?</w:t>
+      </w:r>
+    </w:p>
+    <w:p>
+      <w:pPr>
+        <w:pStyle w:val="BodyText"/>
+      </w:pPr>
+      <w:r>
+        <w:t xml:space="preserve">LILY: Some days fine. Some days I wear a lot of concealer.</w:t>
+      </w:r>
+    </w:p>
+    <w:p>
+      <w:pPr>
+        <w:pStyle w:val="BodyText"/>
+      </w:pPr>
+      <w:r>
+        <w:t xml:space="preserve">NOAH: The photo is out. Completely. I promise.</w:t>
+      </w:r>
+    </w:p>
+    <w:p>
+      <w:pPr>
+        <w:pStyle w:val="BodyText"/>
+      </w:pPr>
+      <w:r>
+        <w:t xml:space="preserve">LILY: Thank you.</w:t>
+      </w:r>
+    </w:p>
+    <w:p>
+      <w:pPr>
+        <w:pStyle w:val="BodyText"/>
+      </w:pPr>
+      <w:r>
+        <w:t xml:space="preserve">NOAH: Can I say</w:t>
+      </w:r>
       <w:r>
         <w:t xml:space="preserve"> </w:t>
       </w:r>
       <w:r>
-        <w:t xml:space="preserve">노아: 프리야는 집에 갔어. 새벽 2시야. 애니메이션은 어때?</w:t>
-      </w:r>
-    </w:p>
-    <w:p>
-      <w:pPr>
-        <w:numPr>
-          <w:ilvl w:val="0"/>
-          <w:numId w:val="1004"/>
-        </w:numPr>
-      </w:pPr>
-      <w:r>
-        <w:t xml:space="preserve">LILY: Done. Look. Tight net. Then the enzyme. Then the knot opens.</w:t>
+        <w:t xml:space="preserve">“</w:t>
+      </w:r>
+      <w:r>
+        <w:t xml:space="preserve">my sister</w:t>
+      </w:r>
+      <w:r>
+        <w:t xml:space="preserve">”</w:t>
       </w:r>
       <w:r>
         <w:t xml:space="preserve"> </w:t>
       </w:r>
       <w:r>
-        <w:t xml:space="preserve">릴리: 끝났어. 봐. 촘촘한 그물. 그다음 효소. 그다음 매듭이 열려.</w:t>
-      </w:r>
-    </w:p>
-    <w:p>
-      <w:pPr>
-        <w:numPr>
-          <w:ilvl w:val="0"/>
-          <w:numId w:val="1004"/>
-        </w:numPr>
-      </w:pPr>
-      <w:r>
-        <w:t xml:space="preserve">NOAH: That’s perfect. Okay, one more idea for the problem slide.</w:t>
-      </w:r>
-      <w:r>
-        <w:t xml:space="preserve"> </w:t>
-      </w:r>
-      <w:r>
-        <w:t xml:space="preserve">노아: 완벽해. 좋아, 문제 슬라이드에 아이디어 하나 더.</w:t>
-      </w:r>
-    </w:p>
-    <w:p>
-      <w:pPr>
-        <w:numPr>
-          <w:ilvl w:val="0"/>
-          <w:numId w:val="1004"/>
-        </w:numPr>
-      </w:pPr>
-      <w:r>
-        <w:t xml:space="preserve">LILY: You already fixed the problem slide.</w:t>
-      </w:r>
-      <w:r>
-        <w:t xml:space="preserve"> </w:t>
-      </w:r>
-      <w:r>
-        <w:t xml:space="preserve">릴리: 문제 슬라이드는 이미 고쳤잖아.</w:t>
-      </w:r>
-    </w:p>
-    <w:p>
-      <w:pPr>
-        <w:numPr>
-          <w:ilvl w:val="0"/>
-          <w:numId w:val="1004"/>
-        </w:numPr>
-      </w:pPr>
-      <w:r>
-        <w:t xml:space="preserve">NOAH: What if we add a photo? Of you, in the ER. That night.</w:t>
-      </w:r>
-      <w:r>
-        <w:t xml:space="preserve"> </w:t>
-      </w:r>
-      <w:r>
-        <w:t xml:space="preserve">노아: 사진을 넣으면 어때? 너, 응급실에서. 그날 밤.</w:t>
-      </w:r>
-    </w:p>
-    <w:p>
-      <w:pPr>
-        <w:numPr>
-          <w:ilvl w:val="0"/>
-          <w:numId w:val="1004"/>
-        </w:numPr>
-      </w:pPr>
-      <w:r>
-        <w:t xml:space="preserve">LILY: A photo of me?</w:t>
-      </w:r>
-      <w:r>
-        <w:t xml:space="preserve"> </w:t>
-      </w:r>
-      <w:r>
-        <w:t xml:space="preserve">릴리: 내 사진을?</w:t>
-      </w:r>
-    </w:p>
-    <w:p>
-      <w:pPr>
-        <w:numPr>
-          <w:ilvl w:val="0"/>
-          <w:numId w:val="1004"/>
-        </w:numPr>
-      </w:pPr>
-      <w:r>
-        <w:t xml:space="preserve">NOAH: Investors remember stories, Lil. They see hundreds of decks with charts and numbers, and they forget most of them. But a real face, a real night in the ER, makes the problem real.</w:t>
-      </w:r>
-      <w:r>
-        <w:t xml:space="preserve"> </w:t>
-      </w:r>
-      <w:r>
-        <w:t xml:space="preserve">노아: 투자자들은 이야기를 기억해, 릴. 차트랑 숫자로 가득한 덱을 수백 개씩 보고, 대부분은 잊어버려. 하지만 진짜 얼굴, 응급실에서의 진짜 하룻밤이 있으면 문제가 진짜가 되지.</w:t>
-      </w:r>
-    </w:p>
-    <w:p>
-      <w:pPr>
-        <w:numPr>
-          <w:ilvl w:val="0"/>
-          <w:numId w:val="1004"/>
-        </w:numPr>
-      </w:pPr>
-      <w:r>
-        <w:t xml:space="preserve">LILY: My gray nose. On a slide. For strangers.</w:t>
-      </w:r>
-      <w:r>
-        <w:t xml:space="preserve"> </w:t>
-      </w:r>
-      <w:r>
-        <w:t xml:space="preserve">릴리: 잿빛이 된 내 코. 슬라이드에. 모르는 사람들 보라고.</w:t>
-      </w:r>
-    </w:p>
-    <w:p>
-      <w:pPr>
-        <w:numPr>
-          <w:ilvl w:val="0"/>
-          <w:numId w:val="1004"/>
-        </w:numPr>
-      </w:pPr>
-      <w:r>
-        <w:t xml:space="preserve">NOAH: It’s powerful, Lil.</w:t>
-      </w:r>
-      <w:r>
-        <w:t xml:space="preserve"> </w:t>
-      </w:r>
-      <w:r>
-        <w:t xml:space="preserve">노아: 강력하잖아, 릴.</w:t>
-      </w:r>
-    </w:p>
-    <w:p>
-      <w:pPr>
-        <w:numPr>
-          <w:ilvl w:val="0"/>
-          <w:numId w:val="1004"/>
-        </w:numPr>
-      </w:pPr>
-      <w:r>
-        <w:t xml:space="preserve">LILY: I’m not your marketing story, Noah.</w:t>
-      </w:r>
-      <w:r>
-        <w:t xml:space="preserve"> </w:t>
-      </w:r>
-      <w:r>
-        <w:t xml:space="preserve">릴리: 난 오빠의 마케팅 스토리가 아니야, 오빠.</w:t>
-      </w:r>
-    </w:p>
-    <w:p>
-      <w:pPr>
-        <w:numPr>
-          <w:ilvl w:val="0"/>
-          <w:numId w:val="1004"/>
-        </w:numPr>
-      </w:pPr>
-      <w:r>
-        <w:t xml:space="preserve">NOAH: That’s not what I meant.</w:t>
-      </w:r>
-      <w:r>
-        <w:t xml:space="preserve"> </w:t>
-      </w:r>
-      <w:r>
-        <w:t xml:space="preserve">노아: 그런 뜻이 아니었어.</w:t>
-      </w:r>
-    </w:p>
-    <w:p>
-      <w:pPr>
-        <w:numPr>
-          <w:ilvl w:val="0"/>
-          <w:numId w:val="1004"/>
-        </w:numPr>
-      </w:pPr>
-      <w:r>
-        <w:t xml:space="preserve">LILY: It’s exactly what you meant. You did the marketing voice.</w:t>
-      </w:r>
-      <w:r>
-        <w:t xml:space="preserve"> </w:t>
-      </w:r>
-      <w:r>
-        <w:t xml:space="preserve">릴리: 딱 그런 뜻이었어. 마케팅 목소리 나왔잖아.</w:t>
-      </w:r>
-    </w:p>
-    <w:p>
-      <w:pPr>
-        <w:numPr>
-          <w:ilvl w:val="0"/>
-          <w:numId w:val="1004"/>
-        </w:numPr>
-      </w:pPr>
-      <w:r>
-        <w:t xml:space="preserve">NOAH: Okay. Maybe I did. I’m sorry.</w:t>
-      </w:r>
-      <w:r>
-        <w:t xml:space="preserve"> </w:t>
-      </w:r>
-      <w:r>
-        <w:t xml:space="preserve">노아: 알았어. 그랬을지도 몰라. 미안해.</w:t>
-      </w:r>
-    </w:p>
-    <w:p>
-      <w:pPr>
-        <w:numPr>
-          <w:ilvl w:val="0"/>
-          <w:numId w:val="1004"/>
-        </w:numPr>
-      </w:pPr>
-      <w:r>
-        <w:t xml:space="preserve">LILY: I still look in the mirror every morning, Noah. I still see the mark, even when nobody else can. So putting that night on a slide isn’t a story to me. It’s my face.</w:t>
-      </w:r>
-      <w:r>
-        <w:t xml:space="preserve"> </w:t>
-      </w:r>
-      <w:r>
-        <w:t xml:space="preserve">릴리: 난 아직도 매일 아침 거울을 봐, 오빠. 아무도 못 알아볼 때도 나한텐 그 자국이 보여. 그러니까 그날 밤을 슬라이드에 넣는 건 나한텐 이야기가 아니야. 내 얼굴이야.</w:t>
-      </w:r>
-    </w:p>
-    <w:p>
-      <w:pPr>
-        <w:numPr>
-          <w:ilvl w:val="0"/>
-          <w:numId w:val="1004"/>
-        </w:numPr>
-      </w:pPr>
-      <w:r>
-        <w:t xml:space="preserve">NOAH: I didn’t know it still bothered you that much.</w:t>
-      </w:r>
-      <w:r>
-        <w:t xml:space="preserve"> </w:t>
-      </w:r>
-      <w:r>
-        <w:t xml:space="preserve">노아: 그게 아직도 그렇게 신경 쓰이는 줄 몰랐어.</w:t>
-      </w:r>
-    </w:p>
-    <w:p>
-      <w:pPr>
-        <w:numPr>
-          <w:ilvl w:val="0"/>
-          <w:numId w:val="1004"/>
-        </w:numPr>
-      </w:pPr>
-      <w:r>
-        <w:t xml:space="preserve">LILY: Because you never asked. You asked about the logo, the animation, the tagline. Not about me. For two weeks I’ve been helping you, and you haven’t once asked how I’m doing.</w:t>
-      </w:r>
-      <w:r>
-        <w:t xml:space="preserve"> </w:t>
-      </w:r>
-      <w:r>
-        <w:t xml:space="preserve">릴리: 오빠가 안 물어봤으니까. 로고, 애니메이션, 태그라인은 물어봤잖아. 나는 안 물어보고. 2주 동안 오빠를 도왔는데, 내가 어떻게 지내는지는 한 번도 안 물어봤어.</w:t>
-      </w:r>
-    </w:p>
-    <w:p>
-      <w:pPr>
-        <w:numPr>
-          <w:ilvl w:val="0"/>
-          <w:numId w:val="1004"/>
-        </w:numPr>
-      </w:pPr>
-      <w:r>
-        <w:t xml:space="preserve">NOAH: You’re right. How are you, Lil? Really?</w:t>
-      </w:r>
-      <w:r>
-        <w:t xml:space="preserve"> </w:t>
-      </w:r>
-      <w:r>
-        <w:t xml:space="preserve">노아: 네 말이 맞아. 너 어때, 릴? 진짜로?</w:t>
-      </w:r>
-    </w:p>
-    <w:p>
-      <w:pPr>
-        <w:numPr>
-          <w:ilvl w:val="0"/>
-          <w:numId w:val="1004"/>
-        </w:numPr>
-      </w:pPr>
-      <w:r>
-        <w:t xml:space="preserve">LILY: Some days fine. Some days I wear a lot of concealer.</w:t>
-      </w:r>
-      <w:r>
-        <w:t xml:space="preserve"> </w:t>
-      </w:r>
-      <w:r>
-        <w:t xml:space="preserve">릴리: 어떤 날은 괜찮아. 어떤 날은 컨실러를 엄청 발라.</w:t>
-      </w:r>
-    </w:p>
-    <w:p>
-      <w:pPr>
-        <w:numPr>
-          <w:ilvl w:val="0"/>
-          <w:numId w:val="1004"/>
-        </w:numPr>
-      </w:pPr>
-      <w:r>
-        <w:t xml:space="preserve">NOAH: The photo is out. Completely. I promise.</w:t>
-      </w:r>
-      <w:r>
-        <w:t xml:space="preserve"> </w:t>
-      </w:r>
-      <w:r>
-        <w:t xml:space="preserve">노아: 사진은 뺄게. 완전히. 약속해.</w:t>
-      </w:r>
-    </w:p>
-    <w:p>
-      <w:pPr>
-        <w:numPr>
-          <w:ilvl w:val="0"/>
-          <w:numId w:val="1004"/>
-        </w:numPr>
-      </w:pPr>
-      <w:r>
-        <w:t xml:space="preserve">LILY: Thank you.</w:t>
-      </w:r>
-      <w:r>
-        <w:t xml:space="preserve"> </w:t>
-      </w:r>
-      <w:r>
-        <w:t xml:space="preserve">릴리: 고마워.</w:t>
-      </w:r>
-    </w:p>
-    <w:p>
-      <w:pPr>
-        <w:numPr>
-          <w:ilvl w:val="0"/>
-          <w:numId w:val="1004"/>
-        </w:numPr>
-      </w:pPr>
-      <w:r>
-        <w:t xml:space="preserve">NOAH: Can I say</w:t>
-      </w:r>
-      <w:r>
-        <w:t xml:space="preserve"> </w:t>
-      </w:r>
-      <w:r>
-        <w:t xml:space="preserve">“</w:t>
-      </w:r>
-      <w:r>
-        <w:t xml:space="preserve">my sister</w:t>
-      </w:r>
-      <w:r>
-        <w:t xml:space="preserve">”</w:t>
-      </w:r>
-      <w:r>
-        <w:t xml:space="preserve"> </w:t>
-      </w:r>
-      <w:r>
         <w:t xml:space="preserve">when I pitch? Just the words. No details.</w:t>
       </w:r>
-      <w:r>
-        <w:t xml:space="preserve"> </w:t>
-      </w:r>
-      <w:r>
-        <w:t xml:space="preserve">노아: 피칭할 때</w:t>
-      </w:r>
-      <w:r>
-        <w:t xml:space="preserve"> </w:t>
-      </w:r>
-      <w:r>
-        <w:t xml:space="preserve">“</w:t>
-      </w:r>
-      <w:r>
-        <w:t xml:space="preserve">제 동생</w:t>
-      </w:r>
-      <w:r>
-        <w:t xml:space="preserve">”</w:t>
-      </w:r>
-      <w:r>
-        <w:t xml:space="preserve">이라고만 말해도 될까? 그 말만. 자세한 건 빼고.</w:t>
-      </w:r>
-    </w:p>
-    <w:p>
-      <w:pPr>
-        <w:numPr>
-          <w:ilvl w:val="0"/>
-          <w:numId w:val="1004"/>
-        </w:numPr>
+    </w:p>
+    <w:p>
+      <w:pPr>
+        <w:pStyle w:val="BodyText"/>
       </w:pPr>
       <w:r>
         <w:t xml:space="preserve">LILY: The words, yes. My face, no. My nose, definitely no.</w:t>
       </w:r>
-      <w:r>
-        <w:t xml:space="preserve"> </w:t>
-      </w:r>
-      <w:r>
-        <w:t xml:space="preserve">릴리: 그 말은 돼. 내 얼굴은 안 돼. 내 코는 절대 안 되고.</w:t>
-      </w:r>
-    </w:p>
-    <w:p>
-      <w:pPr>
-        <w:numPr>
-          <w:ilvl w:val="0"/>
-          <w:numId w:val="1004"/>
-        </w:numPr>
+    </w:p>
+    <w:p>
+      <w:pPr>
+        <w:pStyle w:val="BodyText"/>
       </w:pPr>
       <w:r>
         <w:t xml:space="preserve">NOAH: Deal. Words only.</w:t>
       </w:r>
-      <w:r>
-        <w:t xml:space="preserve"> </w:t>
-      </w:r>
-      <w:r>
-        <w:t xml:space="preserve">노아: 좋아. 말로만.</w:t>
-      </w:r>
-    </w:p>
-    <w:p>
-      <w:pPr>
-        <w:numPr>
-          <w:ilvl w:val="0"/>
-          <w:numId w:val="1004"/>
-        </w:numPr>
+    </w:p>
+    <w:p>
+      <w:pPr>
+        <w:pStyle w:val="BodyText"/>
       </w:pPr>
       <w:r>
         <w:t xml:space="preserve">LILY: And Noah? I’m proud of you. Even when you do the marketing voice.</w:t>
       </w:r>
-      <w:r>
-        <w:t xml:space="preserve"> </w:t>
-      </w:r>
-      <w:r>
-        <w:t xml:space="preserve">릴리: 그리고 오빠? 오빠가 자랑스러워. 마케팅 목소리 낼 때도.</w:t>
-      </w:r>
-    </w:p>
-    <w:p>
-      <w:pPr>
-        <w:numPr>
-          <w:ilvl w:val="0"/>
-          <w:numId w:val="1004"/>
-        </w:numPr>
+    </w:p>
+    <w:p>
+      <w:pPr>
+        <w:pStyle w:val="BodyText"/>
       </w:pPr>
       <w:r>
         <w:t xml:space="preserve">NOAH: That might be the nicest thing you’ve ever said to me.</w:t>
-      </w:r>
-      <w:r>
-        <w:t xml:space="preserve"> </w:t>
-      </w:r>
-      <w:r>
-        <w:t xml:space="preserve">노아: 네가 나한테 한 말 중에 제일 다정한 말인 것 같다.</w:t>
       </w:r>
     </w:p>
     <w:bookmarkEnd w:id="24"/>
@@ -2308,257 +1210,122 @@
     </w:p>
     <w:p>
       <w:pPr>
-        <w:numPr>
-          <w:ilvl w:val="0"/>
-          <w:numId w:val="1005"/>
-        </w:numPr>
+        <w:pStyle w:val="FirstParagraph"/>
       </w:pPr>
       <w:r>
         <w:t xml:space="preserve">LILY: Don’t get used to it. Your phone’s ringing. At three a.m.</w:t>
       </w:r>
-      <w:r>
-        <w:t xml:space="preserve"> </w:t>
-      </w:r>
-      <w:r>
-        <w:t xml:space="preserve">릴리: 익숙해지지 마. 오빠 전화 울린다. 새벽 3시에.</w:t>
-      </w:r>
-    </w:p>
-    <w:p>
-      <w:pPr>
-        <w:numPr>
-          <w:ilvl w:val="0"/>
-          <w:numId w:val="1005"/>
-        </w:numPr>
+    </w:p>
+    <w:p>
+      <w:pPr>
+        <w:pStyle w:val="BodyText"/>
       </w:pPr>
       <w:r>
         <w:t xml:space="preserve">ELENA: Noah, sorry. I’m on an ER shift. Are you awake?</w:t>
       </w:r>
-      <w:r>
-        <w:t xml:space="preserve"> </w:t>
-      </w:r>
-      <w:r>
-        <w:t xml:space="preserve">엘레나: 노아, 미안해요. 응급실 당직 중이에요. 깨어 있어요?</w:t>
-      </w:r>
-    </w:p>
-    <w:p>
-      <w:pPr>
-        <w:numPr>
-          <w:ilvl w:val="0"/>
-          <w:numId w:val="1005"/>
-        </w:numPr>
+    </w:p>
+    <w:p>
+      <w:pPr>
+        <w:pStyle w:val="BodyText"/>
       </w:pPr>
       <w:r>
         <w:t xml:space="preserve">NOAH: Very awake. We’re finishing the deck.</w:t>
       </w:r>
-      <w:r>
-        <w:t xml:space="preserve"> </w:t>
-      </w:r>
-      <w:r>
-        <w:t xml:space="preserve">노아: 완전히 깨어 있어요. 덱 마무리하는 중이에요.</w:t>
-      </w:r>
-    </w:p>
-    <w:p>
-      <w:pPr>
-        <w:numPr>
-          <w:ilvl w:val="0"/>
-          <w:numId w:val="1005"/>
-        </w:numPr>
+    </w:p>
+    <w:p>
+      <w:pPr>
+        <w:pStyle w:val="BodyText"/>
       </w:pPr>
       <w:r>
         <w:t xml:space="preserve">ELENA: Good. You’ll need it. Elaine Choi said yes.</w:t>
       </w:r>
-      <w:r>
-        <w:t xml:space="preserve"> </w:t>
-      </w:r>
-      <w:r>
-        <w:t xml:space="preserve">엘레나: 좋아요. 필요할 거예요. 일레인 최가 좋다고 했어요.</w:t>
-      </w:r>
-    </w:p>
-    <w:p>
-      <w:pPr>
-        <w:numPr>
-          <w:ilvl w:val="0"/>
-          <w:numId w:val="1005"/>
-        </w:numPr>
+    </w:p>
+    <w:p>
+      <w:pPr>
+        <w:pStyle w:val="BodyText"/>
       </w:pPr>
       <w:r>
         <w:t xml:space="preserve">NOAH: Elaine Choi? The one who sold her device company?</w:t>
       </w:r>
-      <w:r>
-        <w:t xml:space="preserve"> </w:t>
-      </w:r>
-      <w:r>
-        <w:t xml:space="preserve">노아: 일레인 최요? 의료기기 회사 매각한 그분이요?</w:t>
-      </w:r>
-    </w:p>
-    <w:p>
-      <w:pPr>
-        <w:numPr>
-          <w:ilvl w:val="0"/>
-          <w:numId w:val="1005"/>
-        </w:numPr>
+    </w:p>
+    <w:p>
+      <w:pPr>
+        <w:pStyle w:val="BodyText"/>
       </w:pPr>
       <w:r>
         <w:t xml:space="preserve">ELENA: The same. We sit on the hospital board together, so I told her about you and the idea. She doesn’t meet many first-time founders, so this is a real chance.</w:t>
       </w:r>
-      <w:r>
-        <w:t xml:space="preserve"> </w:t>
-      </w:r>
-      <w:r>
-        <w:t xml:space="preserve">엘레나: 맞아요. 병원 이사회에 같이 있어서, 노아랑 그 아이디어에 대해 얘기해 뒀어요. 첫 창업자는 잘 안 만나는 분이라, 이건 진짜 기회예요.</w:t>
-      </w:r>
-    </w:p>
-    <w:p>
-      <w:pPr>
-        <w:numPr>
-          <w:ilvl w:val="0"/>
-          <w:numId w:val="1005"/>
-        </w:numPr>
+    </w:p>
+    <w:p>
+      <w:pPr>
+        <w:pStyle w:val="BodyText"/>
       </w:pPr>
       <w:r>
         <w:t xml:space="preserve">NOAH: When?</w:t>
       </w:r>
-      <w:r>
-        <w:t xml:space="preserve"> </w:t>
-      </w:r>
-      <w:r>
-        <w:t xml:space="preserve">노아: 언제요?</w:t>
-      </w:r>
-    </w:p>
-    <w:p>
-      <w:pPr>
-        <w:numPr>
-          <w:ilvl w:val="0"/>
-          <w:numId w:val="1005"/>
-        </w:numPr>
+    </w:p>
+    <w:p>
+      <w:pPr>
+        <w:pStyle w:val="BodyText"/>
       </w:pPr>
       <w:r>
         <w:t xml:space="preserve">ELENA: Next Thursday. Four p.m. At her house. One hour.</w:t>
       </w:r>
-      <w:r>
-        <w:t xml:space="preserve"> </w:t>
-      </w:r>
-      <w:r>
-        <w:t xml:space="preserve">엘레나: 다음 주 목요일. 오후 4시. 그분 집에서. 한 시간.</w:t>
-      </w:r>
-    </w:p>
-    <w:p>
-      <w:pPr>
-        <w:numPr>
-          <w:ilvl w:val="0"/>
-          <w:numId w:val="1005"/>
-        </w:numPr>
+    </w:p>
+    <w:p>
+      <w:pPr>
+        <w:pStyle w:val="BodyText"/>
       </w:pPr>
       <w:r>
         <w:t xml:space="preserve">NOAH: Thank you, Elena. This is huge.</w:t>
       </w:r>
-      <w:r>
-        <w:t xml:space="preserve"> </w:t>
-      </w:r>
-      <w:r>
-        <w:t xml:space="preserve">노아: 고마워요, 엘레나. 이거 엄청난 기회예요.</w:t>
-      </w:r>
-    </w:p>
-    <w:p>
-      <w:pPr>
-        <w:numPr>
-          <w:ilvl w:val="0"/>
-          <w:numId w:val="1005"/>
-        </w:numPr>
+    </w:p>
+    <w:p>
+      <w:pPr>
+        <w:pStyle w:val="BodyText"/>
       </w:pPr>
       <w:r>
         <w:t xml:space="preserve">ELENA: One warning. She asks very hard questions, very fast, and she doesn’t wait politely for long answers. If you don’t know something, say so clearly. Don’t guess in front of her.</w:t>
       </w:r>
-      <w:r>
-        <w:t xml:space="preserve"> </w:t>
-      </w:r>
-      <w:r>
-        <w:t xml:space="preserve">엘레나: 하나 경고할게요. 아주 어려운 질문을 아주 빨리 하고, 긴 대답을 점잖게 기다려 주지 않아요. 모르는 게 있으면 모른다고 분명히 말해요. 그분 앞에서 추측하지 말고요.</w:t>
-      </w:r>
-    </w:p>
-    <w:p>
-      <w:pPr>
-        <w:numPr>
-          <w:ilvl w:val="0"/>
-          <w:numId w:val="1005"/>
-        </w:numPr>
+    </w:p>
+    <w:p>
+      <w:pPr>
+        <w:pStyle w:val="BodyText"/>
       </w:pPr>
       <w:r>
         <w:t xml:space="preserve">NOAH: How hard?</w:t>
       </w:r>
-      <w:r>
-        <w:t xml:space="preserve"> </w:t>
-      </w:r>
-      <w:r>
-        <w:t xml:space="preserve">노아: 얼마나 어려운데요?</w:t>
-      </w:r>
-    </w:p>
-    <w:p>
-      <w:pPr>
-        <w:numPr>
-          <w:ilvl w:val="0"/>
-          <w:numId w:val="1005"/>
-        </w:numPr>
+    </w:p>
+    <w:p>
+      <w:pPr>
+        <w:pStyle w:val="BodyText"/>
       </w:pPr>
       <w:r>
         <w:t xml:space="preserve">ELENA: I’ve seen grown CEOs leave her house in tears.</w:t>
       </w:r>
-      <w:r>
-        <w:t xml:space="preserve"> </w:t>
-      </w:r>
-      <w:r>
-        <w:t xml:space="preserve">엘레나: 다 큰 CEO들이 그 집에서 울면서 나오는 걸 봤어요.</w:t>
-      </w:r>
-    </w:p>
-    <w:p>
-      <w:pPr>
-        <w:numPr>
-          <w:ilvl w:val="0"/>
-          <w:numId w:val="1005"/>
-        </w:numPr>
+    </w:p>
+    <w:p>
+      <w:pPr>
+        <w:pStyle w:val="BodyText"/>
       </w:pPr>
       <w:r>
         <w:t xml:space="preserve">LILY: Great. Someone will cry after all.</w:t>
       </w:r>
-      <w:r>
-        <w:t xml:space="preserve"> </w:t>
-      </w:r>
-      <w:r>
-        <w:t xml:space="preserve">릴리: 잘됐네. 결국 누가 울긴 하겠네.</w:t>
-      </w:r>
-    </w:p>
-    <w:p>
-      <w:pPr>
-        <w:numPr>
-          <w:ilvl w:val="0"/>
-          <w:numId w:val="1005"/>
-        </w:numPr>
+    </w:p>
+    <w:p>
+      <w:pPr>
+        <w:pStyle w:val="BodyText"/>
       </w:pPr>
       <w:r>
         <w:t xml:space="preserve">NOAH: Thanks for the support, Lil.</w:t>
       </w:r>
-      <w:r>
-        <w:t xml:space="preserve"> </w:t>
-      </w:r>
-      <w:r>
-        <w:t xml:space="preserve">노아: 응원 고맙다, 릴.</w:t>
-      </w:r>
-    </w:p>
-    <w:p>
-      <w:pPr>
-        <w:numPr>
-          <w:ilvl w:val="0"/>
-          <w:numId w:val="1005"/>
-        </w:numPr>
+    </w:p>
+    <w:p>
+      <w:pPr>
+        <w:pStyle w:val="BodyText"/>
       </w:pPr>
       <w:r>
         <w:t xml:space="preserve">LILY: Anytime. Now sleep. You have a week to stop looking terrible.</w:t>
-      </w:r>
-      <w:r>
-        <w:t xml:space="preserve"> </w:t>
-      </w:r>
-      <w:r>
-        <w:t xml:space="preserve">릴리: 언제든지. 이제 자. 일주일 안에 그 몰골부터 고쳐.</w:t>
       </w:r>
     </w:p>
     <w:p>
@@ -2699,7 +1466,7 @@
               <w:jc w:val="left"/>
             </w:pPr>
             <w:r>
-              <w:t xml:space="preserve">10턴. 촉박한 일정·열악한 조건을 농담처럼 받아들일 때.</w:t>
+              <w:t xml:space="preserve">도입. 촉박한 일정·열악한 조건을 농담처럼 받아들일 때.</w:t>
             </w:r>
           </w:p>
         </w:tc>
@@ -2749,7 +1516,7 @@
               <w:jc w:val="left"/>
             </w:pPr>
             <w:r>
-              <w:t xml:space="preserve">29~30턴.</w:t>
+              <w:t xml:space="preserve">장면1.</w:t>
             </w:r>
             <w:r>
               <w:t xml:space="preserve"> </w:t>
@@ -2817,7 +1584,7 @@
               <w:jc w:val="left"/>
             </w:pPr>
             <w:r>
-              <w:t xml:space="preserve">31~33턴. 투자자가 가장 보고 싶어 하는 것.</w:t>
+              <w:t xml:space="preserve">장면1. 투자자가 가장 보고 싶어 하는 것.</w:t>
             </w:r>
           </w:p>
         </w:tc>
@@ -2867,7 +1634,7 @@
               <w:jc w:val="left"/>
             </w:pPr>
             <w:r>
-              <w:t xml:space="preserve">43턴. 브랜드를 한 문장으로 요약한 것.</w:t>
+              <w:t xml:space="preserve">장면1. 브랜드를 한 문장으로 요약한 것.</w:t>
             </w:r>
           </w:p>
         </w:tc>
@@ -2917,7 +1684,7 @@
               <w:jc w:val="left"/>
             </w:pPr>
             <w:r>
-              <w:t xml:space="preserve">53턴. 프레젠테이션 피드백의 단골 표현.</w:t>
+              <w:t xml:space="preserve">장면2. 프레젠테이션 피드백의 단골 표현.</w:t>
             </w:r>
           </w:p>
         </w:tc>
@@ -2967,7 +1734,7 @@
               <w:jc w:val="left"/>
             </w:pPr>
             <w:r>
-              <w:t xml:space="preserve">55턴. 우선순위를 정하라는 조언.</w:t>
+              <w:t xml:space="preserve">장면2. 우선순위를 정하라는 조언.</w:t>
             </w:r>
           </w:p>
         </w:tc>
@@ -3017,7 +1784,7 @@
               <w:jc w:val="left"/>
             </w:pPr>
             <w:r>
-              <w:t xml:space="preserve">63턴. 디자인 피드백 표현.</w:t>
+              <w:t xml:space="preserve">장면2. 디자인 피드백 표현.</w:t>
             </w:r>
           </w:p>
         </w:tc>
@@ -3067,7 +1834,7 @@
               <w:jc w:val="left"/>
             </w:pPr>
             <w:r>
-              <w:t xml:space="preserve">79턴. 경쟁 슬라이드에서 차별점을 말할 때.</w:t>
+              <w:t xml:space="preserve">장면2. 경쟁 슬라이드에서 차별점을 말할 때.</w:t>
             </w:r>
           </w:p>
         </w:tc>
@@ -3117,7 +1884,7 @@
               <w:jc w:val="left"/>
             </w:pPr>
             <w:r>
-              <w:t xml:space="preserve">90턴. Lily의 대사. 스토리텔링의 윤리를 상기시킨다(→3부 9화).</w:t>
+              <w:t xml:space="preserve">절정·전환. Lily의 대사. 스토리텔링의 윤리를 상기시킨다(→3부 9화).</w:t>
             </w:r>
           </w:p>
         </w:tc>
@@ -3167,7 +1934,7 @@
               <w:jc w:val="left"/>
             </w:pPr>
             <w:r>
-              <w:t xml:space="preserve">105턴. 칭찬에 감동했을 때 쓰는 구어 표현.</w:t>
+              <w:t xml:space="preserve">절정·전환. 칭찬에 감동했을 때 쓰는 구어 표현.</w:t>
             </w:r>
           </w:p>
         </w:tc>
@@ -3829,7 +2596,7 @@
           <w:bCs/>
           <w:b/>
         </w:rPr>
-        <w:t xml:space="preserve">55턴 PRIYA:</w:t>
+        <w:t xml:space="preserve">PRIYA (장면2):</w:t>
       </w:r>
       <w:r>
         <w:t xml:space="preserve"> </w:t>
@@ -4118,9 +2885,1189 @@
         <w:t xml:space="preserve">동료의 보고서 초안에 같은 구조로 30단어 안팎의 피드백을 해 보기.</w:t>
       </w:r>
     </w:p>
+    <w:p>
+      <w:r>
+        <w:pict>
+          <v:rect style="width:0;height:1.5pt" o:hralign="center" o:hrstd="t" o:hr="t"/>
+        </w:pict>
+      </w:r>
+    </w:p>
     <w:bookmarkEnd w:id="30"/>
     <w:bookmarkEnd w:id="31"/>
+    <w:bookmarkStart w:id="37" w:name="한국어-번역"/>
+    <w:p>
+      <w:pPr>
+        <w:pStyle w:val="Heading2"/>
+      </w:pPr>
+      <w:r>
+        <w:t xml:space="preserve">한국어 번역</w:t>
+      </w:r>
+    </w:p>
+    <w:bookmarkStart w:id="32" w:name="도입-회의실-밤-10시-1"/>
+    <w:p>
+      <w:pPr>
+        <w:pStyle w:val="Heading3"/>
+      </w:pPr>
+      <w:r>
+        <w:t xml:space="preserve">도입 — 회의실, 밤 10시</w:t>
+      </w:r>
+    </w:p>
+    <w:p>
+      <w:pPr>
+        <w:pStyle w:val="FirstParagraph"/>
+      </w:pPr>
+      <w:r>
+        <w:t xml:space="preserve">릴리: 좋아. 노트북이랑 태블릿이랑 에너지 드링크 세 캔 가져왔어.</w:t>
+      </w:r>
+    </w:p>
+    <w:p>
+      <w:pPr>
+        <w:pStyle w:val="BodyText"/>
+      </w:pPr>
+      <w:r>
+        <w:t xml:space="preserve">노아: 그리고 난 타코 가져왔어. 약속대로. 네 디자인 비용.</w:t>
+      </w:r>
+    </w:p>
+    <w:p>
+      <w:pPr>
+        <w:pStyle w:val="BodyText"/>
+      </w:pPr>
+      <w:r>
+        <w:t xml:space="preserve">릴리: 타코는 계약금이지. 비용이 아니야.</w:t>
+      </w:r>
+    </w:p>
+    <w:p>
+      <w:pPr>
+        <w:pStyle w:val="BodyText"/>
+      </w:pPr>
+      <w:r>
+        <w:t xml:space="preserve">프리야: 벌써 협상하네. 볼 때마다 더 좋아진다.</w:t>
+      </w:r>
+    </w:p>
+    <w:p>
+      <w:pPr>
+        <w:pStyle w:val="BodyText"/>
+      </w:pPr>
+      <w:r>
+        <w:t xml:space="preserve">릴리: 고마워요, 프리야. 그래서, 뭘 만드는 거야?</w:t>
+      </w:r>
+    </w:p>
+    <w:p>
+      <w:pPr>
+        <w:pStyle w:val="BodyText"/>
+      </w:pPr>
+      <w:r>
+        <w:t xml:space="preserve">노아: 피치덱. 슬라이드 열 장. 투자자용.</w:t>
+      </w:r>
+    </w:p>
+    <w:p>
+      <w:pPr>
+        <w:pStyle w:val="BodyText"/>
+      </w:pPr>
+      <w:r>
+        <w:t xml:space="preserve">릴리: 언제까지 필요해?</w:t>
+      </w:r>
+    </w:p>
+    <w:p>
+      <w:pPr>
+        <w:pStyle w:val="BodyText"/>
+      </w:pPr>
+      <w:r>
+        <w:t xml:space="preserve">노아: 엘레나가 다음 주 미팅을 잡아 보려고 하는 중이야.</w:t>
+      </w:r>
+    </w:p>
+    <w:p>
+      <w:pPr>
+        <w:pStyle w:val="BodyText"/>
+      </w:pPr>
+      <w:r>
+        <w:t xml:space="preserve">릴리: 다음 주. 그러니까 오늘 밤이네.</w:t>
+      </w:r>
+    </w:p>
+    <w:p>
+      <w:pPr>
+        <w:pStyle w:val="BodyText"/>
+      </w:pPr>
+      <w:r>
+        <w:t xml:space="preserve">프리야: 스타트업에 온 걸 환영해요.</w:t>
+      </w:r>
+    </w:p>
+    <w:p>
+      <w:pPr>
+        <w:pStyle w:val="BodyText"/>
+      </w:pPr>
+      <w:r>
+        <w:t xml:space="preserve">릴리: 첫 질문, 디자인 시작하기 전에. 회사 이름이 왜 Veyra야? 아무도 말 안 해 줬어. 이름에 담긴 이야기를 모르면 좋은 로고를 그릴 수가 없거든.</w:t>
+      </w:r>
+    </w:p>
+    <w:p>
+      <w:pPr>
+        <w:pStyle w:val="BodyText"/>
+      </w:pPr>
+      <w:r>
+        <w:t xml:space="preserve">프리야: 엘레나가</w:t>
+      </w:r>
+      <w:r>
+        <w:t xml:space="preserve"> </w:t>
+      </w:r>
+      <w:r>
+        <w:t xml:space="preserve">“</w:t>
+      </w:r>
+      <w:r>
+        <w:t xml:space="preserve">베라</w:t>
+      </w:r>
+      <w:r>
+        <w:t xml:space="preserve">”</w:t>
+      </w:r>
+      <w:r>
+        <w:t xml:space="preserve">를 제안했어요. 라틴어로</w:t>
+      </w:r>
+      <w:r>
+        <w:t xml:space="preserve"> </w:t>
+      </w:r>
+      <w:r>
+        <w:t xml:space="preserve">“</w:t>
+      </w:r>
+      <w:r>
+        <w:t xml:space="preserve">진실한</w:t>
+      </w:r>
+      <w:r>
+        <w:t xml:space="preserve">”</w:t>
+      </w:r>
+      <w:r>
+        <w:t xml:space="preserve">이라는 뜻이에요.</w:t>
+      </w:r>
+    </w:p>
+    <w:p>
+      <w:pPr>
+        <w:pStyle w:val="BodyText"/>
+      </w:pPr>
+      <w:r>
+        <w:t xml:space="preserve">노아: 근데 vera 닷컴은 이미 있더라고. 그래서 Y를 넣었어.</w:t>
+      </w:r>
+    </w:p>
+    <w:p>
+      <w:pPr>
+        <w:pStyle w:val="BodyText"/>
+      </w:pPr>
+      <w:r>
+        <w:t xml:space="preserve">릴리: 그러니까 회사 이름이</w:t>
+      </w:r>
+      <w:r>
+        <w:t xml:space="preserve"> </w:t>
+      </w:r>
+      <w:r>
+        <w:t xml:space="preserve">“</w:t>
+      </w:r>
+      <w:r>
+        <w:t xml:space="preserve">진실 더하기 도메인 문제</w:t>
+      </w:r>
+      <w:r>
+        <w:t xml:space="preserve">”</w:t>
+      </w:r>
+      <w:r>
+        <w:t xml:space="preserve">네.</w:t>
+      </w:r>
+    </w:p>
+    <w:p>
+      <w:pPr>
+        <w:pStyle w:val="BodyText"/>
+      </w:pPr>
+      <w:r>
+        <w:t xml:space="preserve">노아: 그렇게 말하니까 덜 감동적으로 들리네.</w:t>
+      </w:r>
+    </w:p>
     <w:bookmarkEnd w:id="32"/>
+    <w:bookmarkStart w:id="33" w:name="장면1-덱의-구조-1"/>
+    <w:p>
+      <w:pPr>
+        <w:pStyle w:val="Heading3"/>
+      </w:pPr>
+      <w:r>
+        <w:t xml:space="preserve">장면1 — 덱의 구조</w:t>
+      </w:r>
+    </w:p>
+    <w:p>
+      <w:pPr>
+        <w:pStyle w:val="FirstParagraph"/>
+      </w:pPr>
+      <w:r>
+        <w:t xml:space="preserve">프리야: 좋아, 구조부터. 열 장에 뭐가 들어가?</w:t>
+      </w:r>
+    </w:p>
+    <w:p>
+      <w:pPr>
+        <w:pStyle w:val="BodyText"/>
+      </w:pPr>
+      <w:r>
+        <w:t xml:space="preserve">노아: 1번 슬라이드, 표지. 이름, 로고, 한 문장.</w:t>
+      </w:r>
+    </w:p>
+    <w:p>
+      <w:pPr>
+        <w:pStyle w:val="BodyText"/>
+      </w:pPr>
+      <w:r>
+        <w:t xml:space="preserve">릴리: 로고. 병원에서 그린 냅킨 그림 써도 돼?</w:t>
+      </w:r>
+    </w:p>
+    <w:p>
+      <w:pPr>
+        <w:pStyle w:val="BodyText"/>
+      </w:pPr>
+      <w:r>
+        <w:t xml:space="preserve">노아: 그거 아직 갖고 있어?</w:t>
+      </w:r>
+    </w:p>
+    <w:p>
+      <w:pPr>
+        <w:pStyle w:val="BodyText"/>
+      </w:pPr>
+      <w:r>
+        <w:t xml:space="preserve">릴리: 스캔해 뒀지. 2주째 다듬고 있었어.</w:t>
+      </w:r>
+    </w:p>
+    <w:p>
+      <w:pPr>
+        <w:pStyle w:val="BodyText"/>
+      </w:pPr>
+      <w:r>
+        <w:t xml:space="preserve">프리야: 보여 줘요.</w:t>
+      </w:r>
+    </w:p>
+    <w:p>
+      <w:pPr>
+        <w:pStyle w:val="BodyText"/>
+      </w:pPr>
+      <w:r>
+        <w:t xml:space="preserve">릴리: 여기. 그물. 근데 매듭 하나가 열려 있어. 놓아주는 것처럼.</w:t>
+      </w:r>
+    </w:p>
+    <w:p>
+      <w:pPr>
+        <w:pStyle w:val="BodyText"/>
+      </w:pPr>
+      <w:r>
+        <w:t xml:space="preserve">노아: 릴리. 이거 정말 아름답다.</w:t>
+      </w:r>
+    </w:p>
+    <w:p>
+      <w:pPr>
+        <w:pStyle w:val="BodyText"/>
+      </w:pPr>
+      <w:r>
+        <w:t xml:space="preserve">프리야: 딱 그 화학이야. 풀리도록 설계된 연결고리.</w:t>
+      </w:r>
+    </w:p>
+    <w:p>
+      <w:pPr>
+        <w:pStyle w:val="BodyText"/>
+      </w:pPr>
+      <w:r>
+        <w:t xml:space="preserve">릴리: 알아요. 4장 읽었어요. 아니, 그림만요.</w:t>
+      </w:r>
+    </w:p>
+    <w:p>
+      <w:pPr>
+        <w:pStyle w:val="BodyText"/>
+      </w:pPr>
+      <w:r>
+        <w:t xml:space="preserve">노아: 좋아. 로고, 완료. 2번 슬라이드, 문제.</w:t>
+      </w:r>
+    </w:p>
+    <w:p>
+      <w:pPr>
+        <w:pStyle w:val="BodyText"/>
+      </w:pPr>
+      <w:r>
+        <w:t xml:space="preserve">프리야: 3번 슬라이드, 해결책. 4번, 작동 원리.</w:t>
+      </w:r>
+    </w:p>
+    <w:p>
+      <w:pPr>
+        <w:pStyle w:val="BodyText"/>
+      </w:pPr>
+      <w:r>
+        <w:t xml:space="preserve">노아: 5번, 시장. 6번, 경쟁. 7번, 비즈니스 모델.</w:t>
+      </w:r>
+    </w:p>
+    <w:p>
+      <w:pPr>
+        <w:pStyle w:val="BodyText"/>
+      </w:pPr>
+      <w:r>
+        <w:t xml:space="preserve">릴리: 비즈니스 모델이 뭐야?</w:t>
+      </w:r>
+    </w:p>
+    <w:p>
+      <w:pPr>
+        <w:pStyle w:val="BodyText"/>
+      </w:pPr>
+      <w:r>
+        <w:t xml:space="preserve">노아: 돈을 어떻게 버는지. 누가, 얼마를, 얼마나 자주 내는지. 우리 경우엔 클리닉이 필러를 사고, 마음에 들면 계속해서 다시 주문하는 거지.</w:t>
+      </w:r>
+    </w:p>
+    <w:p>
+      <w:pPr>
+        <w:pStyle w:val="BodyText"/>
+      </w:pPr>
+      <w:r>
+        <w:t xml:space="preserve">프리야: 8번, 지금까지 한 일. 우리의 성과.</w:t>
+      </w:r>
+    </w:p>
+    <w:p>
+      <w:pPr>
+        <w:pStyle w:val="BodyText"/>
+      </w:pPr>
+      <w:r>
+        <w:t xml:space="preserve">릴리: 트랙션. 도로 위 타이어처럼?</w:t>
+      </w:r>
+    </w:p>
+    <w:p>
+      <w:pPr>
+        <w:pStyle w:val="BodyText"/>
+      </w:pPr>
+      <w:r>
+        <w:t xml:space="preserve">노아: 비슷해. 우리가 앞으로 나아가고 있다는 증거. 제자리에서 헛돌지 않고.</w:t>
+      </w:r>
+    </w:p>
+    <w:p>
+      <w:pPr>
+        <w:pStyle w:val="BodyText"/>
+      </w:pPr>
+      <w:r>
+        <w:t xml:space="preserve">프리야: 솔직히 말하면 우리 성과는 작아. 인터뷰 열두 건이랑 아직 진행 중인 고압 멸균 시험 하나. 많지 않으니까, 부풀리지 말고 명확하게 보여 줘야 해.</w:t>
+      </w:r>
+    </w:p>
+    <w:p>
+      <w:pPr>
+        <w:pStyle w:val="BodyText"/>
+      </w:pPr>
+      <w:r>
+        <w:t xml:space="preserve">노아: 초기니까. 투자자들도 알아.</w:t>
+      </w:r>
+    </w:p>
+    <w:p>
+      <w:pPr>
+        <w:pStyle w:val="BodyText"/>
+      </w:pPr>
+      <w:r>
+        <w:t xml:space="preserve">릴리: 9번은?</w:t>
+      </w:r>
+    </w:p>
+    <w:p>
+      <w:pPr>
+        <w:pStyle w:val="BodyText"/>
+      </w:pPr>
+      <w:r>
+        <w:t xml:space="preserve">노아: 팀. 우리 네 명.</w:t>
+      </w:r>
+    </w:p>
+    <w:p>
+      <w:pPr>
+        <w:pStyle w:val="BodyText"/>
+      </w:pPr>
+      <w:r>
+        <w:t xml:space="preserve">릴리: 그리고 10번은?</w:t>
+      </w:r>
+    </w:p>
+    <w:p>
+      <w:pPr>
+        <w:pStyle w:val="BodyText"/>
+      </w:pPr>
+      <w:r>
+        <w:t xml:space="preserve">노아: 요청 금액. 150만 달러, 그리고 그걸로 뭘 이룰지. 투자자들은 숫자만 원하는 게 아니라, 자기 돈으로 우리가 정확히 뭘 증명할지 알고 싶어 해.</w:t>
+      </w:r>
+    </w:p>
+    <w:p>
+      <w:pPr>
+        <w:pStyle w:val="BodyText"/>
+      </w:pPr>
+      <w:r>
+        <w:t xml:space="preserve">릴리: 좋아. 구조가 명확하네. 나도 이해할 정도로.</w:t>
+      </w:r>
+    </w:p>
+    <w:p>
+      <w:pPr>
+        <w:pStyle w:val="BodyText"/>
+      </w:pPr>
+      <w:r>
+        <w:t xml:space="preserve">프리야: 그게 기준이에요. 릴리가 이해하면 투자자도 이해해요.</w:t>
+      </w:r>
+    </w:p>
+    <w:p>
+      <w:pPr>
+        <w:pStyle w:val="BodyText"/>
+      </w:pPr>
+      <w:r>
+        <w:t xml:space="preserve">릴리: 칭찬으로 받아들일게요.</w:t>
+      </w:r>
+    </w:p>
+    <w:p>
+      <w:pPr>
+        <w:pStyle w:val="BodyText"/>
+      </w:pPr>
+      <w:r>
+        <w:t xml:space="preserve">노아: 이제 1번 슬라이드에 들어갈 한 문장. 태그라인.</w:t>
+      </w:r>
+    </w:p>
+    <w:p>
+      <w:pPr>
+        <w:pStyle w:val="BodyText"/>
+      </w:pPr>
+      <w:r>
+        <w:t xml:space="preserve">프리야:</w:t>
+      </w:r>
+      <w:r>
+        <w:t xml:space="preserve"> </w:t>
+      </w:r>
+      <w:r>
+        <w:t xml:space="preserve">“</w:t>
+      </w:r>
+      <w:r>
+        <w:t xml:space="preserve">신속한 되돌림을 위한 효소 감응성 가교 히알루론산.</w:t>
+      </w:r>
+      <w:r>
+        <w:t xml:space="preserve">”</w:t>
+      </w:r>
+    </w:p>
+    <w:p>
+      <w:pPr>
+        <w:pStyle w:val="BodyText"/>
+      </w:pPr>
+      <w:r>
+        <w:t xml:space="preserve">릴리: 아무도 기억 못 해. 절대로.</w:t>
+      </w:r>
+    </w:p>
+    <w:p>
+      <w:pPr>
+        <w:pStyle w:val="BodyText"/>
+      </w:pPr>
+      <w:r>
+        <w:t xml:space="preserve">노아:</w:t>
+      </w:r>
+      <w:r>
+        <w:t xml:space="preserve"> </w:t>
+      </w:r>
+      <w:r>
+        <w:t xml:space="preserve">“</w:t>
+      </w:r>
+      <w:r>
+        <w:t xml:space="preserve">비상구가 내장된 오래가는 필러.</w:t>
+      </w:r>
+      <w:r>
+        <w:t xml:space="preserve">”</w:t>
+      </w:r>
+    </w:p>
+    <w:p>
+      <w:pPr>
+        <w:pStyle w:val="BodyText"/>
+      </w:pPr>
+      <w:r>
+        <w:t xml:space="preserve">릴리: 낫네. 그래도 너무 길어.</w:t>
+      </w:r>
+    </w:p>
+    <w:p>
+      <w:pPr>
+        <w:pStyle w:val="BodyText"/>
+      </w:pPr>
+      <w:r>
+        <w:t xml:space="preserve">프리야: 그럼 릴리는 뭐라고 하겠어요?</w:t>
+      </w:r>
+    </w:p>
+    <w:p>
+      <w:pPr>
+        <w:pStyle w:val="BodyText"/>
+      </w:pPr>
+      <w:r>
+        <w:t xml:space="preserve">릴리:</w:t>
+      </w:r>
+      <w:r>
+        <w:t xml:space="preserve"> </w:t>
+      </w:r>
+      <w:r>
+        <w:t xml:space="preserve">“</w:t>
+      </w:r>
+      <w:r>
+        <w:t xml:space="preserve">되돌릴 수 있는 필러.</w:t>
+      </w:r>
+      <w:r>
+        <w:t xml:space="preserve">”</w:t>
+      </w:r>
+    </w:p>
+    <w:p>
+      <w:pPr>
+        <w:pStyle w:val="BodyText"/>
+      </w:pPr>
+      <w:r>
+        <w:t xml:space="preserve">노아: 그거다. 그게 그 문장이야.</w:t>
+      </w:r>
+    </w:p>
+    <w:bookmarkEnd w:id="33"/>
+    <w:bookmarkStart w:id="34" w:name="장면2-슬라이드-피드백-1"/>
+    <w:p>
+      <w:pPr>
+        <w:pStyle w:val="Heading3"/>
+      </w:pPr>
+      <w:r>
+        <w:t xml:space="preserve">장면2 — 슬라이드 피드백</w:t>
+      </w:r>
+    </w:p>
+    <w:p>
+      <w:pPr>
+        <w:pStyle w:val="FirstParagraph"/>
+      </w:pPr>
+      <w:r>
+        <w:t xml:space="preserve">프리야: 자정이야. 문제 슬라이드 보자.</w:t>
+      </w:r>
+    </w:p>
+    <w:p>
+      <w:pPr>
+        <w:pStyle w:val="BodyText"/>
+      </w:pPr>
+      <w:r>
+        <w:t xml:space="preserve">노아: 내 초안이야. 글머리 여섯 개. 통계. 차트. 그리고 인용문.</w:t>
+      </w:r>
+    </w:p>
+    <w:p>
+      <w:pPr>
+        <w:pStyle w:val="BodyText"/>
+      </w:pPr>
+      <w:r>
+        <w:t xml:space="preserve">프리야: 솔직히? 이 슬라이드는 너무 많은 걸 하려고 해.</w:t>
+      </w:r>
+    </w:p>
+    <w:p>
+      <w:pPr>
+        <w:pStyle w:val="BodyText"/>
+      </w:pPr>
+      <w:r>
+        <w:t xml:space="preserve">노아: 너무 많다고? 다 중요한 건데.</w:t>
+      </w:r>
+    </w:p>
+    <w:p>
+      <w:pPr>
+        <w:pStyle w:val="BodyText"/>
+      </w:pPr>
+      <w:r>
+        <w:t xml:space="preserve">프리야: 전부 중요하면 아무것도 중요하지 않아. 투자자는 이 슬라이드를 몇 초밖에 안 볼 거야. 그러니까 분명한 메시지 하나를 말해야 해. 지금은 여섯 가지를 한꺼번에 말하고 있어.</w:t>
+      </w:r>
+    </w:p>
+    <w:p>
+      <w:pPr>
+        <w:pStyle w:val="BodyText"/>
+      </w:pPr>
+      <w:r>
+        <w:t xml:space="preserve">릴리: 프리야 말이 맞아. 내 눈이 어디를 봐야 할지 모르겠어.</w:t>
+      </w:r>
+    </w:p>
+    <w:p>
+      <w:pPr>
+        <w:pStyle w:val="BodyText"/>
+      </w:pPr>
+      <w:r>
+        <w:t xml:space="preserve">노아: 알았어. 뭘 남겨야 해?</w:t>
+      </w:r>
+    </w:p>
+    <w:p>
+      <w:pPr>
+        <w:pStyle w:val="BodyText"/>
+      </w:pPr>
+      <w:r>
+        <w:t xml:space="preserve">프리야: 숫자 하나. 열둘 중 아홉.</w:t>
+      </w:r>
+    </w:p>
+    <w:p>
+      <w:pPr>
+        <w:pStyle w:val="BodyText"/>
+      </w:pPr>
+      <w:r>
+        <w:t xml:space="preserve">릴리: 그리고 인용문 하나. 사람의 목소리.</w:t>
+      </w:r>
+    </w:p>
+    <w:p>
+      <w:pPr>
+        <w:pStyle w:val="BodyText"/>
+      </w:pPr>
+      <w:r>
+        <w:t xml:space="preserve">노아: 재스민의 말.</w:t>
+      </w:r>
+      <w:r>
+        <w:t xml:space="preserve"> </w:t>
+      </w:r>
+      <w:r>
+        <w:t xml:space="preserve">“</w:t>
+      </w:r>
+      <w:r>
+        <w:t xml:space="preserve">10초 동안 전 얼어 버렸어요.</w:t>
+      </w:r>
+      <w:r>
+        <w:t xml:space="preserve">”</w:t>
+      </w:r>
+    </w:p>
+    <w:p>
+      <w:pPr>
+        <w:pStyle w:val="BodyText"/>
+      </w:pPr>
+      <w:r>
+        <w:t xml:space="preserve">프리야: 이름은 빼고. 인터뷰한 모든 사람한테 익명으로 하겠다고 약속했잖아. 2번 슬라이드에서 그 약속을 깨면, 이 업계에서 아무도 우리랑 다시는 얘기 안 할 거야.</w:t>
+      </w:r>
+    </w:p>
+    <w:p>
+      <w:pPr>
+        <w:pStyle w:val="BodyText"/>
+      </w:pPr>
+      <w:r>
+        <w:t xml:space="preserve">노아: 당연하지.</w:t>
+      </w:r>
+      <w:r>
+        <w:t xml:space="preserve"> </w:t>
+      </w:r>
+      <w:r>
+        <w:t xml:space="preserve">“</w:t>
+      </w:r>
+      <w:r>
+        <w:t xml:space="preserve">간호사 시술자, 오스틴.</w:t>
+      </w:r>
+      <w:r>
+        <w:t xml:space="preserve">”</w:t>
+      </w:r>
+    </w:p>
+    <w:p>
+      <w:pPr>
+        <w:pStyle w:val="BodyText"/>
+      </w:pPr>
+      <w:r>
+        <w:t xml:space="preserve">릴리: 숫자 하나, 인용문 하나, 여백은 넉넉하게. 훨씬 낫다.</w:t>
+      </w:r>
+    </w:p>
+    <w:p>
+      <w:pPr>
+        <w:pStyle w:val="BodyText"/>
+      </w:pPr>
+      <w:r>
+        <w:t xml:space="preserve">노아: 다음. 해결책 슬라이드.</w:t>
+      </w:r>
+    </w:p>
+    <w:p>
+      <w:pPr>
+        <w:pStyle w:val="BodyText"/>
+      </w:pPr>
+      <w:r>
+        <w:t xml:space="preserve">프리야: 여기엔 간단한 도식을 넣고 싶어. 그물. 매듭이 열리는 거.</w:t>
+      </w:r>
+    </w:p>
+    <w:p>
+      <w:pPr>
+        <w:pStyle w:val="BodyText"/>
+      </w:pPr>
+      <w:r>
+        <w:t xml:space="preserve">릴리: 로고처럼, 근데 움직이게? 처음엔 촘촘하다가 풀리는 거?</w:t>
+      </w:r>
+    </w:p>
+    <w:p>
+      <w:pPr>
+        <w:pStyle w:val="BodyText"/>
+      </w:pPr>
+      <w:r>
+        <w:t xml:space="preserve">프리야: 네. 할 수 있어요?</w:t>
+      </w:r>
+    </w:p>
+    <w:p>
+      <w:pPr>
+        <w:pStyle w:val="BodyText"/>
+      </w:pPr>
+      <w:r>
+        <w:t xml:space="preserve">릴리: 새벽 2시까지. 한 시간 동안 아무도 말 안 걸면.</w:t>
+      </w:r>
+    </w:p>
+    <w:p>
+      <w:pPr>
+        <w:pStyle w:val="BodyText"/>
+      </w:pPr>
+      <w:r>
+        <w:t xml:space="preserve">노아: 좋아. 프리야, 릴리가 작업하는 동안 시장 슬라이드 하자.</w:t>
+      </w:r>
+    </w:p>
+    <w:p>
+      <w:pPr>
+        <w:pStyle w:val="BodyText"/>
+      </w:pPr>
+      <w:r>
+        <w:t xml:space="preserve">프리야: 필러 시장이 얼마나 커?</w:t>
+      </w:r>
+    </w:p>
+    <w:p>
+      <w:pPr>
+        <w:pStyle w:val="BodyText"/>
+      </w:pPr>
+      <w:r>
+        <w:t xml:space="preserve">노아: 미국에서 연간 수십억 달러. 그리고 성장 중이야.</w:t>
+      </w:r>
+    </w:p>
+    <w:p>
+      <w:pPr>
+        <w:pStyle w:val="BodyText"/>
+      </w:pPr>
+      <w:r>
+        <w:t xml:space="preserve">프리야:</w:t>
+      </w:r>
+      <w:r>
+        <w:t xml:space="preserve"> </w:t>
+      </w:r>
+      <w:r>
+        <w:t xml:space="preserve">“</w:t>
+      </w:r>
+      <w:r>
+        <w:t xml:space="preserve">수십억</w:t>
+      </w:r>
+      <w:r>
+        <w:t xml:space="preserve">”</w:t>
+      </w:r>
+      <w:r>
+        <w:t xml:space="preserve">이 정확히 얼마야? 투자자들이 물어볼 거야.</w:t>
+      </w:r>
+    </w:p>
+    <w:p>
+      <w:pPr>
+        <w:pStyle w:val="BodyText"/>
+      </w:pPr>
+      <w:r>
+        <w:t xml:space="preserve">노아: 정확한 숫자는 공개 보고서에서 찾을게. 할번 파일 말고. 예전 직장 자료를 조금이라도 쓰면 큰 실수고, 애매한 숫자보다 우리한테 훨씬 더 큰 타격이 될 거야.</w:t>
+      </w:r>
+    </w:p>
+    <w:p>
+      <w:pPr>
+        <w:pStyle w:val="BodyText"/>
+      </w:pPr>
+      <w:r>
+        <w:t xml:space="preserve">프리야: 좋아. 깨끗한 손.</w:t>
+      </w:r>
+    </w:p>
+    <w:p>
+      <w:pPr>
+        <w:pStyle w:val="BodyText"/>
+      </w:pPr>
+      <w:r>
+        <w:t xml:space="preserve">노아: 언제나. 다이앤은 시내 반대편에서도 눈치챌 거야.</w:t>
+      </w:r>
+    </w:p>
+    <w:p>
+      <w:pPr>
+        <w:pStyle w:val="BodyText"/>
+      </w:pPr>
+      <w:r>
+        <w:t xml:space="preserve">프리야: 그리고 경쟁? 당연히 할번.</w:t>
+      </w:r>
+    </w:p>
+    <w:p>
+      <w:pPr>
+        <w:pStyle w:val="BodyText"/>
+      </w:pPr>
+      <w:r>
+        <w:t xml:space="preserve">노아: 할번이랑 대형 업체 세 곳 더. 전부 오래가는 제품. 설계부터 되돌릴 수 있는 건 없어.</w:t>
+      </w:r>
+    </w:p>
+    <w:p>
+      <w:pPr>
+        <w:pStyle w:val="BodyText"/>
+      </w:pPr>
+      <w:r>
+        <w:t xml:space="preserve">프리야:</w:t>
+      </w:r>
+      <w:r>
+        <w:t xml:space="preserve"> </w:t>
+      </w:r>
+      <w:r>
+        <w:t xml:space="preserve">“</w:t>
+      </w:r>
+      <w:r>
+        <w:t xml:space="preserve">아직은.</w:t>
+      </w:r>
+      <w:r>
+        <w:t xml:space="preserve">”</w:t>
+      </w:r>
+      <w:r>
+        <w:t xml:space="preserve"> </w:t>
+      </w:r>
+      <w:r>
+        <w:t xml:space="preserve">기억해, 아이디어는 공개돼 있어. 그들이 따라 할 수 있어.</w:t>
+      </w:r>
+    </w:p>
+    <w:p>
+      <w:pPr>
+        <w:pStyle w:val="BodyText"/>
+      </w:pPr>
+      <w:r>
+        <w:t xml:space="preserve">노아: 그럼 우리 강점은 속도, 집중, 더 나은 배합이지. 대형 업체들은 신경 쓸 제품이 많아. 우린 하나뿐이니까, 일하는 시간 전부를 그걸 되돌릴 수 있고 안전하게 만드는 데 쏟을 수 있어.</w:t>
+      </w:r>
+    </w:p>
+    <w:p>
+      <w:pPr>
+        <w:pStyle w:val="BodyText"/>
+      </w:pPr>
+      <w:r>
+        <w:t xml:space="preserve">프리야: 그리고 진심으로 신경 쓰는 팀. 그걸 9번 슬라이드에 넣어.</w:t>
+      </w:r>
+    </w:p>
+    <w:bookmarkEnd w:id="34"/>
+    <w:bookmarkStart w:id="35" w:name="절정전환-새벽-2시-lily의-반대-1"/>
+    <w:p>
+      <w:pPr>
+        <w:pStyle w:val="Heading3"/>
+      </w:pPr>
+      <w:r>
+        <w:t xml:space="preserve">절정·전환 — 새벽 2시, Lily의 반대</w:t>
+      </w:r>
+    </w:p>
+    <w:p>
+      <w:pPr>
+        <w:pStyle w:val="FirstParagraph"/>
+      </w:pPr>
+      <w:r>
+        <w:t xml:space="preserve">노아: 프리야는 집에 갔어. 새벽 2시야. 애니메이션은 어때?</w:t>
+      </w:r>
+    </w:p>
+    <w:p>
+      <w:pPr>
+        <w:pStyle w:val="BodyText"/>
+      </w:pPr>
+      <w:r>
+        <w:t xml:space="preserve">릴리: 끝났어. 봐. 촘촘한 그물. 그다음 효소. 그다음 매듭이 열려.</w:t>
+      </w:r>
+    </w:p>
+    <w:p>
+      <w:pPr>
+        <w:pStyle w:val="BodyText"/>
+      </w:pPr>
+      <w:r>
+        <w:t xml:space="preserve">노아: 완벽해. 좋아, 문제 슬라이드에 아이디어 하나 더.</w:t>
+      </w:r>
+    </w:p>
+    <w:p>
+      <w:pPr>
+        <w:pStyle w:val="BodyText"/>
+      </w:pPr>
+      <w:r>
+        <w:t xml:space="preserve">릴리: 문제 슬라이드는 이미 고쳤잖아.</w:t>
+      </w:r>
+    </w:p>
+    <w:p>
+      <w:pPr>
+        <w:pStyle w:val="BodyText"/>
+      </w:pPr>
+      <w:r>
+        <w:t xml:space="preserve">노아: 사진을 넣으면 어때? 너, 응급실에서. 그날 밤.</w:t>
+      </w:r>
+    </w:p>
+    <w:p>
+      <w:pPr>
+        <w:pStyle w:val="BodyText"/>
+      </w:pPr>
+      <w:r>
+        <w:t xml:space="preserve">릴리: 내 사진을?</w:t>
+      </w:r>
+    </w:p>
+    <w:p>
+      <w:pPr>
+        <w:pStyle w:val="BodyText"/>
+      </w:pPr>
+      <w:r>
+        <w:t xml:space="preserve">노아: 투자자들은 이야기를 기억해, 릴. 차트랑 숫자로 가득한 덱을 수백 개씩 보고, 대부분은 잊어버려. 하지만 진짜 얼굴, 응급실에서의 진짜 하룻밤이 있으면 문제가 진짜가 되지.</w:t>
+      </w:r>
+    </w:p>
+    <w:p>
+      <w:pPr>
+        <w:pStyle w:val="BodyText"/>
+      </w:pPr>
+      <w:r>
+        <w:t xml:space="preserve">릴리: 잿빛이 된 내 코. 슬라이드에. 모르는 사람들 보라고.</w:t>
+      </w:r>
+    </w:p>
+    <w:p>
+      <w:pPr>
+        <w:pStyle w:val="BodyText"/>
+      </w:pPr>
+      <w:r>
+        <w:t xml:space="preserve">노아: 강력하잖아, 릴.</w:t>
+      </w:r>
+    </w:p>
+    <w:p>
+      <w:pPr>
+        <w:pStyle w:val="BodyText"/>
+      </w:pPr>
+      <w:r>
+        <w:t xml:space="preserve">릴리: 난 오빠의 마케팅 스토리가 아니야, 오빠.</w:t>
+      </w:r>
+    </w:p>
+    <w:p>
+      <w:pPr>
+        <w:pStyle w:val="BodyText"/>
+      </w:pPr>
+      <w:r>
+        <w:t xml:space="preserve">노아: 그런 뜻이 아니었어.</w:t>
+      </w:r>
+    </w:p>
+    <w:p>
+      <w:pPr>
+        <w:pStyle w:val="BodyText"/>
+      </w:pPr>
+      <w:r>
+        <w:t xml:space="preserve">릴리: 딱 그런 뜻이었어. 마케팅 목소리 나왔잖아.</w:t>
+      </w:r>
+    </w:p>
+    <w:p>
+      <w:pPr>
+        <w:pStyle w:val="BodyText"/>
+      </w:pPr>
+      <w:r>
+        <w:t xml:space="preserve">노아: 알았어. 그랬을지도 몰라. 미안해.</w:t>
+      </w:r>
+    </w:p>
+    <w:p>
+      <w:pPr>
+        <w:pStyle w:val="BodyText"/>
+      </w:pPr>
+      <w:r>
+        <w:t xml:space="preserve">릴리: 난 아직도 매일 아침 거울을 봐, 오빠. 아무도 못 알아볼 때도 나한텐 그 자국이 보여. 그러니까 그날 밤을 슬라이드에 넣는 건 나한텐 이야기가 아니야. 내 얼굴이야.</w:t>
+      </w:r>
+    </w:p>
+    <w:p>
+      <w:pPr>
+        <w:pStyle w:val="BodyText"/>
+      </w:pPr>
+      <w:r>
+        <w:t xml:space="preserve">노아: 그게 아직도 그렇게 신경 쓰이는 줄 몰랐어.</w:t>
+      </w:r>
+    </w:p>
+    <w:p>
+      <w:pPr>
+        <w:pStyle w:val="BodyText"/>
+      </w:pPr>
+      <w:r>
+        <w:t xml:space="preserve">릴리: 오빠가 안 물어봤으니까. 로고, 애니메이션, 태그라인은 물어봤잖아. 나는 안 물어보고. 2주 동안 오빠를 도왔는데, 내가 어떻게 지내는지는 한 번도 안 물어봤어.</w:t>
+      </w:r>
+    </w:p>
+    <w:p>
+      <w:pPr>
+        <w:pStyle w:val="BodyText"/>
+      </w:pPr>
+      <w:r>
+        <w:t xml:space="preserve">노아: 네 말이 맞아. 너 어때, 릴? 진짜로?</w:t>
+      </w:r>
+    </w:p>
+    <w:p>
+      <w:pPr>
+        <w:pStyle w:val="BodyText"/>
+      </w:pPr>
+      <w:r>
+        <w:t xml:space="preserve">릴리: 어떤 날은 괜찮아. 어떤 날은 컨실러를 엄청 발라.</w:t>
+      </w:r>
+    </w:p>
+    <w:p>
+      <w:pPr>
+        <w:pStyle w:val="BodyText"/>
+      </w:pPr>
+      <w:r>
+        <w:t xml:space="preserve">노아: 사진은 뺄게. 완전히. 약속해.</w:t>
+      </w:r>
+    </w:p>
+    <w:p>
+      <w:pPr>
+        <w:pStyle w:val="BodyText"/>
+      </w:pPr>
+      <w:r>
+        <w:t xml:space="preserve">릴리: 고마워.</w:t>
+      </w:r>
+    </w:p>
+    <w:p>
+      <w:pPr>
+        <w:pStyle w:val="BodyText"/>
+      </w:pPr>
+      <w:r>
+        <w:t xml:space="preserve">노아: 피칭할 때</w:t>
+      </w:r>
+      <w:r>
+        <w:t xml:space="preserve"> </w:t>
+      </w:r>
+      <w:r>
+        <w:t xml:space="preserve">“</w:t>
+      </w:r>
+      <w:r>
+        <w:t xml:space="preserve">제 동생</w:t>
+      </w:r>
+      <w:r>
+        <w:t xml:space="preserve">”</w:t>
+      </w:r>
+      <w:r>
+        <w:t xml:space="preserve">이라고만 말해도 될까? 그 말만. 자세한 건 빼고.</w:t>
+      </w:r>
+    </w:p>
+    <w:p>
+      <w:pPr>
+        <w:pStyle w:val="BodyText"/>
+      </w:pPr>
+      <w:r>
+        <w:t xml:space="preserve">릴리: 그 말은 돼. 내 얼굴은 안 돼. 내 코는 절대 안 되고.</w:t>
+      </w:r>
+    </w:p>
+    <w:p>
+      <w:pPr>
+        <w:pStyle w:val="BodyText"/>
+      </w:pPr>
+      <w:r>
+        <w:t xml:space="preserve">노아: 좋아. 말로만.</w:t>
+      </w:r>
+    </w:p>
+    <w:p>
+      <w:pPr>
+        <w:pStyle w:val="BodyText"/>
+      </w:pPr>
+      <w:r>
+        <w:t xml:space="preserve">릴리: 그리고 오빠? 오빠가 자랑스러워. 마케팅 목소리 낼 때도.</w:t>
+      </w:r>
+    </w:p>
+    <w:p>
+      <w:pPr>
+        <w:pStyle w:val="BodyText"/>
+      </w:pPr>
+      <w:r>
+        <w:t xml:space="preserve">노아: 네가 나한테 한 말 중에 제일 다정한 말인 것 같다.</w:t>
+      </w:r>
+    </w:p>
+    <w:bookmarkEnd w:id="35"/>
+    <w:bookmarkStart w:id="36" w:name="마무리-새벽-3시-elena의-전화-1"/>
+    <w:p>
+      <w:pPr>
+        <w:pStyle w:val="Heading3"/>
+      </w:pPr>
+      <w:r>
+        <w:t xml:space="preserve">마무리 — 새벽 3시, Elena의 전화</w:t>
+      </w:r>
+    </w:p>
+    <w:p>
+      <w:pPr>
+        <w:pStyle w:val="FirstParagraph"/>
+      </w:pPr>
+      <w:r>
+        <w:t xml:space="preserve">릴리: 익숙해지지 마. 오빠 전화 울린다. 새벽 3시에.</w:t>
+      </w:r>
+    </w:p>
+    <w:p>
+      <w:pPr>
+        <w:pStyle w:val="BodyText"/>
+      </w:pPr>
+      <w:r>
+        <w:t xml:space="preserve">엘레나: 노아, 미안해요. 응급실 당직 중이에요. 깨어 있어요?</w:t>
+      </w:r>
+    </w:p>
+    <w:p>
+      <w:pPr>
+        <w:pStyle w:val="BodyText"/>
+      </w:pPr>
+      <w:r>
+        <w:t xml:space="preserve">노아: 완전히 깨어 있어요. 덱 마무리하는 중이에요.</w:t>
+      </w:r>
+    </w:p>
+    <w:p>
+      <w:pPr>
+        <w:pStyle w:val="BodyText"/>
+      </w:pPr>
+      <w:r>
+        <w:t xml:space="preserve">엘레나: 좋아요. 필요할 거예요. 일레인 최가 좋다고 했어요.</w:t>
+      </w:r>
+    </w:p>
+    <w:p>
+      <w:pPr>
+        <w:pStyle w:val="BodyText"/>
+      </w:pPr>
+      <w:r>
+        <w:t xml:space="preserve">노아: 일레인 최요? 의료기기 회사 매각한 그분이요?</w:t>
+      </w:r>
+    </w:p>
+    <w:p>
+      <w:pPr>
+        <w:pStyle w:val="BodyText"/>
+      </w:pPr>
+      <w:r>
+        <w:t xml:space="preserve">엘레나: 맞아요. 병원 이사회에 같이 있어서, 노아랑 그 아이디어에 대해 얘기해 뒀어요. 첫 창업자는 잘 안 만나는 분이라, 이건 진짜 기회예요.</w:t>
+      </w:r>
+    </w:p>
+    <w:p>
+      <w:pPr>
+        <w:pStyle w:val="BodyText"/>
+      </w:pPr>
+      <w:r>
+        <w:t xml:space="preserve">노아: 언제요?</w:t>
+      </w:r>
+    </w:p>
+    <w:p>
+      <w:pPr>
+        <w:pStyle w:val="BodyText"/>
+      </w:pPr>
+      <w:r>
+        <w:t xml:space="preserve">엘레나: 다음 주 목요일. 오후 4시. 그분 집에서. 한 시간.</w:t>
+      </w:r>
+    </w:p>
+    <w:p>
+      <w:pPr>
+        <w:pStyle w:val="BodyText"/>
+      </w:pPr>
+      <w:r>
+        <w:t xml:space="preserve">노아: 고마워요, 엘레나. 이거 엄청난 기회예요.</w:t>
+      </w:r>
+    </w:p>
+    <w:p>
+      <w:pPr>
+        <w:pStyle w:val="BodyText"/>
+      </w:pPr>
+      <w:r>
+        <w:t xml:space="preserve">엘레나: 하나 경고할게요. 아주 어려운 질문을 아주 빨리 하고, 긴 대답을 점잖게 기다려 주지 않아요. 모르는 게 있으면 모른다고 분명히 말해요. 그분 앞에서 추측하지 말고요.</w:t>
+      </w:r>
+    </w:p>
+    <w:p>
+      <w:pPr>
+        <w:pStyle w:val="BodyText"/>
+      </w:pPr>
+      <w:r>
+        <w:t xml:space="preserve">노아: 얼마나 어려운데요?</w:t>
+      </w:r>
+    </w:p>
+    <w:p>
+      <w:pPr>
+        <w:pStyle w:val="BodyText"/>
+      </w:pPr>
+      <w:r>
+        <w:t xml:space="preserve">엘레나: 다 큰 CEO들이 그 집에서 울면서 나오는 걸 봤어요.</w:t>
+      </w:r>
+    </w:p>
+    <w:p>
+      <w:pPr>
+        <w:pStyle w:val="BodyText"/>
+      </w:pPr>
+      <w:r>
+        <w:t xml:space="preserve">릴리: 잘됐네. 결국 누가 울긴 하겠네.</w:t>
+      </w:r>
+    </w:p>
+    <w:p>
+      <w:pPr>
+        <w:pStyle w:val="BodyText"/>
+      </w:pPr>
+      <w:r>
+        <w:t xml:space="preserve">노아: 응원 고맙다, 릴.</w:t>
+      </w:r>
+    </w:p>
+    <w:p>
+      <w:pPr>
+        <w:pStyle w:val="BodyText"/>
+      </w:pPr>
+      <w:r>
+        <w:t xml:space="preserve">릴리: 언제든지. 이제 자. 일주일 안에 그 몰골부터 고쳐.</w:t>
+      </w:r>
+    </w:p>
+    <w:bookmarkEnd w:id="36"/>
+    <w:bookmarkEnd w:id="37"/>
+    <w:bookmarkEnd w:id="38"/>
     <w:sectPr/>
   </w:body>
 </w:document>
@@ -4227,583 +4174,8 @@
       </w:pPr>
     </w:lvl>
   </w:abstractNum>
-  <w:abstractNum w:abstractNumId="99411">
-    <w:nsid w:val="A99411"/>
-    <w:multiLevelType w:val="multilevel"/>
-    <w:lvl w:ilvl="0">
-      <w:start w:val="1"/>
-      <w:numFmt w:val="decimal"/>
-      <w:lvlText w:val="%1."/>
-      <w:lvlJc w:val="left"/>
-      <w:pPr>
-        <w:ind w:left="720" w:hanging="480"/>
-      </w:pPr>
-    </w:lvl>
-    <w:lvl w:ilvl="1">
-      <w:start w:val="1"/>
-      <w:numFmt w:val="decimal"/>
-      <w:lvlText w:val="%2."/>
-      <w:lvlJc w:val="left"/>
-      <w:pPr>
-        <w:ind w:left="1440" w:hanging="480"/>
-      </w:pPr>
-    </w:lvl>
-    <w:lvl w:ilvl="2">
-      <w:start w:val="1"/>
-      <w:numFmt w:val="decimal"/>
-      <w:lvlText w:val="%3."/>
-      <w:lvlJc w:val="left"/>
-      <w:pPr>
-        <w:ind w:left="2160" w:hanging="480"/>
-      </w:pPr>
-    </w:lvl>
-    <w:lvl w:ilvl="3">
-      <w:start w:val="1"/>
-      <w:numFmt w:val="decimal"/>
-      <w:lvlText w:val="%4."/>
-      <w:lvlJc w:val="left"/>
-      <w:pPr>
-        <w:ind w:left="2880" w:hanging="480"/>
-      </w:pPr>
-    </w:lvl>
-    <w:lvl w:ilvl="4">
-      <w:start w:val="1"/>
-      <w:numFmt w:val="decimal"/>
-      <w:lvlText w:val="%5."/>
-      <w:lvlJc w:val="left"/>
-      <w:pPr>
-        <w:ind w:left="3600" w:hanging="480"/>
-      </w:pPr>
-    </w:lvl>
-    <w:lvl w:ilvl="5">
-      <w:start w:val="1"/>
-      <w:numFmt w:val="decimal"/>
-      <w:lvlText w:val="%6."/>
-      <w:lvlJc w:val="left"/>
-      <w:pPr>
-        <w:ind w:left="4320" w:hanging="480"/>
-      </w:pPr>
-    </w:lvl>
-    <w:lvl w:ilvl="6">
-      <w:start w:val="1"/>
-      <w:numFmt w:val="decimal"/>
-      <w:lvlText w:val="%7."/>
-      <w:lvlJc w:val="left"/>
-      <w:pPr>
-        <w:ind w:left="5040" w:hanging="480"/>
-      </w:pPr>
-    </w:lvl>
-    <w:lvl w:ilvl="7">
-      <w:start w:val="1"/>
-      <w:numFmt w:val="decimal"/>
-      <w:lvlText w:val="%8."/>
-      <w:lvlJc w:val="left"/>
-      <w:pPr>
-        <w:ind w:left="5760" w:hanging="480"/>
-      </w:pPr>
-    </w:lvl>
-    <w:lvl w:ilvl="8">
-      <w:start w:val="1"/>
-      <w:numFmt w:val="decimal"/>
-      <w:lvlText w:val="%9."/>
-      <w:lvlJc w:val="left"/>
-      <w:pPr>
-        <w:ind w:left="6480" w:hanging="480"/>
-      </w:pPr>
-    </w:lvl>
-  </w:abstractNum>
-  <w:abstractNum w:abstractNumId="994116">
-    <w:nsid w:val="A994116"/>
-    <w:multiLevelType w:val="multilevel"/>
-    <w:lvl w:ilvl="0">
-      <w:start w:val="16"/>
-      <w:numFmt w:val="decimal"/>
-      <w:lvlText w:val="%1."/>
-      <w:lvlJc w:val="left"/>
-      <w:pPr>
-        <w:ind w:left="720" w:hanging="480"/>
-      </w:pPr>
-    </w:lvl>
-    <w:lvl w:ilvl="1">
-      <w:start w:val="16"/>
-      <w:numFmt w:val="decimal"/>
-      <w:lvlText w:val="%2."/>
-      <w:lvlJc w:val="left"/>
-      <w:pPr>
-        <w:ind w:left="1440" w:hanging="480"/>
-      </w:pPr>
-    </w:lvl>
-    <w:lvl w:ilvl="2">
-      <w:start w:val="16"/>
-      <w:numFmt w:val="decimal"/>
-      <w:lvlText w:val="%3."/>
-      <w:lvlJc w:val="left"/>
-      <w:pPr>
-        <w:ind w:left="2160" w:hanging="480"/>
-      </w:pPr>
-    </w:lvl>
-    <w:lvl w:ilvl="3">
-      <w:start w:val="16"/>
-      <w:numFmt w:val="decimal"/>
-      <w:lvlText w:val="%4."/>
-      <w:lvlJc w:val="left"/>
-      <w:pPr>
-        <w:ind w:left="2880" w:hanging="480"/>
-      </w:pPr>
-    </w:lvl>
-    <w:lvl w:ilvl="4">
-      <w:start w:val="16"/>
-      <w:numFmt w:val="decimal"/>
-      <w:lvlText w:val="%5."/>
-      <w:lvlJc w:val="left"/>
-      <w:pPr>
-        <w:ind w:left="3600" w:hanging="480"/>
-      </w:pPr>
-    </w:lvl>
-    <w:lvl w:ilvl="5">
-      <w:start w:val="16"/>
-      <w:numFmt w:val="decimal"/>
-      <w:lvlText w:val="%6."/>
-      <w:lvlJc w:val="left"/>
-      <w:pPr>
-        <w:ind w:left="4320" w:hanging="480"/>
-      </w:pPr>
-    </w:lvl>
-    <w:lvl w:ilvl="6">
-      <w:start w:val="16"/>
-      <w:numFmt w:val="decimal"/>
-      <w:lvlText w:val="%7."/>
-      <w:lvlJc w:val="left"/>
-      <w:pPr>
-        <w:ind w:left="5040" w:hanging="480"/>
-      </w:pPr>
-    </w:lvl>
-    <w:lvl w:ilvl="7">
-      <w:start w:val="16"/>
-      <w:numFmt w:val="decimal"/>
-      <w:lvlText w:val="%8."/>
-      <w:lvlJc w:val="left"/>
-      <w:pPr>
-        <w:ind w:left="5760" w:hanging="480"/>
-      </w:pPr>
-    </w:lvl>
-    <w:lvl w:ilvl="8">
-      <w:start w:val="16"/>
-      <w:numFmt w:val="decimal"/>
-      <w:lvlText w:val="%9."/>
-      <w:lvlJc w:val="left"/>
-      <w:pPr>
-        <w:ind w:left="6480" w:hanging="480"/>
-      </w:pPr>
-    </w:lvl>
-  </w:abstractNum>
-  <w:abstractNum w:abstractNumId="994151">
-    <w:nsid w:val="A994151"/>
-    <w:multiLevelType w:val="multilevel"/>
-    <w:lvl w:ilvl="0">
-      <w:start w:val="51"/>
-      <w:numFmt w:val="decimal"/>
-      <w:lvlText w:val="%1."/>
-      <w:lvlJc w:val="left"/>
-      <w:pPr>
-        <w:ind w:left="720" w:hanging="480"/>
-      </w:pPr>
-    </w:lvl>
-    <w:lvl w:ilvl="1">
-      <w:start w:val="51"/>
-      <w:numFmt w:val="decimal"/>
-      <w:lvlText w:val="%2."/>
-      <w:lvlJc w:val="left"/>
-      <w:pPr>
-        <w:ind w:left="1440" w:hanging="480"/>
-      </w:pPr>
-    </w:lvl>
-    <w:lvl w:ilvl="2">
-      <w:start w:val="51"/>
-      <w:numFmt w:val="decimal"/>
-      <w:lvlText w:val="%3."/>
-      <w:lvlJc w:val="left"/>
-      <w:pPr>
-        <w:ind w:left="2160" w:hanging="480"/>
-      </w:pPr>
-    </w:lvl>
-    <w:lvl w:ilvl="3">
-      <w:start w:val="51"/>
-      <w:numFmt w:val="decimal"/>
-      <w:lvlText w:val="%4."/>
-      <w:lvlJc w:val="left"/>
-      <w:pPr>
-        <w:ind w:left="2880" w:hanging="480"/>
-      </w:pPr>
-    </w:lvl>
-    <w:lvl w:ilvl="4">
-      <w:start w:val="51"/>
-      <w:numFmt w:val="decimal"/>
-      <w:lvlText w:val="%5."/>
-      <w:lvlJc w:val="left"/>
-      <w:pPr>
-        <w:ind w:left="3600" w:hanging="480"/>
-      </w:pPr>
-    </w:lvl>
-    <w:lvl w:ilvl="5">
-      <w:start w:val="51"/>
-      <w:numFmt w:val="decimal"/>
-      <w:lvlText w:val="%6."/>
-      <w:lvlJc w:val="left"/>
-      <w:pPr>
-        <w:ind w:left="4320" w:hanging="480"/>
-      </w:pPr>
-    </w:lvl>
-    <w:lvl w:ilvl="6">
-      <w:start w:val="51"/>
-      <w:numFmt w:val="decimal"/>
-      <w:lvlText w:val="%7."/>
-      <w:lvlJc w:val="left"/>
-      <w:pPr>
-        <w:ind w:left="5040" w:hanging="480"/>
-      </w:pPr>
-    </w:lvl>
-    <w:lvl w:ilvl="7">
-      <w:start w:val="51"/>
-      <w:numFmt w:val="decimal"/>
-      <w:lvlText w:val="%8."/>
-      <w:lvlJc w:val="left"/>
-      <w:pPr>
-        <w:ind w:left="5760" w:hanging="480"/>
-      </w:pPr>
-    </w:lvl>
-    <w:lvl w:ilvl="8">
-      <w:start w:val="51"/>
-      <w:numFmt w:val="decimal"/>
-      <w:lvlText w:val="%9."/>
-      <w:lvlJc w:val="left"/>
-      <w:pPr>
-        <w:ind w:left="6480" w:hanging="480"/>
-      </w:pPr>
-    </w:lvl>
-  </w:abstractNum>
-  <w:abstractNum w:abstractNumId="994181">
-    <w:nsid w:val="A994181"/>
-    <w:multiLevelType w:val="multilevel"/>
-    <w:lvl w:ilvl="0">
-      <w:start w:val="81"/>
-      <w:numFmt w:val="decimal"/>
-      <w:lvlText w:val="%1."/>
-      <w:lvlJc w:val="left"/>
-      <w:pPr>
-        <w:ind w:left="720" w:hanging="480"/>
-      </w:pPr>
-    </w:lvl>
-    <w:lvl w:ilvl="1">
-      <w:start w:val="81"/>
-      <w:numFmt w:val="decimal"/>
-      <w:lvlText w:val="%2."/>
-      <w:lvlJc w:val="left"/>
-      <w:pPr>
-        <w:ind w:left="1440" w:hanging="480"/>
-      </w:pPr>
-    </w:lvl>
-    <w:lvl w:ilvl="2">
-      <w:start w:val="81"/>
-      <w:numFmt w:val="decimal"/>
-      <w:lvlText w:val="%3."/>
-      <w:lvlJc w:val="left"/>
-      <w:pPr>
-        <w:ind w:left="2160" w:hanging="480"/>
-      </w:pPr>
-    </w:lvl>
-    <w:lvl w:ilvl="3">
-      <w:start w:val="81"/>
-      <w:numFmt w:val="decimal"/>
-      <w:lvlText w:val="%4."/>
-      <w:lvlJc w:val="left"/>
-      <w:pPr>
-        <w:ind w:left="2880" w:hanging="480"/>
-      </w:pPr>
-    </w:lvl>
-    <w:lvl w:ilvl="4">
-      <w:start w:val="81"/>
-      <w:numFmt w:val="decimal"/>
-      <w:lvlText w:val="%5."/>
-      <w:lvlJc w:val="left"/>
-      <w:pPr>
-        <w:ind w:left="3600" w:hanging="480"/>
-      </w:pPr>
-    </w:lvl>
-    <w:lvl w:ilvl="5">
-      <w:start w:val="81"/>
-      <w:numFmt w:val="decimal"/>
-      <w:lvlText w:val="%6."/>
-      <w:lvlJc w:val="left"/>
-      <w:pPr>
-        <w:ind w:left="4320" w:hanging="480"/>
-      </w:pPr>
-    </w:lvl>
-    <w:lvl w:ilvl="6">
-      <w:start w:val="81"/>
-      <w:numFmt w:val="decimal"/>
-      <w:lvlText w:val="%7."/>
-      <w:lvlJc w:val="left"/>
-      <w:pPr>
-        <w:ind w:left="5040" w:hanging="480"/>
-      </w:pPr>
-    </w:lvl>
-    <w:lvl w:ilvl="7">
-      <w:start w:val="81"/>
-      <w:numFmt w:val="decimal"/>
-      <w:lvlText w:val="%8."/>
-      <w:lvlJc w:val="left"/>
-      <w:pPr>
-        <w:ind w:left="5760" w:hanging="480"/>
-      </w:pPr>
-    </w:lvl>
-    <w:lvl w:ilvl="8">
-      <w:start w:val="81"/>
-      <w:numFmt w:val="decimal"/>
-      <w:lvlText w:val="%9."/>
-      <w:lvlJc w:val="left"/>
-      <w:pPr>
-        <w:ind w:left="6480" w:hanging="480"/>
-      </w:pPr>
-    </w:lvl>
-  </w:abstractNum>
-  <w:abstractNum w:abstractNumId="9941106">
-    <w:nsid w:val="A9941106"/>
-    <w:multiLevelType w:val="multilevel"/>
-    <w:lvl w:ilvl="0">
-      <w:start w:val="106"/>
-      <w:numFmt w:val="decimal"/>
-      <w:lvlText w:val="%1."/>
-      <w:lvlJc w:val="left"/>
-      <w:pPr>
-        <w:ind w:left="720" w:hanging="480"/>
-      </w:pPr>
-    </w:lvl>
-    <w:lvl w:ilvl="1">
-      <w:start w:val="106"/>
-      <w:numFmt w:val="decimal"/>
-      <w:lvlText w:val="%2."/>
-      <w:lvlJc w:val="left"/>
-      <w:pPr>
-        <w:ind w:left="1440" w:hanging="480"/>
-      </w:pPr>
-    </w:lvl>
-    <w:lvl w:ilvl="2">
-      <w:start w:val="106"/>
-      <w:numFmt w:val="decimal"/>
-      <w:lvlText w:val="%3."/>
-      <w:lvlJc w:val="left"/>
-      <w:pPr>
-        <w:ind w:left="2160" w:hanging="480"/>
-      </w:pPr>
-    </w:lvl>
-    <w:lvl w:ilvl="3">
-      <w:start w:val="106"/>
-      <w:numFmt w:val="decimal"/>
-      <w:lvlText w:val="%4."/>
-      <w:lvlJc w:val="left"/>
-      <w:pPr>
-        <w:ind w:left="2880" w:hanging="480"/>
-      </w:pPr>
-    </w:lvl>
-    <w:lvl w:ilvl="4">
-      <w:start w:val="106"/>
-      <w:numFmt w:val="decimal"/>
-      <w:lvlText w:val="%5."/>
-      <w:lvlJc w:val="left"/>
-      <w:pPr>
-        <w:ind w:left="3600" w:hanging="480"/>
-      </w:pPr>
-    </w:lvl>
-    <w:lvl w:ilvl="5">
-      <w:start w:val="106"/>
-      <w:numFmt w:val="decimal"/>
-      <w:lvlText w:val="%6."/>
-      <w:lvlJc w:val="left"/>
-      <w:pPr>
-        <w:ind w:left="4320" w:hanging="480"/>
-      </w:pPr>
-    </w:lvl>
-    <w:lvl w:ilvl="6">
-      <w:start w:val="106"/>
-      <w:numFmt w:val="decimal"/>
-      <w:lvlText w:val="%7."/>
-      <w:lvlJc w:val="left"/>
-      <w:pPr>
-        <w:ind w:left="5040" w:hanging="480"/>
-      </w:pPr>
-    </w:lvl>
-    <w:lvl w:ilvl="7">
-      <w:start w:val="106"/>
-      <w:numFmt w:val="decimal"/>
-      <w:lvlText w:val="%8."/>
-      <w:lvlJc w:val="left"/>
-      <w:pPr>
-        <w:ind w:left="5760" w:hanging="480"/>
-      </w:pPr>
-    </w:lvl>
-    <w:lvl w:ilvl="8">
-      <w:start w:val="106"/>
-      <w:numFmt w:val="decimal"/>
-      <w:lvlText w:val="%9."/>
-      <w:lvlJc w:val="left"/>
-      <w:pPr>
-        <w:ind w:left="6480" w:hanging="480"/>
-      </w:pPr>
-    </w:lvl>
-  </w:abstractNum>
   <w:num w:numId="1000">
     <w:abstractNumId w:val="990"/>
-  </w:num>
-  <w:num w:numId="1001">
-    <w:abstractNumId w:val="99411"/>
-    <w:lvlOverride w:ilvl="0">
-      <w:startOverride w:val="1"/>
-    </w:lvlOverride>
-    <w:lvlOverride w:ilvl="1">
-      <w:startOverride w:val="1"/>
-    </w:lvlOverride>
-    <w:lvlOverride w:ilvl="2">
-      <w:startOverride w:val="1"/>
-    </w:lvlOverride>
-    <w:lvlOverride w:ilvl="3">
-      <w:startOverride w:val="1"/>
-    </w:lvlOverride>
-    <w:lvlOverride w:ilvl="4">
-      <w:startOverride w:val="1"/>
-    </w:lvlOverride>
-    <w:lvlOverride w:ilvl="5">
-      <w:startOverride w:val="1"/>
-    </w:lvlOverride>
-    <w:lvlOverride w:ilvl="6">
-      <w:startOverride w:val="1"/>
-    </w:lvlOverride>
-    <w:lvlOverride w:ilvl="7">
-      <w:startOverride w:val="1"/>
-    </w:lvlOverride>
-    <w:lvlOverride w:ilvl="8">
-      <w:startOverride w:val="1"/>
-    </w:lvlOverride>
-  </w:num>
-  <w:num w:numId="1002">
-    <w:abstractNumId w:val="994116"/>
-    <w:lvlOverride w:ilvl="0">
-      <w:startOverride w:val="16"/>
-    </w:lvlOverride>
-    <w:lvlOverride w:ilvl="1">
-      <w:startOverride w:val="16"/>
-    </w:lvlOverride>
-    <w:lvlOverride w:ilvl="2">
-      <w:startOverride w:val="16"/>
-    </w:lvlOverride>
-    <w:lvlOverride w:ilvl="3">
-      <w:startOverride w:val="16"/>
-    </w:lvlOverride>
-    <w:lvlOverride w:ilvl="4">
-      <w:startOverride w:val="16"/>
-    </w:lvlOverride>
-    <w:lvlOverride w:ilvl="5">
-      <w:startOverride w:val="16"/>
-    </w:lvlOverride>
-    <w:lvlOverride w:ilvl="6">
-      <w:startOverride w:val="16"/>
-    </w:lvlOverride>
-    <w:lvlOverride w:ilvl="7">
-      <w:startOverride w:val="16"/>
-    </w:lvlOverride>
-    <w:lvlOverride w:ilvl="8">
-      <w:startOverride w:val="16"/>
-    </w:lvlOverride>
-  </w:num>
-  <w:num w:numId="1003">
-    <w:abstractNumId w:val="994151"/>
-    <w:lvlOverride w:ilvl="0">
-      <w:startOverride w:val="51"/>
-    </w:lvlOverride>
-    <w:lvlOverride w:ilvl="1">
-      <w:startOverride w:val="51"/>
-    </w:lvlOverride>
-    <w:lvlOverride w:ilvl="2">
-      <w:startOverride w:val="51"/>
-    </w:lvlOverride>
-    <w:lvlOverride w:ilvl="3">
-      <w:startOverride w:val="51"/>
-    </w:lvlOverride>
-    <w:lvlOverride w:ilvl="4">
-      <w:startOverride w:val="51"/>
-    </w:lvlOverride>
-    <w:lvlOverride w:ilvl="5">
-      <w:startOverride w:val="51"/>
-    </w:lvlOverride>
-    <w:lvlOverride w:ilvl="6">
-      <w:startOverride w:val="51"/>
-    </w:lvlOverride>
-    <w:lvlOverride w:ilvl="7">
-      <w:startOverride w:val="51"/>
-    </w:lvlOverride>
-    <w:lvlOverride w:ilvl="8">
-      <w:startOverride w:val="51"/>
-    </w:lvlOverride>
-  </w:num>
-  <w:num w:numId="1004">
-    <w:abstractNumId w:val="994181"/>
-    <w:lvlOverride w:ilvl="0">
-      <w:startOverride w:val="81"/>
-    </w:lvlOverride>
-    <w:lvlOverride w:ilvl="1">
-      <w:startOverride w:val="81"/>
-    </w:lvlOverride>
-    <w:lvlOverride w:ilvl="2">
-      <w:startOverride w:val="81"/>
-    </w:lvlOverride>
-    <w:lvlOverride w:ilvl="3">
-      <w:startOverride w:val="81"/>
-    </w:lvlOverride>
-    <w:lvlOverride w:ilvl="4">
-      <w:startOverride w:val="81"/>
-    </w:lvlOverride>
-    <w:lvlOverride w:ilvl="5">
-      <w:startOverride w:val="81"/>
-    </w:lvlOverride>
-    <w:lvlOverride w:ilvl="6">
-      <w:startOverride w:val="81"/>
-    </w:lvlOverride>
-    <w:lvlOverride w:ilvl="7">
-      <w:startOverride w:val="81"/>
-    </w:lvlOverride>
-    <w:lvlOverride w:ilvl="8">
-      <w:startOverride w:val="81"/>
-    </w:lvlOverride>
-  </w:num>
-  <w:num w:numId="1005">
-    <w:abstractNumId w:val="9941106"/>
-    <w:lvlOverride w:ilvl="0">
-      <w:startOverride w:val="106"/>
-    </w:lvlOverride>
-    <w:lvlOverride w:ilvl="1">
-      <w:startOverride w:val="106"/>
-    </w:lvlOverride>
-    <w:lvlOverride w:ilvl="2">
-      <w:startOverride w:val="106"/>
-    </w:lvlOverride>
-    <w:lvlOverride w:ilvl="3">
-      <w:startOverride w:val="106"/>
-    </w:lvlOverride>
-    <w:lvlOverride w:ilvl="4">
-      <w:startOverride w:val="106"/>
-    </w:lvlOverride>
-    <w:lvlOverride w:ilvl="5">
-      <w:startOverride w:val="106"/>
-    </w:lvlOverride>
-    <w:lvlOverride w:ilvl="6">
-      <w:startOverride w:val="106"/>
-    </w:lvlOverride>
-    <w:lvlOverride w:ilvl="7">
-      <w:startOverride w:val="106"/>
-    </w:lvlOverride>
-    <w:lvlOverride w:ilvl="8">
-      <w:startOverride w:val="106"/>
-    </w:lvlOverride>
   </w:num>
 </w:numbering>
 </file>
